--- a/docs/monography/TCC - Artur Rios da Silva Oliveira.docx
+++ b/docs/monography/TCC - Artur Rios da Silva Oliveira.docx
@@ -244,7 +244,7 @@
           <w:color w:val="000000"/>
           <w:sz w:val="22"/>
         </w:rPr>
-        <w:t>A conciliação contábil consome tempo e permanece sujeita a erro humano nas organizações que a executam manualmente, o que motivou o interesse por automação apoiada em aprendizado supervisionado. Este trabalho investigou qual algoritmo melhor automatiza a conciliação entre registros de pagamento e notas fiscais de serviços eletrônicas, e em que medida esse desempenho decorre do algoritmo ou da representação atribuída aos dados. Foram simuladas duas fontes heterogêneas, uma planilha de pagamentos e um conjunto de documentos fiscais em formato XML, submetidas a extração, transformação e carga e empregadas no treinamento de floresta aleatória, máquina de vetores de suporte e regressão logística. O primeiro experimento produziu acurácia unitária para a floresta aleatória, desempenho que a auditoria do código atribuiu à circularidade entre a regra de rotulagem e os atributos preditores. Um experimento de ablação quantificou essa circularidade e demonstrou que a vantagem de nove pontos percentuais da floresta sobre os demais algoritmos decorria integralmente da codificação por valor-sentinela. Um segundo experimento, com rótulo derivado da verdade de origem do gerador, guarda automatizado contra vazamento e seleção por recall da classe de exceção sob precisão mínima de 0,90, reposicionou a comparação: em dez execuções, a floresta aleatória detectou 1,44 ponto percentual mais divergências que a máquina de vetores de suporte e 4,56 mais que a regressão logística, ao custo de encaminhar 27,6% do lote à revisão manual. A representação dos dados e a procedência do rótulo pesaram mais na conciliação contábil automatizada do que a escolha do algoritmo.</w:t>
+        <w:t>A conciliação contábil consome tempo e permanece sujeita a erro humano nas organizações que a executam manualmente, o que motivou o interesse por automação apoiada em aprendizado supervisionado. Este trabalho investigou qual algoritmo melhor automatiza a conciliação entre registros de pagamento e notas fiscais de serviços eletrônicas, e em que medida esse desempenho decorre do algoritmo ou da representação atribuída aos dados. Foram simuladas duas fontes heterogêneas, uma planilha de pagamentos e um conjunto de documentos fiscais em formato XML, submetidas a extração, transformação e carga e empregadas no treinamento de floresta aleatória, máquina de vetores de suporte e regressão logística. O primeiro experimento produziu acurácia unitária para a floresta aleatória, desempenho que a auditoria do código atribuiu à circularidade entre a regra de rotulagem e os atributos preditores. Um experimento de ablação quantificou essa circularidade e demonstrou que a vantagem de onze pontos percentuais de F1-macro da floresta sobre os demais algoritmos decorria integralmente da codificação por valor-sentinela. Um segundo experimento, com rótulo derivado da verdade de origem do gerador, guarda automatizado contra vazamento e seleção por recall da classe de exceção sob precisão mínima de 0,90, reposicionou a comparação: em dez execuções, a floresta aleatória detectou 1,44 ponto percentual mais divergências que a máquina de vetores de suporte e 4,56 mais que a regressão logística, ao custo de encaminhar 27,6% do lote à revisão manual. A representação dos dados e a procedência do rótulo pesaram mais na conciliação contábil automatizada do que a escolha do algoritmo.</w:t>
       </w:r>
     </w:p>
     <w:p>
@@ -343,7 +343,7 @@
           <w:color w:val="000000"/>
           <w:sz w:val="22"/>
         </w:rPr>
-        <w:t>Accounting reconciliation is time consuming and remains exposed to human error in organisations that still perform it manually, a condition that motivated interest in automation supported by supervised learning. This work investigated which algorithm best automates the reconciliation between payment records and electronic service invoices, and to what extent the observed performance follows from the algorithm or from the representation assigned to the data. Two heterogeneous sources were simulated, a supplier payment spreadsheet and a set of tax documents in XML format, processed through extraction, transformation and loading and used to train a random forest, a support vector machine and a logistic regression. The first experiment produced unit accuracy for the random forest, a performance that the code audit attributed to circularity between the labelling rule and the predictive attributes. An ablation experiment quantified that circularity and showed that the nine percentage point advantage of the forest over the remaining algorithms followed entirely from sentinel value encoding. A second experiment, with the label taken from generator ground truth, an automated leakage guard and model selection by exception recall under a minimum precision of 0.90, repositioned the comparison: across ten independent runs the random forest detected 1.44 percentage points more divergences than the support vector machine and 4.56 percentage points more than the logistic regression, at the cost of referring 27.6% of the batch to manual review. Data representation and label provenance weighed more on automated accounting reconciliation than the choice of algorithm.</w:t>
+        <w:t>Accounting reconciliation is time consuming and remains exposed to human error in organisations that still perform it manually, a condition that motivated interest in automation supported by supervised learning. This work investigated which algorithm best automates the reconciliation between payment records and electronic service invoices, and to what extent the observed performance follows from the algorithm or from the representation assigned to the data. Two heterogeneous sources were simulated, a supplier payment spreadsheet and a set of tax documents in XML format, processed through extraction, transformation and loading and used to train a random forest, a support vector machine and a logistic regression. The first experiment produced unit accuracy for the random forest, a performance that the code audit attributed to circularity between the labelling rule and the predictive attributes. An ablation experiment quantified that circularity and showed that the eleven percentage point macro-F1 advantage of the forest over the remaining algorithms followed entirely from sentinel value encoding. A second experiment, with the label taken from generator ground truth, an automated leakage guard and model selection by exception recall under a minimum precision of 0.90, repositioned the comparison: across ten independent runs the random forest detected 1.44 percentage points more divergences than the support vector machine and 4.56 percentage points more than the logistic regression, at the cost of referring 27.6% of the batch to manual review. Data representation and label provenance weighed more on automated accounting reconciliation than the choice of algorithm.</w:t>
       </w:r>
     </w:p>
     <w:p>
@@ -1327,7 +1327,7 @@
           <w:color w:val="000000"/>
           <w:sz w:val="22"/>
         </w:rPr>
-        <w:t>O módulo de extração leu a planilha de pagamentos e percorreu os documentos XML, convertendo ambos em estruturas tabulares. O módulo de limpeza padronizou os números de inscrição pela remoção de máscara e pela validação dos dígitos verificadores, converteu datas para um tipo temporal único e normalizou os valores monetários. A junção entre as fontes foi realizada pela inscrição do fornecedor, e produziu 7.518 registros a partir dos 7.500 pagamentos solicitados, diferença decorrente de inscrições duplicadas resolvidas no cruzamento.</w:t>
+        <w:t>O módulo de extração leu a planilha de pagamentos e percorreu os documentos XML, convertendo ambos em estruturas tabulares. O módulo de limpeza padronizou os números de inscrição pela remoção de máscara e pela validação dos dígitos verificadores, converteu datas para um tipo temporal único e normalizou os valores monetários. A junção entre as fontes foi realizada pela inscrição do fornecedor, e produziu 7.518 registros a partir dos 7.500 pagamentos solicitados. A diferença não é uma duplicidade resolvida no cruzamento: são dezoito pagamentos cuja inscrição aparece em duas notas, de modo que a junção os multiplica em duas linhas, doze delas com rótulos contraditórios entre si. A causa está examinada adiante, entre os modos de falha silenciosa.</w:t>
       </w:r>
     </w:p>
     <w:p>
@@ -1830,6 +1830,8 @@
           <w:sz w:val="18"/>
         </w:rPr>
         <w:t xml:space="preserve">                        - merged["nfse_data_emissao"]).dt.days.abs()</w:t>
+        <w:br/>
+        <w:t xml:space="preserve">                        .fillna(9999)   # valor-sentinela</w:t>
       </w:r>
     </w:p>
     <w:p>
@@ -6198,16 +6200,17 @@
               <w:spacing w:line="240" w:lineRule="auto" w:before="0" w:after="0"/>
               <w:jc w:val="both"/>
             </w:pPr>
-            <w:r/>
-            <w:r>
-              <w:rPr>
-                <w:rFonts w:ascii="Arial" w:hAnsi="Arial" w:cs="Arial" w:eastAsia="Arial"/>
-                <w:b w:val="0"/>
-                <w:i w:val="0"/>
-                <w:color w:val="000000"/>
-                <w:sz w:val="22"/>
-              </w:rPr>
-              <w:t>indicador de coincidência entre os municípios do prestador e do tomador</w:t>
+            <w:r>
+              <w:t>indicador de coincidência entre o município do centro de custo do pagamento e o município declarado na nota</w:t>
+            </w:r>
+            <w:r>
+              <w:rPr>
+                <w:rFonts w:ascii="Arial" w:hAnsi="Arial" w:cs="Arial" w:eastAsia="Arial"/>
+                <w:b w:val="0"/>
+                <w:i w:val="0"/>
+                <w:color w:val="000000"/>
+                <w:sz w:val="22"/>
+              </w:rPr>
             </w:r>
           </w:p>
         </w:tc>
@@ -7482,7 +7485,7 @@
           <w:color w:val="000000"/>
           <w:sz w:val="22"/>
         </w:rPr>
-        <w:t>A reprodutibilidade foi tratada como requisito de projeto, e não como consequência. Todos os parâmetros de simulação, rotulagem, modelagem e avaliação residem em um único arquivo de configuração; a semente é explícita em cada camada; e os artefatos de cada cenário são persistidos em diretórios separados. Uma suíte de 128 testes automatizados cobre os quatro módulos do pacote e inclui asserções de regressão para os modos de falha descobertos ao longo do trabalho, entre eles a detecção de vazamento em base deliberadamente circular, a exigência de que nenhuma coluna seja constante na partição de treino e a verificação de que o limiar de decisão jamais seja calibrado no conjunto de teste.</w:t>
+        <w:t>A reprodutibilidade foi tratada como requisito de projeto, e não como consequência. Todos os parâmetros de simulação, rotulagem, modelagem e avaliação residem em um único arquivo de configuração; a semente é explícita em cada camada; e os artefatos de cada cenário são persistidos em diretórios separados. A janela de datas simuladas é ancorada em uma data de referência declarada na configuração, e não no relógio, e a lista de inscrições é construída na ordem de sorteio, e não pela iteração de um conjunto — duas correções cuja ausência tornava o experimento principal não reprodutível, como a discussão detalha. Uma suíte de 140 testes automatizados cobre os quatro módulos do pacote e inclui asserções de regressão para os modos de falha descobertos ao longo do trabalho, entre eles a detecção de vazamento em base deliberadamente circular, a exigência de que nenhuma coluna seja constante na partição de treino, a exigência de que treino e teste apresentem escalas comparáveis, a reprodutibilidade da geração entre processos distintos e a verificação de que o limiar de decisão jamais seja calibrado no conjunto de teste.</w:t>
       </w:r>
     </w:p>
     <w:p>
@@ -7563,7 +7566,7 @@
           <w:color w:val="000000"/>
           <w:sz w:val="22"/>
         </w:rPr>
-        <w:t>Os três algoritmos foram treinados e avaliados nos dois cenários de rigor de rótulo, sobre a partição de teste de 1.504 registros. As Tabelas 8 e 9 reúnem o desempenho obtido. A floresta aleatória atingiu valor unitário em todas as métricas, nos dois cenários, com desvio-padrão de validação cruzada exatamente nulo no cenário exact. A máquina de vetores de suporte e a regressão logística estacionaram próximas de 0,89 de F1-macro no cenário exact, diferença de nove pontos percentuais em relação à floresta.</w:t>
+        <w:t>Os três algoritmos foram treinados e avaliados nos dois cenários de rigor de rótulo, sobre a partição de teste de 1.504 registros. As Tabelas 8 e 9 reúnem o desempenho obtido. A floresta aleatória atingiu valor unitário em todas as métricas, nos dois cenários, com desvio-padrão de validação cruzada exatamente nulo no cenário exact. A máquina de vetores de suporte e a regressão logística estacionaram em 0,8892 de F1-macro no cenário exact, diferença de onze pontos percentuais de F1-macro em relação à floresta.</w:t>
       </w:r>
     </w:p>
     <w:p>
@@ -7745,17 +7748,18 @@
               <w:spacing w:line="240" w:lineRule="auto" w:before="0" w:after="0"/>
               <w:jc w:val="left"/>
             </w:pPr>
-            <w:r/>
-            <w:r>
-              <w:rPr>
-                <w:rFonts w:ascii="Arial" w:hAnsi="Arial" w:cs="Arial" w:eastAsia="Arial"/>
-                <w:b w:val="0"/>
-                <w:i w:val="0"/>
-                <w:color w:val="000000"/>
-                <w:sz w:val="22"/>
-              </w:rPr>
+            <w:r>
               <w:t>Acurácia</w:t>
             </w:r>
+            <w:r>
+              <w:rPr>
+                <w:rFonts w:ascii="Arial" w:hAnsi="Arial" w:cs="Arial" w:eastAsia="Arial"/>
+                <w:b w:val="0"/>
+                <w:i w:val="0"/>
+                <w:color w:val="000000"/>
+                <w:sz w:val="22"/>
+              </w:rPr>
+            </w:r>
           </w:p>
         </w:tc>
         <w:tc>
@@ -7774,17 +7778,18 @@
               <w:spacing w:line="240" w:lineRule="auto" w:before="0" w:after="0"/>
               <w:jc w:val="right"/>
             </w:pPr>
-            <w:r/>
-            <w:r>
-              <w:rPr>
-                <w:rFonts w:ascii="Arial" w:hAnsi="Arial" w:cs="Arial" w:eastAsia="Arial"/>
-                <w:b w:val="0"/>
-                <w:i w:val="0"/>
-                <w:color w:val="000000"/>
-                <w:sz w:val="22"/>
-              </w:rPr>
+            <w:r>
               <w:t>1,0000</w:t>
             </w:r>
+            <w:r>
+              <w:rPr>
+                <w:rFonts w:ascii="Arial" w:hAnsi="Arial" w:cs="Arial" w:eastAsia="Arial"/>
+                <w:b w:val="0"/>
+                <w:i w:val="0"/>
+                <w:color w:val="000000"/>
+                <w:sz w:val="22"/>
+              </w:rPr>
+            </w:r>
           </w:p>
         </w:tc>
         <w:tc>
@@ -7803,16 +7808,17 @@
               <w:spacing w:line="240" w:lineRule="auto" w:before="0" w:after="0"/>
               <w:jc w:val="right"/>
             </w:pPr>
-            <w:r/>
-            <w:r>
-              <w:rPr>
-                <w:rFonts w:ascii="Arial" w:hAnsi="Arial" w:cs="Arial" w:eastAsia="Arial"/>
-                <w:b w:val="0"/>
-                <w:i w:val="0"/>
-                <w:color w:val="000000"/>
-                <w:sz w:val="22"/>
-              </w:rPr>
-              <w:t>0,9136</w:t>
+            <w:r>
+              <w:t>0,9149</w:t>
+            </w:r>
+            <w:r>
+              <w:rPr>
+                <w:rFonts w:ascii="Arial" w:hAnsi="Arial" w:cs="Arial" w:eastAsia="Arial"/>
+                <w:b w:val="0"/>
+                <w:i w:val="0"/>
+                <w:color w:val="000000"/>
+                <w:sz w:val="22"/>
+              </w:rPr>
             </w:r>
           </w:p>
         </w:tc>
@@ -7832,16 +7838,17 @@
               <w:spacing w:line="240" w:lineRule="auto" w:before="0" w:after="0"/>
               <w:jc w:val="right"/>
             </w:pPr>
-            <w:r/>
-            <w:r>
-              <w:rPr>
-                <w:rFonts w:ascii="Arial" w:hAnsi="Arial" w:cs="Arial" w:eastAsia="Arial"/>
-                <w:b w:val="0"/>
-                <w:i w:val="0"/>
-                <w:color w:val="000000"/>
-                <w:sz w:val="22"/>
-              </w:rPr>
-              <w:t>0,9136</w:t>
+            <w:r>
+              <w:t>0,9149</w:t>
+            </w:r>
+            <w:r>
+              <w:rPr>
+                <w:rFonts w:ascii="Arial" w:hAnsi="Arial" w:cs="Arial" w:eastAsia="Arial"/>
+                <w:b w:val="0"/>
+                <w:i w:val="0"/>
+                <w:color w:val="000000"/>
+                <w:sz w:val="22"/>
+              </w:rPr>
             </w:r>
           </w:p>
         </w:tc>
@@ -7866,17 +7873,18 @@
               <w:spacing w:line="240" w:lineRule="auto" w:before="0" w:after="0"/>
               <w:jc w:val="left"/>
             </w:pPr>
-            <w:r/>
-            <w:r>
-              <w:rPr>
-                <w:rFonts w:ascii="Arial" w:hAnsi="Arial" w:cs="Arial" w:eastAsia="Arial"/>
-                <w:b w:val="0"/>
-                <w:i w:val="0"/>
-                <w:color w:val="000000"/>
-                <w:sz w:val="22"/>
-              </w:rPr>
+            <w:r>
               <w:t>F1-macro</w:t>
             </w:r>
+            <w:r>
+              <w:rPr>
+                <w:rFonts w:ascii="Arial" w:hAnsi="Arial" w:cs="Arial" w:eastAsia="Arial"/>
+                <w:b w:val="0"/>
+                <w:i w:val="0"/>
+                <w:color w:val="000000"/>
+                <w:sz w:val="22"/>
+              </w:rPr>
+            </w:r>
           </w:p>
         </w:tc>
         <w:tc>
@@ -7895,17 +7903,18 @@
               <w:spacing w:line="240" w:lineRule="auto" w:before="0" w:after="0"/>
               <w:jc w:val="right"/>
             </w:pPr>
-            <w:r/>
-            <w:r>
-              <w:rPr>
-                <w:rFonts w:ascii="Arial" w:hAnsi="Arial" w:cs="Arial" w:eastAsia="Arial"/>
-                <w:b w:val="0"/>
-                <w:i w:val="0"/>
-                <w:color w:val="000000"/>
-                <w:sz w:val="22"/>
-              </w:rPr>
+            <w:r>
               <w:t>1,0000</w:t>
             </w:r>
+            <w:r>
+              <w:rPr>
+                <w:rFonts w:ascii="Arial" w:hAnsi="Arial" w:cs="Arial" w:eastAsia="Arial"/>
+                <w:b w:val="0"/>
+                <w:i w:val="0"/>
+                <w:color w:val="000000"/>
+                <w:sz w:val="22"/>
+              </w:rPr>
+            </w:r>
           </w:p>
         </w:tc>
         <w:tc>
@@ -7924,16 +7933,17 @@
               <w:spacing w:line="240" w:lineRule="auto" w:before="0" w:after="0"/>
               <w:jc w:val="right"/>
             </w:pPr>
-            <w:r/>
-            <w:r>
-              <w:rPr>
-                <w:rFonts w:ascii="Arial" w:hAnsi="Arial" w:cs="Arial" w:eastAsia="Arial"/>
-                <w:b w:val="0"/>
-                <w:i w:val="0"/>
-                <w:color w:val="000000"/>
-                <w:sz w:val="22"/>
-              </w:rPr>
-              <w:t>0,8873</w:t>
+            <w:r>
+              <w:t>0,8892</w:t>
+            </w:r>
+            <w:r>
+              <w:rPr>
+                <w:rFonts w:ascii="Arial" w:hAnsi="Arial" w:cs="Arial" w:eastAsia="Arial"/>
+                <w:b w:val="0"/>
+                <w:i w:val="0"/>
+                <w:color w:val="000000"/>
+                <w:sz w:val="22"/>
+              </w:rPr>
             </w:r>
           </w:p>
         </w:tc>
@@ -7953,16 +7963,17 @@
               <w:spacing w:line="240" w:lineRule="auto" w:before="0" w:after="0"/>
               <w:jc w:val="right"/>
             </w:pPr>
-            <w:r/>
-            <w:r>
-              <w:rPr>
-                <w:rFonts w:ascii="Arial" w:hAnsi="Arial" w:cs="Arial" w:eastAsia="Arial"/>
-                <w:b w:val="0"/>
-                <w:i w:val="0"/>
-                <w:color w:val="000000"/>
-                <w:sz w:val="22"/>
-              </w:rPr>
-              <w:t>0,8873</w:t>
+            <w:r>
+              <w:t>0,8892</w:t>
+            </w:r>
+            <w:r>
+              <w:rPr>
+                <w:rFonts w:ascii="Arial" w:hAnsi="Arial" w:cs="Arial" w:eastAsia="Arial"/>
+                <w:b w:val="0"/>
+                <w:i w:val="0"/>
+                <w:color w:val="000000"/>
+                <w:sz w:val="22"/>
+              </w:rPr>
             </w:r>
           </w:p>
         </w:tc>
@@ -7987,17 +7998,18 @@
               <w:spacing w:line="240" w:lineRule="auto" w:before="0" w:after="0"/>
               <w:jc w:val="left"/>
             </w:pPr>
-            <w:r/>
-            <w:r>
-              <w:rPr>
-                <w:rFonts w:ascii="Arial" w:hAnsi="Arial" w:cs="Arial" w:eastAsia="Arial"/>
-                <w:b w:val="0"/>
-                <w:i w:val="0"/>
-                <w:color w:val="000000"/>
-                <w:sz w:val="22"/>
-              </w:rPr>
+            <w:r>
               <w:t>Precisão-macro</w:t>
             </w:r>
+            <w:r>
+              <w:rPr>
+                <w:rFonts w:ascii="Arial" w:hAnsi="Arial" w:cs="Arial" w:eastAsia="Arial"/>
+                <w:b w:val="0"/>
+                <w:i w:val="0"/>
+                <w:color w:val="000000"/>
+                <w:sz w:val="22"/>
+              </w:rPr>
+            </w:r>
           </w:p>
         </w:tc>
         <w:tc>
@@ -8016,17 +8028,18 @@
               <w:spacing w:line="240" w:lineRule="auto" w:before="0" w:after="0"/>
               <w:jc w:val="right"/>
             </w:pPr>
-            <w:r/>
-            <w:r>
-              <w:rPr>
-                <w:rFonts w:ascii="Arial" w:hAnsi="Arial" w:cs="Arial" w:eastAsia="Arial"/>
-                <w:b w:val="0"/>
-                <w:i w:val="0"/>
-                <w:color w:val="000000"/>
-                <w:sz w:val="22"/>
-              </w:rPr>
+            <w:r>
               <w:t>1,0000</w:t>
             </w:r>
+            <w:r>
+              <w:rPr>
+                <w:rFonts w:ascii="Arial" w:hAnsi="Arial" w:cs="Arial" w:eastAsia="Arial"/>
+                <w:b w:val="0"/>
+                <w:i w:val="0"/>
+                <w:color w:val="000000"/>
+                <w:sz w:val="22"/>
+              </w:rPr>
+            </w:r>
           </w:p>
         </w:tc>
         <w:tc>
@@ -8045,16 +8058,17 @@
               <w:spacing w:line="240" w:lineRule="auto" w:before="0" w:after="0"/>
               <w:jc w:val="right"/>
             </w:pPr>
-            <w:r/>
-            <w:r>
-              <w:rPr>
-                <w:rFonts w:ascii="Arial" w:hAnsi="Arial" w:cs="Arial" w:eastAsia="Arial"/>
-                <w:b w:val="0"/>
-                <w:i w:val="0"/>
-                <w:color w:val="000000"/>
-                <w:sz w:val="22"/>
-              </w:rPr>
-              <w:t>0,9449</w:t>
+            <w:r>
+              <w:t>0,9457</w:t>
+            </w:r>
+            <w:r>
+              <w:rPr>
+                <w:rFonts w:ascii="Arial" w:hAnsi="Arial" w:cs="Arial" w:eastAsia="Arial"/>
+                <w:b w:val="0"/>
+                <w:i w:val="0"/>
+                <w:color w:val="000000"/>
+                <w:sz w:val="22"/>
+              </w:rPr>
             </w:r>
           </w:p>
         </w:tc>
@@ -8074,16 +8088,17 @@
               <w:spacing w:line="240" w:lineRule="auto" w:before="0" w:after="0"/>
               <w:jc w:val="right"/>
             </w:pPr>
-            <w:r/>
-            <w:r>
-              <w:rPr>
-                <w:rFonts w:ascii="Arial" w:hAnsi="Arial" w:cs="Arial" w:eastAsia="Arial"/>
-                <w:b w:val="0"/>
-                <w:i w:val="0"/>
-                <w:color w:val="000000"/>
-                <w:sz w:val="22"/>
-              </w:rPr>
-              <w:t>0,9449</w:t>
+            <w:r>
+              <w:t>0,9457</w:t>
+            </w:r>
+            <w:r>
+              <w:rPr>
+                <w:rFonts w:ascii="Arial" w:hAnsi="Arial" w:cs="Arial" w:eastAsia="Arial"/>
+                <w:b w:val="0"/>
+                <w:i w:val="0"/>
+                <w:color w:val="000000"/>
+                <w:sz w:val="22"/>
+              </w:rPr>
             </w:r>
           </w:p>
         </w:tc>
@@ -8108,17 +8123,18 @@
               <w:spacing w:line="240" w:lineRule="auto" w:before="0" w:after="0"/>
               <w:jc w:val="left"/>
             </w:pPr>
-            <w:r/>
-            <w:r>
-              <w:rPr>
-                <w:rFonts w:ascii="Arial" w:hAnsi="Arial" w:cs="Arial" w:eastAsia="Arial"/>
-                <w:b w:val="0"/>
-                <w:i w:val="0"/>
-                <w:color w:val="000000"/>
-                <w:sz w:val="22"/>
-              </w:rPr>
+            <w:r>
               <w:t>Recall-macro</w:t>
             </w:r>
+            <w:r>
+              <w:rPr>
+                <w:rFonts w:ascii="Arial" w:hAnsi="Arial" w:cs="Arial" w:eastAsia="Arial"/>
+                <w:b w:val="0"/>
+                <w:i w:val="0"/>
+                <w:color w:val="000000"/>
+                <w:sz w:val="22"/>
+              </w:rPr>
+            </w:r>
           </w:p>
         </w:tc>
         <w:tc>
@@ -8137,17 +8153,18 @@
               <w:spacing w:line="240" w:lineRule="auto" w:before="0" w:after="0"/>
               <w:jc w:val="right"/>
             </w:pPr>
-            <w:r/>
-            <w:r>
-              <w:rPr>
-                <w:rFonts w:ascii="Arial" w:hAnsi="Arial" w:cs="Arial" w:eastAsia="Arial"/>
-                <w:b w:val="0"/>
-                <w:i w:val="0"/>
-                <w:color w:val="000000"/>
-                <w:sz w:val="22"/>
-              </w:rPr>
+            <w:r>
               <w:t>1,0000</w:t>
             </w:r>
+            <w:r>
+              <w:rPr>
+                <w:rFonts w:ascii="Arial" w:hAnsi="Arial" w:cs="Arial" w:eastAsia="Arial"/>
+                <w:b w:val="0"/>
+                <w:i w:val="0"/>
+                <w:color w:val="000000"/>
+                <w:sz w:val="22"/>
+              </w:rPr>
+            </w:r>
           </w:p>
         </w:tc>
         <w:tc>
@@ -8166,16 +8183,17 @@
               <w:spacing w:line="240" w:lineRule="auto" w:before="0" w:after="0"/>
               <w:jc w:val="right"/>
             </w:pPr>
-            <w:r/>
-            <w:r>
-              <w:rPr>
-                <w:rFonts w:ascii="Arial" w:hAnsi="Arial" w:cs="Arial" w:eastAsia="Arial"/>
-                <w:b w:val="0"/>
-                <w:i w:val="0"/>
-                <w:color w:val="000000"/>
-                <w:sz w:val="22"/>
-              </w:rPr>
-              <w:t>0,8568</w:t>
+            <w:r>
+              <w:t>0,8590</w:t>
+            </w:r>
+            <w:r>
+              <w:rPr>
+                <w:rFonts w:ascii="Arial" w:hAnsi="Arial" w:cs="Arial" w:eastAsia="Arial"/>
+                <w:b w:val="0"/>
+                <w:i w:val="0"/>
+                <w:color w:val="000000"/>
+                <w:sz w:val="22"/>
+              </w:rPr>
             </w:r>
           </w:p>
         </w:tc>
@@ -8195,16 +8213,17 @@
               <w:spacing w:line="240" w:lineRule="auto" w:before="0" w:after="0"/>
               <w:jc w:val="right"/>
             </w:pPr>
-            <w:r/>
-            <w:r>
-              <w:rPr>
-                <w:rFonts w:ascii="Arial" w:hAnsi="Arial" w:cs="Arial" w:eastAsia="Arial"/>
-                <w:b w:val="0"/>
-                <w:i w:val="0"/>
-                <w:color w:val="000000"/>
-                <w:sz w:val="22"/>
-              </w:rPr>
-              <w:t>0,8568</w:t>
+            <w:r>
+              <w:t>0,8590</w:t>
+            </w:r>
+            <w:r>
+              <w:rPr>
+                <w:rFonts w:ascii="Arial" w:hAnsi="Arial" w:cs="Arial" w:eastAsia="Arial"/>
+                <w:b w:val="0"/>
+                <w:i w:val="0"/>
+                <w:color w:val="000000"/>
+                <w:sz w:val="22"/>
+              </w:rPr>
             </w:r>
           </w:p>
         </w:tc>
@@ -8229,17 +8248,18 @@
               <w:spacing w:line="240" w:lineRule="auto" w:before="0" w:after="0"/>
               <w:jc w:val="left"/>
             </w:pPr>
-            <w:r/>
-            <w:r>
-              <w:rPr>
-                <w:rFonts w:ascii="Arial" w:hAnsi="Arial" w:cs="Arial" w:eastAsia="Arial"/>
-                <w:b w:val="0"/>
-                <w:i w:val="0"/>
-                <w:color w:val="000000"/>
-                <w:sz w:val="22"/>
-              </w:rPr>
+            <w:r>
               <w:t>Validação cruzada</w:t>
             </w:r>
+            <w:r>
+              <w:rPr>
+                <w:rFonts w:ascii="Arial" w:hAnsi="Arial" w:cs="Arial" w:eastAsia="Arial"/>
+                <w:b w:val="0"/>
+                <w:i w:val="0"/>
+                <w:color w:val="000000"/>
+                <w:sz w:val="22"/>
+              </w:rPr>
+            </w:r>
           </w:p>
         </w:tc>
         <w:tc>
@@ -8258,17 +8278,18 @@
               <w:spacing w:line="240" w:lineRule="auto" w:before="0" w:after="0"/>
               <w:jc w:val="right"/>
             </w:pPr>
-            <w:r/>
-            <w:r>
-              <w:rPr>
-                <w:rFonts w:ascii="Arial" w:hAnsi="Arial" w:cs="Arial" w:eastAsia="Arial"/>
-                <w:b w:val="0"/>
-                <w:i w:val="0"/>
-                <w:color w:val="000000"/>
-                <w:sz w:val="22"/>
-              </w:rPr>
+            <w:r>
               <w:t>1,0000 ± 0,0000</w:t>
             </w:r>
+            <w:r>
+              <w:rPr>
+                <w:rFonts w:ascii="Arial" w:hAnsi="Arial" w:cs="Arial" w:eastAsia="Arial"/>
+                <w:b w:val="0"/>
+                <w:i w:val="0"/>
+                <w:color w:val="000000"/>
+                <w:sz w:val="22"/>
+              </w:rPr>
+            </w:r>
           </w:p>
         </w:tc>
         <w:tc>
@@ -8287,16 +8308,17 @@
               <w:spacing w:line="240" w:lineRule="auto" w:before="0" w:after="0"/>
               <w:jc w:val="right"/>
             </w:pPr>
-            <w:r/>
-            <w:r>
-              <w:rPr>
-                <w:rFonts w:ascii="Arial" w:hAnsi="Arial" w:cs="Arial" w:eastAsia="Arial"/>
-                <w:b w:val="0"/>
-                <w:i w:val="0"/>
-                <w:color w:val="000000"/>
-                <w:sz w:val="22"/>
-              </w:rPr>
-              <w:t>0,9080 ± 0,0092</w:t>
+            <w:r>
+              <w:t>0,9061 ± 0,0072</w:t>
+            </w:r>
+            <w:r>
+              <w:rPr>
+                <w:rFonts w:ascii="Arial" w:hAnsi="Arial" w:cs="Arial" w:eastAsia="Arial"/>
+                <w:b w:val="0"/>
+                <w:i w:val="0"/>
+                <w:color w:val="000000"/>
+                <w:sz w:val="22"/>
+              </w:rPr>
             </w:r>
           </w:p>
         </w:tc>
@@ -8316,16 +8338,17 @@
               <w:spacing w:line="240" w:lineRule="auto" w:before="0" w:after="0"/>
               <w:jc w:val="right"/>
             </w:pPr>
-            <w:r/>
-            <w:r>
-              <w:rPr>
-                <w:rFonts w:ascii="Arial" w:hAnsi="Arial" w:cs="Arial" w:eastAsia="Arial"/>
-                <w:b w:val="0"/>
-                <w:i w:val="0"/>
-                <w:color w:val="000000"/>
-                <w:sz w:val="22"/>
-              </w:rPr>
-              <w:t>0,9086 ± 0,0089</w:t>
+            <w:r>
+              <w:t>0,9081 ± 0,0089</w:t>
+            </w:r>
+            <w:r>
+              <w:rPr>
+                <w:rFonts w:ascii="Arial" w:hAnsi="Arial" w:cs="Arial" w:eastAsia="Arial"/>
+                <w:b w:val="0"/>
+                <w:i w:val="0"/>
+                <w:color w:val="000000"/>
+                <w:sz w:val="22"/>
+              </w:rPr>
             </w:r>
           </w:p>
         </w:tc>
@@ -8350,17 +8373,18 @@
               <w:spacing w:line="240" w:lineRule="auto" w:before="0" w:after="0"/>
               <w:jc w:val="left"/>
             </w:pPr>
-            <w:r/>
-            <w:r>
-              <w:rPr>
-                <w:rFonts w:ascii="Arial" w:hAnsi="Arial" w:cs="Arial" w:eastAsia="Arial"/>
-                <w:b w:val="0"/>
-                <w:i w:val="0"/>
-                <w:color w:val="000000"/>
-                <w:sz w:val="22"/>
-              </w:rPr>
+            <w:r>
               <w:t>ROC-AUC</w:t>
             </w:r>
+            <w:r>
+              <w:rPr>
+                <w:rFonts w:ascii="Arial" w:hAnsi="Arial" w:cs="Arial" w:eastAsia="Arial"/>
+                <w:b w:val="0"/>
+                <w:i w:val="0"/>
+                <w:color w:val="000000"/>
+                <w:sz w:val="22"/>
+              </w:rPr>
+            </w:r>
           </w:p>
         </w:tc>
         <w:tc>
@@ -8379,17 +8403,18 @@
               <w:spacing w:line="240" w:lineRule="auto" w:before="0" w:after="0"/>
               <w:jc w:val="right"/>
             </w:pPr>
-            <w:r/>
-            <w:r>
-              <w:rPr>
-                <w:rFonts w:ascii="Arial" w:hAnsi="Arial" w:cs="Arial" w:eastAsia="Arial"/>
-                <w:b w:val="0"/>
-                <w:i w:val="0"/>
-                <w:color w:val="000000"/>
-                <w:sz w:val="22"/>
-              </w:rPr>
+            <w:r>
               <w:t>1,0000</w:t>
             </w:r>
+            <w:r>
+              <w:rPr>
+                <w:rFonts w:ascii="Arial" w:hAnsi="Arial" w:cs="Arial" w:eastAsia="Arial"/>
+                <w:b w:val="0"/>
+                <w:i w:val="0"/>
+                <w:color w:val="000000"/>
+                <w:sz w:val="22"/>
+              </w:rPr>
+            </w:r>
           </w:p>
         </w:tc>
         <w:tc>
@@ -8408,16 +8433,17 @@
               <w:spacing w:line="240" w:lineRule="auto" w:before="0" w:after="0"/>
               <w:jc w:val="right"/>
             </w:pPr>
-            <w:r/>
-            <w:r>
-              <w:rPr>
-                <w:rFonts w:ascii="Arial" w:hAnsi="Arial" w:cs="Arial" w:eastAsia="Arial"/>
-                <w:b w:val="0"/>
-                <w:i w:val="0"/>
-                <w:color w:val="000000"/>
-                <w:sz w:val="22"/>
-              </w:rPr>
-              <w:t>0,9866</w:t>
+            <w:r>
+              <w:t>0,9824</w:t>
+            </w:r>
+            <w:r>
+              <w:rPr>
+                <w:rFonts w:ascii="Arial" w:hAnsi="Arial" w:cs="Arial" w:eastAsia="Arial"/>
+                <w:b w:val="0"/>
+                <w:i w:val="0"/>
+                <w:color w:val="000000"/>
+                <w:sz w:val="22"/>
+              </w:rPr>
             </w:r>
           </w:p>
         </w:tc>
@@ -8437,16 +8463,17 @@
               <w:spacing w:line="240" w:lineRule="auto" w:before="0" w:after="0"/>
               <w:jc w:val="right"/>
             </w:pPr>
-            <w:r/>
-            <w:r>
-              <w:rPr>
-                <w:rFonts w:ascii="Arial" w:hAnsi="Arial" w:cs="Arial" w:eastAsia="Arial"/>
-                <w:b w:val="0"/>
-                <w:i w:val="0"/>
-                <w:color w:val="000000"/>
-                <w:sz w:val="22"/>
-              </w:rPr>
-              <w:t>0,9713</w:t>
+            <w:r>
+              <w:t>0,9877</w:t>
+            </w:r>
+            <w:r>
+              <w:rPr>
+                <w:rFonts w:ascii="Arial" w:hAnsi="Arial" w:cs="Arial" w:eastAsia="Arial"/>
+                <w:b w:val="0"/>
+                <w:i w:val="0"/>
+                <w:color w:val="000000"/>
+                <w:sz w:val="22"/>
+              </w:rPr>
             </w:r>
           </w:p>
         </w:tc>
@@ -8672,17 +8699,18 @@
               <w:spacing w:line="240" w:lineRule="auto" w:before="0" w:after="0"/>
               <w:jc w:val="left"/>
             </w:pPr>
-            <w:r/>
-            <w:r>
-              <w:rPr>
-                <w:rFonts w:ascii="Arial" w:hAnsi="Arial" w:cs="Arial" w:eastAsia="Arial"/>
-                <w:b w:val="0"/>
-                <w:i w:val="0"/>
-                <w:color w:val="000000"/>
-                <w:sz w:val="22"/>
-              </w:rPr>
+            <w:r>
               <w:t>Acurácia</w:t>
             </w:r>
+            <w:r>
+              <w:rPr>
+                <w:rFonts w:ascii="Arial" w:hAnsi="Arial" w:cs="Arial" w:eastAsia="Arial"/>
+                <w:b w:val="0"/>
+                <w:i w:val="0"/>
+                <w:color w:val="000000"/>
+                <w:sz w:val="22"/>
+              </w:rPr>
+            </w:r>
           </w:p>
         </w:tc>
         <w:tc>
@@ -8701,17 +8729,18 @@
               <w:spacing w:line="240" w:lineRule="auto" w:before="0" w:after="0"/>
               <w:jc w:val="right"/>
             </w:pPr>
-            <w:r/>
-            <w:r>
-              <w:rPr>
-                <w:rFonts w:ascii="Arial" w:hAnsi="Arial" w:cs="Arial" w:eastAsia="Arial"/>
-                <w:b w:val="0"/>
-                <w:i w:val="0"/>
-                <w:color w:val="000000"/>
-                <w:sz w:val="22"/>
-              </w:rPr>
+            <w:r>
               <w:t>1,0000</w:t>
             </w:r>
+            <w:r>
+              <w:rPr>
+                <w:rFonts w:ascii="Arial" w:hAnsi="Arial" w:cs="Arial" w:eastAsia="Arial"/>
+                <w:b w:val="0"/>
+                <w:i w:val="0"/>
+                <w:color w:val="000000"/>
+                <w:sz w:val="22"/>
+              </w:rPr>
+            </w:r>
           </w:p>
         </w:tc>
         <w:tc>
@@ -8730,16 +8759,17 @@
               <w:spacing w:line="240" w:lineRule="auto" w:before="0" w:after="0"/>
               <w:jc w:val="right"/>
             </w:pPr>
-            <w:r/>
-            <w:r>
-              <w:rPr>
-                <w:rFonts w:ascii="Arial" w:hAnsi="Arial" w:cs="Arial" w:eastAsia="Arial"/>
-                <w:b w:val="0"/>
-                <w:i w:val="0"/>
-                <w:color w:val="000000"/>
-                <w:sz w:val="22"/>
-              </w:rPr>
-              <w:t>0,9209</w:t>
+            <w:r>
+              <w:t>0,9182</w:t>
+            </w:r>
+            <w:r>
+              <w:rPr>
+                <w:rFonts w:ascii="Arial" w:hAnsi="Arial" w:cs="Arial" w:eastAsia="Arial"/>
+                <w:b w:val="0"/>
+                <w:i w:val="0"/>
+                <w:color w:val="000000"/>
+                <w:sz w:val="22"/>
+              </w:rPr>
             </w:r>
           </w:p>
         </w:tc>
@@ -8759,16 +8789,17 @@
               <w:spacing w:line="240" w:lineRule="auto" w:before="0" w:after="0"/>
               <w:jc w:val="right"/>
             </w:pPr>
-            <w:r/>
-            <w:r>
-              <w:rPr>
-                <w:rFonts w:ascii="Arial" w:hAnsi="Arial" w:cs="Arial" w:eastAsia="Arial"/>
-                <w:b w:val="0"/>
-                <w:i w:val="0"/>
-                <w:color w:val="000000"/>
-                <w:sz w:val="22"/>
-              </w:rPr>
-              <w:t>0,9235</w:t>
+            <w:r>
+              <w:t>0,9282</w:t>
+            </w:r>
+            <w:r>
+              <w:rPr>
+                <w:rFonts w:ascii="Arial" w:hAnsi="Arial" w:cs="Arial" w:eastAsia="Arial"/>
+                <w:b w:val="0"/>
+                <w:i w:val="0"/>
+                <w:color w:val="000000"/>
+                <w:sz w:val="22"/>
+              </w:rPr>
             </w:r>
           </w:p>
         </w:tc>
@@ -8793,17 +8824,18 @@
               <w:spacing w:line="240" w:lineRule="auto" w:before="0" w:after="0"/>
               <w:jc w:val="left"/>
             </w:pPr>
-            <w:r/>
-            <w:r>
-              <w:rPr>
-                <w:rFonts w:ascii="Arial" w:hAnsi="Arial" w:cs="Arial" w:eastAsia="Arial"/>
-                <w:b w:val="0"/>
-                <w:i w:val="0"/>
-                <w:color w:val="000000"/>
-                <w:sz w:val="22"/>
-              </w:rPr>
+            <w:r>
               <w:t>F1-macro</w:t>
             </w:r>
+            <w:r>
+              <w:rPr>
+                <w:rFonts w:ascii="Arial" w:hAnsi="Arial" w:cs="Arial" w:eastAsia="Arial"/>
+                <w:b w:val="0"/>
+                <w:i w:val="0"/>
+                <w:color w:val="000000"/>
+                <w:sz w:val="22"/>
+              </w:rPr>
+            </w:r>
           </w:p>
         </w:tc>
         <w:tc>
@@ -8822,17 +8854,18 @@
               <w:spacing w:line="240" w:lineRule="auto" w:before="0" w:after="0"/>
               <w:jc w:val="right"/>
             </w:pPr>
-            <w:r/>
-            <w:r>
-              <w:rPr>
-                <w:rFonts w:ascii="Arial" w:hAnsi="Arial" w:cs="Arial" w:eastAsia="Arial"/>
-                <w:b w:val="0"/>
-                <w:i w:val="0"/>
-                <w:color w:val="000000"/>
-                <w:sz w:val="22"/>
-              </w:rPr>
+            <w:r>
               <w:t>1,0000</w:t>
             </w:r>
+            <w:r>
+              <w:rPr>
+                <w:rFonts w:ascii="Arial" w:hAnsi="Arial" w:cs="Arial" w:eastAsia="Arial"/>
+                <w:b w:val="0"/>
+                <w:i w:val="0"/>
+                <w:color w:val="000000"/>
+                <w:sz w:val="22"/>
+              </w:rPr>
+            </w:r>
           </w:p>
         </w:tc>
         <w:tc>
@@ -8851,16 +8884,17 @@
               <w:spacing w:line="240" w:lineRule="auto" w:before="0" w:after="0"/>
               <w:jc w:val="right"/>
             </w:pPr>
-            <w:r/>
-            <w:r>
-              <w:rPr>
-                <w:rFonts w:ascii="Arial" w:hAnsi="Arial" w:cs="Arial" w:eastAsia="Arial"/>
-                <w:b w:val="0"/>
-                <w:i w:val="0"/>
-                <w:color w:val="000000"/>
-                <w:sz w:val="22"/>
-              </w:rPr>
-              <w:t>0,8645</w:t>
+            <w:r>
+              <w:t>0,8672</w:t>
+            </w:r>
+            <w:r>
+              <w:rPr>
+                <w:rFonts w:ascii="Arial" w:hAnsi="Arial" w:cs="Arial" w:eastAsia="Arial"/>
+                <w:b w:val="0"/>
+                <w:i w:val="0"/>
+                <w:color w:val="000000"/>
+                <w:sz w:val="22"/>
+              </w:rPr>
             </w:r>
           </w:p>
         </w:tc>
@@ -8880,16 +8914,17 @@
               <w:spacing w:line="240" w:lineRule="auto" w:before="0" w:after="0"/>
               <w:jc w:val="right"/>
             </w:pPr>
-            <w:r/>
-            <w:r>
-              <w:rPr>
-                <w:rFonts w:ascii="Arial" w:hAnsi="Arial" w:cs="Arial" w:eastAsia="Arial"/>
-                <w:b w:val="0"/>
-                <w:i w:val="0"/>
-                <w:color w:val="000000"/>
-                <w:sz w:val="22"/>
-              </w:rPr>
-              <w:t>0,8684</w:t>
+            <w:r>
+              <w:t>0,8791</w:t>
+            </w:r>
+            <w:r>
+              <w:rPr>
+                <w:rFonts w:ascii="Arial" w:hAnsi="Arial" w:cs="Arial" w:eastAsia="Arial"/>
+                <w:b w:val="0"/>
+                <w:i w:val="0"/>
+                <w:color w:val="000000"/>
+                <w:sz w:val="22"/>
+              </w:rPr>
             </w:r>
           </w:p>
         </w:tc>
@@ -8914,17 +8949,18 @@
               <w:spacing w:line="240" w:lineRule="auto" w:before="0" w:after="0"/>
               <w:jc w:val="left"/>
             </w:pPr>
-            <w:r/>
-            <w:r>
-              <w:rPr>
-                <w:rFonts w:ascii="Arial" w:hAnsi="Arial" w:cs="Arial" w:eastAsia="Arial"/>
-                <w:b w:val="0"/>
-                <w:i w:val="0"/>
-                <w:color w:val="000000"/>
-                <w:sz w:val="22"/>
-              </w:rPr>
+            <w:r>
               <w:t>Precisão-macro</w:t>
             </w:r>
+            <w:r>
+              <w:rPr>
+                <w:rFonts w:ascii="Arial" w:hAnsi="Arial" w:cs="Arial" w:eastAsia="Arial"/>
+                <w:b w:val="0"/>
+                <w:i w:val="0"/>
+                <w:color w:val="000000"/>
+                <w:sz w:val="22"/>
+              </w:rPr>
+            </w:r>
           </w:p>
         </w:tc>
         <w:tc>
@@ -8943,17 +8979,18 @@
               <w:spacing w:line="240" w:lineRule="auto" w:before="0" w:after="0"/>
               <w:jc w:val="right"/>
             </w:pPr>
-            <w:r/>
-            <w:r>
-              <w:rPr>
-                <w:rFonts w:ascii="Arial" w:hAnsi="Arial" w:cs="Arial" w:eastAsia="Arial"/>
-                <w:b w:val="0"/>
-                <w:i w:val="0"/>
-                <w:color w:val="000000"/>
-                <w:sz w:val="22"/>
-              </w:rPr>
+            <w:r>
               <w:t>1,0000</w:t>
             </w:r>
+            <w:r>
+              <w:rPr>
+                <w:rFonts w:ascii="Arial" w:hAnsi="Arial" w:cs="Arial" w:eastAsia="Arial"/>
+                <w:b w:val="0"/>
+                <w:i w:val="0"/>
+                <w:color w:val="000000"/>
+                <w:sz w:val="22"/>
+              </w:rPr>
+            </w:r>
           </w:p>
         </w:tc>
         <w:tc>
@@ -8972,16 +9009,17 @@
               <w:spacing w:line="240" w:lineRule="auto" w:before="0" w:after="0"/>
               <w:jc w:val="right"/>
             </w:pPr>
-            <w:r/>
-            <w:r>
-              <w:rPr>
-                <w:rFonts w:ascii="Arial" w:hAnsi="Arial" w:cs="Arial" w:eastAsia="Arial"/>
-                <w:b w:val="0"/>
-                <w:i w:val="0"/>
-                <w:color w:val="000000"/>
-                <w:sz w:val="22"/>
-              </w:rPr>
-              <w:t>0,9567</w:t>
+            <w:r>
+              <w:t>0,9264</w:t>
+            </w:r>
+            <w:r>
+              <w:rPr>
+                <w:rFonts w:ascii="Arial" w:hAnsi="Arial" w:cs="Arial" w:eastAsia="Arial"/>
+                <w:b w:val="0"/>
+                <w:i w:val="0"/>
+                <w:color w:val="000000"/>
+                <w:sz w:val="22"/>
+              </w:rPr>
             </w:r>
           </w:p>
         </w:tc>
@@ -9001,16 +9039,17 @@
               <w:spacing w:line="240" w:lineRule="auto" w:before="0" w:after="0"/>
               <w:jc w:val="right"/>
             </w:pPr>
-            <w:r/>
-            <w:r>
-              <w:rPr>
-                <w:rFonts w:ascii="Arial" w:hAnsi="Arial" w:cs="Arial" w:eastAsia="Arial"/>
-                <w:b w:val="0"/>
-                <w:i w:val="0"/>
-                <w:color w:val="000000"/>
-                <w:sz w:val="22"/>
-              </w:rPr>
-              <w:t>0,9659</w:t>
+            <w:r>
+              <w:t>0,9664</w:t>
+            </w:r>
+            <w:r>
+              <w:rPr>
+                <w:rFonts w:ascii="Arial" w:hAnsi="Arial" w:cs="Arial" w:eastAsia="Arial"/>
+                <w:b w:val="0"/>
+                <w:i w:val="0"/>
+                <w:color w:val="000000"/>
+                <w:sz w:val="22"/>
+              </w:rPr>
             </w:r>
           </w:p>
         </w:tc>
@@ -9035,17 +9074,18 @@
               <w:spacing w:line="240" w:lineRule="auto" w:before="0" w:after="0"/>
               <w:jc w:val="left"/>
             </w:pPr>
-            <w:r/>
-            <w:r>
-              <w:rPr>
-                <w:rFonts w:ascii="Arial" w:hAnsi="Arial" w:cs="Arial" w:eastAsia="Arial"/>
-                <w:b w:val="0"/>
-                <w:i w:val="0"/>
-                <w:color w:val="000000"/>
-                <w:sz w:val="22"/>
-              </w:rPr>
+            <w:r>
               <w:t>Recall-macro</w:t>
             </w:r>
+            <w:r>
+              <w:rPr>
+                <w:rFonts w:ascii="Arial" w:hAnsi="Arial" w:cs="Arial" w:eastAsia="Arial"/>
+                <w:b w:val="0"/>
+                <w:i w:val="0"/>
+                <w:color w:val="000000"/>
+                <w:sz w:val="22"/>
+              </w:rPr>
+            </w:r>
           </w:p>
         </w:tc>
         <w:tc>
@@ -9064,17 +9104,18 @@
               <w:spacing w:line="240" w:lineRule="auto" w:before="0" w:after="0"/>
               <w:jc w:val="right"/>
             </w:pPr>
-            <w:r/>
-            <w:r>
-              <w:rPr>
-                <w:rFonts w:ascii="Arial" w:hAnsi="Arial" w:cs="Arial" w:eastAsia="Arial"/>
-                <w:b w:val="0"/>
-                <w:i w:val="0"/>
-                <w:color w:val="000000"/>
-                <w:sz w:val="22"/>
-              </w:rPr>
+            <w:r>
               <w:t>1,0000</w:t>
             </w:r>
+            <w:r>
+              <w:rPr>
+                <w:rFonts w:ascii="Arial" w:hAnsi="Arial" w:cs="Arial" w:eastAsia="Arial"/>
+                <w:b w:val="0"/>
+                <w:i w:val="0"/>
+                <w:color w:val="000000"/>
+                <w:sz w:val="22"/>
+              </w:rPr>
+            </w:r>
           </w:p>
         </w:tc>
         <w:tc>
@@ -9093,16 +9134,17 @@
               <w:spacing w:line="240" w:lineRule="auto" w:before="0" w:after="0"/>
               <w:jc w:val="right"/>
             </w:pPr>
-            <w:r/>
-            <w:r>
-              <w:rPr>
-                <w:rFonts w:ascii="Arial" w:hAnsi="Arial" w:cs="Arial" w:eastAsia="Arial"/>
-                <w:b w:val="0"/>
-                <w:i w:val="0"/>
-                <w:color w:val="000000"/>
-                <w:sz w:val="22"/>
-              </w:rPr>
-              <w:t>0,8280</w:t>
+            <w:r>
+              <w:t>0,8371</w:t>
+            </w:r>
+            <w:r>
+              <w:rPr>
+                <w:rFonts w:ascii="Arial" w:hAnsi="Arial" w:cs="Arial" w:eastAsia="Arial"/>
+                <w:b w:val="0"/>
+                <w:i w:val="0"/>
+                <w:color w:val="000000"/>
+                <w:sz w:val="22"/>
+              </w:rPr>
             </w:r>
           </w:p>
         </w:tc>
@@ -9122,16 +9164,17 @@
               <w:spacing w:line="240" w:lineRule="auto" w:before="0" w:after="0"/>
               <w:jc w:val="right"/>
             </w:pPr>
-            <w:r/>
-            <w:r>
-              <w:rPr>
-                <w:rFonts w:ascii="Arial" w:hAnsi="Arial" w:cs="Arial" w:eastAsia="Arial"/>
-                <w:b w:val="0"/>
-                <w:i w:val="0"/>
-                <w:color w:val="000000"/>
-                <w:sz w:val="22"/>
-              </w:rPr>
-              <w:t>0,8304</w:t>
+            <w:r>
+              <w:t>0,8407</w:t>
+            </w:r>
+            <w:r>
+              <w:rPr>
+                <w:rFonts w:ascii="Arial" w:hAnsi="Arial" w:cs="Arial" w:eastAsia="Arial"/>
+                <w:b w:val="0"/>
+                <w:i w:val="0"/>
+                <w:color w:val="000000"/>
+                <w:sz w:val="22"/>
+              </w:rPr>
             </w:r>
           </w:p>
         </w:tc>
@@ -9156,17 +9199,18 @@
               <w:spacing w:line="240" w:lineRule="auto" w:before="0" w:after="0"/>
               <w:jc w:val="left"/>
             </w:pPr>
-            <w:r/>
-            <w:r>
-              <w:rPr>
-                <w:rFonts w:ascii="Arial" w:hAnsi="Arial" w:cs="Arial" w:eastAsia="Arial"/>
-                <w:b w:val="0"/>
-                <w:i w:val="0"/>
-                <w:color w:val="000000"/>
-                <w:sz w:val="22"/>
-              </w:rPr>
+            <w:r>
               <w:t>Validação cruzada</w:t>
             </w:r>
+            <w:r>
+              <w:rPr>
+                <w:rFonts w:ascii="Arial" w:hAnsi="Arial" w:cs="Arial" w:eastAsia="Arial"/>
+                <w:b w:val="0"/>
+                <w:i w:val="0"/>
+                <w:color w:val="000000"/>
+                <w:sz w:val="22"/>
+              </w:rPr>
+            </w:r>
           </w:p>
         </w:tc>
         <w:tc>
@@ -9185,16 +9229,17 @@
               <w:spacing w:line="240" w:lineRule="auto" w:before="0" w:after="0"/>
               <w:jc w:val="right"/>
             </w:pPr>
-            <w:r/>
-            <w:r>
-              <w:rPr>
-                <w:rFonts w:ascii="Arial" w:hAnsi="Arial" w:cs="Arial" w:eastAsia="Arial"/>
-                <w:b w:val="0"/>
-                <w:i w:val="0"/>
-                <w:color w:val="000000"/>
-                <w:sz w:val="22"/>
-              </w:rPr>
-              <w:t>0,9996 ± 0,0007</w:t>
+            <w:r>
+              <w:t>0,9978 ± 0,0021</w:t>
+            </w:r>
+            <w:r>
+              <w:rPr>
+                <w:rFonts w:ascii="Arial" w:hAnsi="Arial" w:cs="Arial" w:eastAsia="Arial"/>
+                <w:b w:val="0"/>
+                <w:i w:val="0"/>
+                <w:color w:val="000000"/>
+                <w:sz w:val="22"/>
+              </w:rPr>
             </w:r>
           </w:p>
         </w:tc>
@@ -9214,16 +9259,17 @@
               <w:spacing w:line="240" w:lineRule="auto" w:before="0" w:after="0"/>
               <w:jc w:val="right"/>
             </w:pPr>
-            <w:r/>
-            <w:r>
-              <w:rPr>
-                <w:rFonts w:ascii="Arial" w:hAnsi="Arial" w:cs="Arial" w:eastAsia="Arial"/>
-                <w:b w:val="0"/>
-                <w:i w:val="0"/>
-                <w:color w:val="000000"/>
-                <w:sz w:val="22"/>
-              </w:rPr>
-              <w:t>0,8636 ± 0,0101</w:t>
+            <w:r>
+              <w:t>0,8611 ± 0,0137</w:t>
+            </w:r>
+            <w:r>
+              <w:rPr>
+                <w:rFonts w:ascii="Arial" w:hAnsi="Arial" w:cs="Arial" w:eastAsia="Arial"/>
+                <w:b w:val="0"/>
+                <w:i w:val="0"/>
+                <w:color w:val="000000"/>
+                <w:sz w:val="22"/>
+              </w:rPr>
             </w:r>
           </w:p>
         </w:tc>
@@ -9243,16 +9289,17 @@
               <w:spacing w:line="240" w:lineRule="auto" w:before="0" w:after="0"/>
               <w:jc w:val="right"/>
             </w:pPr>
-            <w:r/>
-            <w:r>
-              <w:rPr>
-                <w:rFonts w:ascii="Arial" w:hAnsi="Arial" w:cs="Arial" w:eastAsia="Arial"/>
-                <w:b w:val="0"/>
-                <w:i w:val="0"/>
-                <w:color w:val="000000"/>
-                <w:sz w:val="22"/>
-              </w:rPr>
-              <w:t>0,8701 ± 0,0087</w:t>
+            <w:r>
+              <w:t>0,8678 ± 0,0151</w:t>
+            </w:r>
+            <w:r>
+              <w:rPr>
+                <w:rFonts w:ascii="Arial" w:hAnsi="Arial" w:cs="Arial" w:eastAsia="Arial"/>
+                <w:b w:val="0"/>
+                <w:i w:val="0"/>
+                <w:color w:val="000000"/>
+                <w:sz w:val="22"/>
+              </w:rPr>
             </w:r>
           </w:p>
         </w:tc>
@@ -9364,7 +9411,7 @@
           <w:color w:val="000000"/>
           <w:sz w:val="22"/>
         </w:rPr>
-        <w:t>A evidência empírica é inequívoca. No cenário exact, a diferença relativa de valor e a diferença de dias concentraram, respectivamente, cerca de 0,46 e 0,42 da importância total por redução de impureza, o que corresponde a aproximadamente 87% do total; as cinco variáveis restantes somaram cerca de 13%, e o indicador de inscrição do fornecedor apresentou importância exatamente nula. Vale a cautela recomendada por Strobl et al. (2007) quanto ao viés dessa medida em favor de variáveis contínuas de alta cardinalidade, embora a hierarquia observada seja robusta o bastante para sustentar o argumento.</w:t>
+        <w:t>A evidência empírica é inequívoca. No cenário exact, a diferença relativa de valor e a diferença de dias concentraram, respectivamente, cerca de 0,44 e 0,43 da importância total por redução de impureza, o que corresponde a aproximadamente 87% do total; as cinco variáveis restantes somaram cerca de 13%, e o indicador de inscrição do fornecedor apresentou importância exatamente nula. Vale a cautela recomendada por Strobl et al. (2007) quanto ao viés dessa medida em favor de variáveis contínuas de alta cardinalidade, embora a hierarquia observada seja robusta o bastante para sustentar o argumento.</w:t>
       </w:r>
     </w:p>
     <w:p>
@@ -9881,7 +9928,7 @@
           <w:color w:val="000000"/>
           <w:sz w:val="22"/>
         </w:rPr>
-        <w:t>Nota: a variável apresenta média de 1.490,08 e desvio-padrão de 3.558,24 na base do cenário exact</w:t>
+        <w:t>Nota: a variável apresenta média de 1.490,05 e desvio-padrão de 3.558,25 na base do cenário exact</w:t>
       </w:r>
     </w:p>
     <w:p>
@@ -9906,7 +9953,7 @@
           <w:color w:val="000000"/>
           <w:sz w:val="22"/>
         </w:rPr>
-        <w:t>Toda a faixa informativa da diferença de dias, de zero a trinta dias, que é onde reside a decisão de conciliação, comprimiu-se em um intervalo de 0,0085 desvio-padrão, ao passo que a sentinela ocupou sozinha 2,8 desvios. Para um classificador de margem, a distância entre um pagamento na data exata e um pagamento com trinta dias de defasagem tornou-se numericamente indistinguível de ruído. A diferença relativa de valor sofreu distorção muito menor, com 0,168 desvio-padrão separando a coincidência perfeita de uma divergência de 6%, o que explica com precisão o padrão de erros: os modelos suaves continuaram separando divergências de valor e perderam quase completamente a capacidade de separar divergências de data.</w:t>
+        <w:t>Toda a faixa informativa da diferença de dias, de zero a trinta dias, que é onde reside a decisão de conciliação, comprimiu-se em um intervalo de 0,0084 desvio-padrão, ao passo que a sentinela ocupou sozinha 2,8 desvios. Para um classificador de margem, a distância entre um pagamento na data exata e um pagamento com trinta dias de defasagem tornou-se numericamente indistinguível de ruído. A diferença relativa de valor sofreu distorção muito menor, com 0,167 desvio-padrão separando a coincidência perfeita de uma divergência de 6%, o que explica com precisão o padrão de erros: os modelos suaves continuaram separando divergências de valor e perderam quase completamente a capacidade de separar divergências de data. A decomposição dos erros confirma isso de forma exata. O conjunto de teste contém 454 negativos, sendo 208 sem nota alguma, 115 com divergência de valor e 131 com divergência de data; dos 128 falsos positivos cometidos pelos dois modelos, todos os 128 são divergências de data. Os dois detectam 208 de 208 ausências de nota e 115 de 115 divergências de valor, e deixam passar 128 das 131 divergências de data. A dimensão que a sentinela esmagou é exatamente, e somente, a que os modelos perderam.</w:t>
       </w:r>
     </w:p>
     <w:p>
@@ -10186,17 +10233,18 @@
               <w:spacing w:line="240" w:lineRule="auto" w:before="0" w:after="0"/>
               <w:jc w:val="left"/>
             </w:pPr>
-            <w:r/>
-            <w:r>
-              <w:rPr>
-                <w:rFonts w:ascii="Arial" w:hAnsi="Arial" w:cs="Arial" w:eastAsia="Arial"/>
-                <w:b w:val="0"/>
-                <w:i w:val="0"/>
-                <w:color w:val="000000"/>
-                <w:sz w:val="22"/>
-              </w:rPr>
+            <w:r>
               <w:t>full</w:t>
             </w:r>
+            <w:r>
+              <w:rPr>
+                <w:rFonts w:ascii="Arial" w:hAnsi="Arial" w:cs="Arial" w:eastAsia="Arial"/>
+                <w:b w:val="0"/>
+                <w:i w:val="0"/>
+                <w:color w:val="000000"/>
+                <w:sz w:val="22"/>
+              </w:rPr>
+            </w:r>
           </w:p>
         </w:tc>
         <w:tc>
@@ -10215,17 +10263,18 @@
               <w:spacing w:line="240" w:lineRule="auto" w:before="0" w:after="0"/>
               <w:jc w:val="left"/>
             </w:pPr>
-            <w:r/>
-            <w:r>
-              <w:rPr>
-                <w:rFonts w:ascii="Arial" w:hAnsi="Arial" w:cs="Arial" w:eastAsia="Arial"/>
-                <w:b w:val="0"/>
-                <w:i w:val="0"/>
-                <w:color w:val="000000"/>
-                <w:sz w:val="22"/>
-              </w:rPr>
+            <w:r>
               <w:t>exact</w:t>
             </w:r>
+            <w:r>
+              <w:rPr>
+                <w:rFonts w:ascii="Arial" w:hAnsi="Arial" w:cs="Arial" w:eastAsia="Arial"/>
+                <w:b w:val="0"/>
+                <w:i w:val="0"/>
+                <w:color w:val="000000"/>
+                <w:sz w:val="22"/>
+              </w:rPr>
+            </w:r>
           </w:p>
         </w:tc>
         <w:tc>
@@ -10244,17 +10293,18 @@
               <w:spacing w:line="240" w:lineRule="auto" w:before="0" w:after="0"/>
               <w:jc w:val="right"/>
             </w:pPr>
-            <w:r/>
-            <w:r>
-              <w:rPr>
-                <w:rFonts w:ascii="Arial" w:hAnsi="Arial" w:cs="Arial" w:eastAsia="Arial"/>
-                <w:b w:val="0"/>
-                <w:i w:val="0"/>
-                <w:color w:val="000000"/>
-                <w:sz w:val="22"/>
-              </w:rPr>
+            <w:r>
               <w:t>1,0000</w:t>
             </w:r>
+            <w:r>
+              <w:rPr>
+                <w:rFonts w:ascii="Arial" w:hAnsi="Arial" w:cs="Arial" w:eastAsia="Arial"/>
+                <w:b w:val="0"/>
+                <w:i w:val="0"/>
+                <w:color w:val="000000"/>
+                <w:sz w:val="22"/>
+              </w:rPr>
+            </w:r>
           </w:p>
         </w:tc>
         <w:tc>
@@ -10273,16 +10323,17 @@
               <w:spacing w:line="240" w:lineRule="auto" w:before="0" w:after="0"/>
               <w:jc w:val="right"/>
             </w:pPr>
-            <w:r/>
-            <w:r>
-              <w:rPr>
-                <w:rFonts w:ascii="Arial" w:hAnsi="Arial" w:cs="Arial" w:eastAsia="Arial"/>
-                <w:b w:val="0"/>
-                <w:i w:val="0"/>
-                <w:color w:val="000000"/>
-                <w:sz w:val="22"/>
-              </w:rPr>
-              <w:t>0,8873</w:t>
+            <w:r>
+              <w:t>0,8892</w:t>
+            </w:r>
+            <w:r>
+              <w:rPr>
+                <w:rFonts w:ascii="Arial" w:hAnsi="Arial" w:cs="Arial" w:eastAsia="Arial"/>
+                <w:b w:val="0"/>
+                <w:i w:val="0"/>
+                <w:color w:val="000000"/>
+                <w:sz w:val="22"/>
+              </w:rPr>
             </w:r>
           </w:p>
         </w:tc>
@@ -10302,16 +10353,17 @@
               <w:spacing w:line="240" w:lineRule="auto" w:before="0" w:after="0"/>
               <w:jc w:val="right"/>
             </w:pPr>
-            <w:r/>
-            <w:r>
-              <w:rPr>
-                <w:rFonts w:ascii="Arial" w:hAnsi="Arial" w:cs="Arial" w:eastAsia="Arial"/>
-                <w:b w:val="0"/>
-                <w:i w:val="0"/>
-                <w:color w:val="000000"/>
-                <w:sz w:val="22"/>
-              </w:rPr>
-              <w:t>0,8873</w:t>
+            <w:r>
+              <w:t>0,8892</w:t>
+            </w:r>
+            <w:r>
+              <w:rPr>
+                <w:rFonts w:ascii="Arial" w:hAnsi="Arial" w:cs="Arial" w:eastAsia="Arial"/>
+                <w:b w:val="0"/>
+                <w:i w:val="0"/>
+                <w:color w:val="000000"/>
+                <w:sz w:val="22"/>
+              </w:rPr>
             </w:r>
           </w:p>
         </w:tc>
@@ -10336,17 +10388,18 @@
               <w:spacing w:line="240" w:lineRule="auto" w:before="0" w:after="0"/>
               <w:jc w:val="left"/>
             </w:pPr>
-            <w:r/>
-            <w:r>
-              <w:rPr>
-                <w:rFonts w:ascii="Arial" w:hAnsi="Arial" w:cs="Arial" w:eastAsia="Arial"/>
-                <w:b w:val="0"/>
-                <w:i w:val="0"/>
-                <w:color w:val="000000"/>
-                <w:sz w:val="22"/>
-              </w:rPr>
+            <w:r>
               <w:t>sentinel_fixed</w:t>
             </w:r>
+            <w:r>
+              <w:rPr>
+                <w:rFonts w:ascii="Arial" w:hAnsi="Arial" w:cs="Arial" w:eastAsia="Arial"/>
+                <w:b w:val="0"/>
+                <w:i w:val="0"/>
+                <w:color w:val="000000"/>
+                <w:sz w:val="22"/>
+              </w:rPr>
+            </w:r>
           </w:p>
         </w:tc>
         <w:tc>
@@ -10365,17 +10418,18 @@
               <w:spacing w:line="240" w:lineRule="auto" w:before="0" w:after="0"/>
               <w:jc w:val="left"/>
             </w:pPr>
-            <w:r/>
-            <w:r>
-              <w:rPr>
-                <w:rFonts w:ascii="Arial" w:hAnsi="Arial" w:cs="Arial" w:eastAsia="Arial"/>
-                <w:b w:val="0"/>
-                <w:i w:val="0"/>
-                <w:color w:val="000000"/>
-                <w:sz w:val="22"/>
-              </w:rPr>
+            <w:r>
               <w:t>exact</w:t>
             </w:r>
+            <w:r>
+              <w:rPr>
+                <w:rFonts w:ascii="Arial" w:hAnsi="Arial" w:cs="Arial" w:eastAsia="Arial"/>
+                <w:b w:val="0"/>
+                <w:i w:val="0"/>
+                <w:color w:val="000000"/>
+                <w:sz w:val="22"/>
+              </w:rPr>
+            </w:r>
           </w:p>
         </w:tc>
         <w:tc>
@@ -10394,17 +10448,18 @@
               <w:spacing w:line="240" w:lineRule="auto" w:before="0" w:after="0"/>
               <w:jc w:val="right"/>
             </w:pPr>
-            <w:r/>
-            <w:r>
-              <w:rPr>
-                <w:rFonts w:ascii="Arial" w:hAnsi="Arial" w:cs="Arial" w:eastAsia="Arial"/>
-                <w:b w:val="0"/>
-                <w:i w:val="0"/>
-                <w:color w:val="000000"/>
-                <w:sz w:val="22"/>
-              </w:rPr>
+            <w:r>
               <w:t>1,0000</w:t>
             </w:r>
+            <w:r>
+              <w:rPr>
+                <w:rFonts w:ascii="Arial" w:hAnsi="Arial" w:cs="Arial" w:eastAsia="Arial"/>
+                <w:b w:val="0"/>
+                <w:i w:val="0"/>
+                <w:color w:val="000000"/>
+                <w:sz w:val="22"/>
+              </w:rPr>
+            </w:r>
           </w:p>
         </w:tc>
         <w:tc>
@@ -10423,17 +10478,18 @@
               <w:spacing w:line="240" w:lineRule="auto" w:before="0" w:after="0"/>
               <w:jc w:val="right"/>
             </w:pPr>
-            <w:r/>
-            <w:r>
-              <w:rPr>
-                <w:rFonts w:ascii="Arial" w:hAnsi="Arial" w:cs="Arial" w:eastAsia="Arial"/>
-                <w:b w:val="0"/>
-                <w:i w:val="0"/>
-                <w:color w:val="000000"/>
-                <w:sz w:val="22"/>
-              </w:rPr>
+            <w:r>
               <w:t>1,0000</w:t>
             </w:r>
+            <w:r>
+              <w:rPr>
+                <w:rFonts w:ascii="Arial" w:hAnsi="Arial" w:cs="Arial" w:eastAsia="Arial"/>
+                <w:b w:val="0"/>
+                <w:i w:val="0"/>
+                <w:color w:val="000000"/>
+                <w:sz w:val="22"/>
+              </w:rPr>
+            </w:r>
           </w:p>
         </w:tc>
         <w:tc>
@@ -10452,16 +10508,17 @@
               <w:spacing w:line="240" w:lineRule="auto" w:before="0" w:after="0"/>
               <w:jc w:val="right"/>
             </w:pPr>
-            <w:r/>
-            <w:r>
-              <w:rPr>
-                <w:rFonts w:ascii="Arial" w:hAnsi="Arial" w:cs="Arial" w:eastAsia="Arial"/>
-                <w:b w:val="0"/>
-                <w:i w:val="0"/>
-                <w:color w:val="000000"/>
-                <w:sz w:val="22"/>
-              </w:rPr>
+            <w:r>
               <w:t>1,0000</w:t>
+            </w:r>
+            <w:r>
+              <w:rPr>
+                <w:rFonts w:ascii="Arial" w:hAnsi="Arial" w:cs="Arial" w:eastAsia="Arial"/>
+                <w:b w:val="0"/>
+                <w:i w:val="0"/>
+                <w:color w:val="000000"/>
+                <w:sz w:val="22"/>
+              </w:rPr>
             </w:r>
           </w:p>
         </w:tc>
@@ -10486,17 +10543,18 @@
               <w:spacing w:line="240" w:lineRule="auto" w:before="0" w:after="0"/>
               <w:jc w:val="left"/>
             </w:pPr>
-            <w:r/>
-            <w:r>
-              <w:rPr>
-                <w:rFonts w:ascii="Arial" w:hAnsi="Arial" w:cs="Arial" w:eastAsia="Arial"/>
-                <w:b w:val="0"/>
-                <w:i w:val="0"/>
-                <w:color w:val="000000"/>
-                <w:sz w:val="22"/>
-              </w:rPr>
+            <w:r>
               <w:t>no_leak</w:t>
             </w:r>
+            <w:r>
+              <w:rPr>
+                <w:rFonts w:ascii="Arial" w:hAnsi="Arial" w:cs="Arial" w:eastAsia="Arial"/>
+                <w:b w:val="0"/>
+                <w:i w:val="0"/>
+                <w:color w:val="000000"/>
+                <w:sz w:val="22"/>
+              </w:rPr>
+            </w:r>
           </w:p>
         </w:tc>
         <w:tc>
@@ -10515,17 +10573,18 @@
               <w:spacing w:line="240" w:lineRule="auto" w:before="0" w:after="0"/>
               <w:jc w:val="left"/>
             </w:pPr>
-            <w:r/>
-            <w:r>
-              <w:rPr>
-                <w:rFonts w:ascii="Arial" w:hAnsi="Arial" w:cs="Arial" w:eastAsia="Arial"/>
-                <w:b w:val="0"/>
-                <w:i w:val="0"/>
-                <w:color w:val="000000"/>
-                <w:sz w:val="22"/>
-              </w:rPr>
+            <w:r>
               <w:t>exact</w:t>
             </w:r>
+            <w:r>
+              <w:rPr>
+                <w:rFonts w:ascii="Arial" w:hAnsi="Arial" w:cs="Arial" w:eastAsia="Arial"/>
+                <w:b w:val="0"/>
+                <w:i w:val="0"/>
+                <w:color w:val="000000"/>
+                <w:sz w:val="22"/>
+              </w:rPr>
+            </w:r>
           </w:p>
         </w:tc>
         <w:tc>
@@ -10544,16 +10603,17 @@
               <w:spacing w:line="240" w:lineRule="auto" w:before="0" w:after="0"/>
               <w:jc w:val="right"/>
             </w:pPr>
-            <w:r/>
-            <w:r>
-              <w:rPr>
-                <w:rFonts w:ascii="Arial" w:hAnsi="Arial" w:cs="Arial" w:eastAsia="Arial"/>
-                <w:b w:val="0"/>
-                <w:i w:val="0"/>
-                <w:color w:val="000000"/>
-                <w:sz w:val="22"/>
-              </w:rPr>
-              <w:t>0,7568</w:t>
+            <w:r>
+              <w:t>0,7630</w:t>
+            </w:r>
+            <w:r>
+              <w:rPr>
+                <w:rFonts w:ascii="Arial" w:hAnsi="Arial" w:cs="Arial" w:eastAsia="Arial"/>
+                <w:b w:val="0"/>
+                <w:i w:val="0"/>
+                <w:color w:val="000000"/>
+                <w:sz w:val="22"/>
+              </w:rPr>
             </w:r>
           </w:p>
         </w:tc>
@@ -10573,16 +10633,17 @@
               <w:spacing w:line="240" w:lineRule="auto" w:before="0" w:after="0"/>
               <w:jc w:val="right"/>
             </w:pPr>
-            <w:r/>
-            <w:r>
-              <w:rPr>
-                <w:rFonts w:ascii="Arial" w:hAnsi="Arial" w:cs="Arial" w:eastAsia="Arial"/>
-                <w:b w:val="0"/>
-                <w:i w:val="0"/>
-                <w:color w:val="000000"/>
-                <w:sz w:val="22"/>
-              </w:rPr>
-              <w:t>0,7808</w:t>
+            <w:r>
+              <w:t>0,7837</w:t>
+            </w:r>
+            <w:r>
+              <w:rPr>
+                <w:rFonts w:ascii="Arial" w:hAnsi="Arial" w:cs="Arial" w:eastAsia="Arial"/>
+                <w:b w:val="0"/>
+                <w:i w:val="0"/>
+                <w:color w:val="000000"/>
+                <w:sz w:val="22"/>
+              </w:rPr>
             </w:r>
           </w:p>
         </w:tc>
@@ -10602,16 +10663,17 @@
               <w:spacing w:line="240" w:lineRule="auto" w:before="0" w:after="0"/>
               <w:jc w:val="right"/>
             </w:pPr>
-            <w:r/>
-            <w:r>
-              <w:rPr>
-                <w:rFonts w:ascii="Arial" w:hAnsi="Arial" w:cs="Arial" w:eastAsia="Arial"/>
-                <w:b w:val="0"/>
-                <w:i w:val="0"/>
-                <w:color w:val="000000"/>
-                <w:sz w:val="22"/>
-              </w:rPr>
-              <w:t>0,6799</w:t>
+            <w:r>
+              <w:t>0,6815</w:t>
+            </w:r>
+            <w:r>
+              <w:rPr>
+                <w:rFonts w:ascii="Arial" w:hAnsi="Arial" w:cs="Arial" w:eastAsia="Arial"/>
+                <w:b w:val="0"/>
+                <w:i w:val="0"/>
+                <w:color w:val="000000"/>
+                <w:sz w:val="22"/>
+              </w:rPr>
             </w:r>
           </w:p>
         </w:tc>
@@ -10636,17 +10698,18 @@
               <w:spacing w:line="240" w:lineRule="auto" w:before="0" w:after="0"/>
               <w:jc w:val="left"/>
             </w:pPr>
-            <w:r/>
-            <w:r>
-              <w:rPr>
-                <w:rFonts w:ascii="Arial" w:hAnsi="Arial" w:cs="Arial" w:eastAsia="Arial"/>
-                <w:b w:val="0"/>
-                <w:i w:val="0"/>
-                <w:color w:val="000000"/>
-                <w:sz w:val="22"/>
-              </w:rPr>
+            <w:r>
               <w:t>no_leak_strict</w:t>
             </w:r>
+            <w:r>
+              <w:rPr>
+                <w:rFonts w:ascii="Arial" w:hAnsi="Arial" w:cs="Arial" w:eastAsia="Arial"/>
+                <w:b w:val="0"/>
+                <w:i w:val="0"/>
+                <w:color w:val="000000"/>
+                <w:sz w:val="22"/>
+              </w:rPr>
+            </w:r>
           </w:p>
         </w:tc>
         <w:tc>
@@ -10665,17 +10728,18 @@
               <w:spacing w:line="240" w:lineRule="auto" w:before="0" w:after="0"/>
               <w:jc w:val="left"/>
             </w:pPr>
-            <w:r/>
-            <w:r>
-              <w:rPr>
-                <w:rFonts w:ascii="Arial" w:hAnsi="Arial" w:cs="Arial" w:eastAsia="Arial"/>
-                <w:b w:val="0"/>
-                <w:i w:val="0"/>
-                <w:color w:val="000000"/>
-                <w:sz w:val="22"/>
-              </w:rPr>
+            <w:r>
               <w:t>exact</w:t>
             </w:r>
+            <w:r>
+              <w:rPr>
+                <w:rFonts w:ascii="Arial" w:hAnsi="Arial" w:cs="Arial" w:eastAsia="Arial"/>
+                <w:b w:val="0"/>
+                <w:i w:val="0"/>
+                <w:color w:val="000000"/>
+                <w:sz w:val="22"/>
+              </w:rPr>
+            </w:r>
           </w:p>
         </w:tc>
         <w:tc>
@@ -10694,16 +10758,17 @@
               <w:spacing w:line="240" w:lineRule="auto" w:before="0" w:after="0"/>
               <w:jc w:val="right"/>
             </w:pPr>
-            <w:r/>
-            <w:r>
-              <w:rPr>
-                <w:rFonts w:ascii="Arial" w:hAnsi="Arial" w:cs="Arial" w:eastAsia="Arial"/>
-                <w:b w:val="0"/>
-                <w:i w:val="0"/>
-                <w:color w:val="000000"/>
-                <w:sz w:val="22"/>
-              </w:rPr>
-              <w:t>0,4966</w:t>
+            <w:r>
+              <w:t>0,4976</w:t>
+            </w:r>
+            <w:r>
+              <w:rPr>
+                <w:rFonts w:ascii="Arial" w:hAnsi="Arial" w:cs="Arial" w:eastAsia="Arial"/>
+                <w:b w:val="0"/>
+                <w:i w:val="0"/>
+                <w:color w:val="000000"/>
+                <w:sz w:val="22"/>
+              </w:rPr>
             </w:r>
           </w:p>
         </w:tc>
@@ -10723,17 +10788,18 @@
               <w:spacing w:line="240" w:lineRule="auto" w:before="0" w:after="0"/>
               <w:jc w:val="right"/>
             </w:pPr>
-            <w:r/>
-            <w:r>
-              <w:rPr>
-                <w:rFonts w:ascii="Arial" w:hAnsi="Arial" w:cs="Arial" w:eastAsia="Arial"/>
-                <w:b w:val="0"/>
-                <w:i w:val="0"/>
-                <w:color w:val="000000"/>
-                <w:sz w:val="22"/>
-              </w:rPr>
+            <w:r>
               <w:t>0,4111</w:t>
             </w:r>
+            <w:r>
+              <w:rPr>
+                <w:rFonts w:ascii="Arial" w:hAnsi="Arial" w:cs="Arial" w:eastAsia="Arial"/>
+                <w:b w:val="0"/>
+                <w:i w:val="0"/>
+                <w:color w:val="000000"/>
+                <w:sz w:val="22"/>
+              </w:rPr>
+            </w:r>
           </w:p>
         </w:tc>
         <w:tc>
@@ -10752,16 +10818,17 @@
               <w:spacing w:line="240" w:lineRule="auto" w:before="0" w:after="0"/>
               <w:jc w:val="right"/>
             </w:pPr>
-            <w:r/>
-            <w:r>
-              <w:rPr>
-                <w:rFonts w:ascii="Arial" w:hAnsi="Arial" w:cs="Arial" w:eastAsia="Arial"/>
-                <w:b w:val="0"/>
-                <w:i w:val="0"/>
-                <w:color w:val="000000"/>
-                <w:sz w:val="22"/>
-              </w:rPr>
-              <w:t>0,4709</w:t>
+            <w:r>
+              <w:t>0,4608</w:t>
+            </w:r>
+            <w:r>
+              <w:rPr>
+                <w:rFonts w:ascii="Arial" w:hAnsi="Arial" w:cs="Arial" w:eastAsia="Arial"/>
+                <w:b w:val="0"/>
+                <w:i w:val="0"/>
+                <w:color w:val="000000"/>
+                <w:sz w:val="22"/>
+              </w:rPr>
             </w:r>
           </w:p>
         </w:tc>
@@ -10786,17 +10853,18 @@
               <w:spacing w:line="240" w:lineRule="auto" w:before="0" w:after="0"/>
               <w:jc w:val="left"/>
             </w:pPr>
-            <w:r/>
-            <w:r>
-              <w:rPr>
-                <w:rFonts w:ascii="Arial" w:hAnsi="Arial" w:cs="Arial" w:eastAsia="Arial"/>
-                <w:b w:val="0"/>
-                <w:i w:val="0"/>
-                <w:color w:val="000000"/>
-                <w:sz w:val="22"/>
-              </w:rPr>
+            <w:r>
               <w:t>full</w:t>
             </w:r>
+            <w:r>
+              <w:rPr>
+                <w:rFonts w:ascii="Arial" w:hAnsi="Arial" w:cs="Arial" w:eastAsia="Arial"/>
+                <w:b w:val="0"/>
+                <w:i w:val="0"/>
+                <w:color w:val="000000"/>
+                <w:sz w:val="22"/>
+              </w:rPr>
+            </w:r>
           </w:p>
         </w:tc>
         <w:tc>
@@ -10815,17 +10883,18 @@
               <w:spacing w:line="240" w:lineRule="auto" w:before="0" w:after="0"/>
               <w:jc w:val="left"/>
             </w:pPr>
-            <w:r/>
-            <w:r>
-              <w:rPr>
-                <w:rFonts w:ascii="Arial" w:hAnsi="Arial" w:cs="Arial" w:eastAsia="Arial"/>
-                <w:b w:val="0"/>
-                <w:i w:val="0"/>
-                <w:color w:val="000000"/>
-                <w:sz w:val="22"/>
-              </w:rPr>
+            <w:r>
               <w:t>fuzzy</w:t>
             </w:r>
+            <w:r>
+              <w:rPr>
+                <w:rFonts w:ascii="Arial" w:hAnsi="Arial" w:cs="Arial" w:eastAsia="Arial"/>
+                <w:b w:val="0"/>
+                <w:i w:val="0"/>
+                <w:color w:val="000000"/>
+                <w:sz w:val="22"/>
+              </w:rPr>
+            </w:r>
           </w:p>
         </w:tc>
         <w:tc>
@@ -10844,17 +10913,18 @@
               <w:spacing w:line="240" w:lineRule="auto" w:before="0" w:after="0"/>
               <w:jc w:val="right"/>
             </w:pPr>
-            <w:r/>
-            <w:r>
-              <w:rPr>
-                <w:rFonts w:ascii="Arial" w:hAnsi="Arial" w:cs="Arial" w:eastAsia="Arial"/>
-                <w:b w:val="0"/>
-                <w:i w:val="0"/>
-                <w:color w:val="000000"/>
-                <w:sz w:val="22"/>
-              </w:rPr>
+            <w:r>
               <w:t>1,0000</w:t>
             </w:r>
+            <w:r>
+              <w:rPr>
+                <w:rFonts w:ascii="Arial" w:hAnsi="Arial" w:cs="Arial" w:eastAsia="Arial"/>
+                <w:b w:val="0"/>
+                <w:i w:val="0"/>
+                <w:color w:val="000000"/>
+                <w:sz w:val="22"/>
+              </w:rPr>
+            </w:r>
           </w:p>
         </w:tc>
         <w:tc>
@@ -10873,16 +10943,17 @@
               <w:spacing w:line="240" w:lineRule="auto" w:before="0" w:after="0"/>
               <w:jc w:val="right"/>
             </w:pPr>
-            <w:r/>
-            <w:r>
-              <w:rPr>
-                <w:rFonts w:ascii="Arial" w:hAnsi="Arial" w:cs="Arial" w:eastAsia="Arial"/>
-                <w:b w:val="0"/>
-                <w:i w:val="0"/>
-                <w:color w:val="000000"/>
-                <w:sz w:val="22"/>
-              </w:rPr>
-              <w:t>0,8645</w:t>
+            <w:r>
+              <w:t>0,8672</w:t>
+            </w:r>
+            <w:r>
+              <w:rPr>
+                <w:rFonts w:ascii="Arial" w:hAnsi="Arial" w:cs="Arial" w:eastAsia="Arial"/>
+                <w:b w:val="0"/>
+                <w:i w:val="0"/>
+                <w:color w:val="000000"/>
+                <w:sz w:val="22"/>
+              </w:rPr>
             </w:r>
           </w:p>
         </w:tc>
@@ -10902,16 +10973,17 @@
               <w:spacing w:line="240" w:lineRule="auto" w:before="0" w:after="0"/>
               <w:jc w:val="right"/>
             </w:pPr>
-            <w:r/>
-            <w:r>
-              <w:rPr>
-                <w:rFonts w:ascii="Arial" w:hAnsi="Arial" w:cs="Arial" w:eastAsia="Arial"/>
-                <w:b w:val="0"/>
-                <w:i w:val="0"/>
-                <w:color w:val="000000"/>
-                <w:sz w:val="22"/>
-              </w:rPr>
-              <w:t>0,8684</w:t>
+            <w:r>
+              <w:t>0,8791</w:t>
+            </w:r>
+            <w:r>
+              <w:rPr>
+                <w:rFonts w:ascii="Arial" w:hAnsi="Arial" w:cs="Arial" w:eastAsia="Arial"/>
+                <w:b w:val="0"/>
+                <w:i w:val="0"/>
+                <w:color w:val="000000"/>
+                <w:sz w:val="22"/>
+              </w:rPr>
             </w:r>
           </w:p>
         </w:tc>
@@ -10936,17 +11008,18 @@
               <w:spacing w:line="240" w:lineRule="auto" w:before="0" w:after="0"/>
               <w:jc w:val="left"/>
             </w:pPr>
-            <w:r/>
-            <w:r>
-              <w:rPr>
-                <w:rFonts w:ascii="Arial" w:hAnsi="Arial" w:cs="Arial" w:eastAsia="Arial"/>
-                <w:b w:val="0"/>
-                <w:i w:val="0"/>
-                <w:color w:val="000000"/>
-                <w:sz w:val="22"/>
-              </w:rPr>
+            <w:r>
               <w:t>sentinel_fixed</w:t>
             </w:r>
+            <w:r>
+              <w:rPr>
+                <w:rFonts w:ascii="Arial" w:hAnsi="Arial" w:cs="Arial" w:eastAsia="Arial"/>
+                <w:b w:val="0"/>
+                <w:i w:val="0"/>
+                <w:color w:val="000000"/>
+                <w:sz w:val="22"/>
+              </w:rPr>
+            </w:r>
           </w:p>
         </w:tc>
         <w:tc>
@@ -10965,17 +11038,18 @@
               <w:spacing w:line="240" w:lineRule="auto" w:before="0" w:after="0"/>
               <w:jc w:val="left"/>
             </w:pPr>
-            <w:r/>
-            <w:r>
-              <w:rPr>
-                <w:rFonts w:ascii="Arial" w:hAnsi="Arial" w:cs="Arial" w:eastAsia="Arial"/>
-                <w:b w:val="0"/>
-                <w:i w:val="0"/>
-                <w:color w:val="000000"/>
-                <w:sz w:val="22"/>
-              </w:rPr>
+            <w:r>
               <w:t>fuzzy</w:t>
             </w:r>
+            <w:r>
+              <w:rPr>
+                <w:rFonts w:ascii="Arial" w:hAnsi="Arial" w:cs="Arial" w:eastAsia="Arial"/>
+                <w:b w:val="0"/>
+                <w:i w:val="0"/>
+                <w:color w:val="000000"/>
+                <w:sz w:val="22"/>
+              </w:rPr>
+            </w:r>
           </w:p>
         </w:tc>
         <w:tc>
@@ -10994,17 +11068,18 @@
               <w:spacing w:line="240" w:lineRule="auto" w:before="0" w:after="0"/>
               <w:jc w:val="right"/>
             </w:pPr>
-            <w:r/>
-            <w:r>
-              <w:rPr>
-                <w:rFonts w:ascii="Arial" w:hAnsi="Arial" w:cs="Arial" w:eastAsia="Arial"/>
-                <w:b w:val="0"/>
-                <w:i w:val="0"/>
-                <w:color w:val="000000"/>
-                <w:sz w:val="22"/>
-              </w:rPr>
+            <w:r>
               <w:t>1,0000</w:t>
             </w:r>
+            <w:r>
+              <w:rPr>
+                <w:rFonts w:ascii="Arial" w:hAnsi="Arial" w:cs="Arial" w:eastAsia="Arial"/>
+                <w:b w:val="0"/>
+                <w:i w:val="0"/>
+                <w:color w:val="000000"/>
+                <w:sz w:val="22"/>
+              </w:rPr>
+            </w:r>
           </w:p>
         </w:tc>
         <w:tc>
@@ -11023,16 +11098,17 @@
               <w:spacing w:line="240" w:lineRule="auto" w:before="0" w:after="0"/>
               <w:jc w:val="right"/>
             </w:pPr>
-            <w:r/>
-            <w:r>
-              <w:rPr>
-                <w:rFonts w:ascii="Arial" w:hAnsi="Arial" w:cs="Arial" w:eastAsia="Arial"/>
-                <w:b w:val="0"/>
-                <w:i w:val="0"/>
-                <w:color w:val="000000"/>
-                <w:sz w:val="22"/>
-              </w:rPr>
-              <w:t>0,9985</w:t>
+            <w:r>
+              <w:t>1,0000</w:t>
+            </w:r>
+            <w:r>
+              <w:rPr>
+                <w:rFonts w:ascii="Arial" w:hAnsi="Arial" w:cs="Arial" w:eastAsia="Arial"/>
+                <w:b w:val="0"/>
+                <w:i w:val="0"/>
+                <w:color w:val="000000"/>
+                <w:sz w:val="22"/>
+              </w:rPr>
             </w:r>
           </w:p>
         </w:tc>
@@ -11052,16 +11128,17 @@
               <w:spacing w:line="240" w:lineRule="auto" w:before="0" w:after="0"/>
               <w:jc w:val="right"/>
             </w:pPr>
-            <w:r/>
-            <w:r>
-              <w:rPr>
-                <w:rFonts w:ascii="Arial" w:hAnsi="Arial" w:cs="Arial" w:eastAsia="Arial"/>
-                <w:b w:val="0"/>
-                <w:i w:val="0"/>
-                <w:color w:val="000000"/>
-                <w:sz w:val="22"/>
-              </w:rPr>
+            <w:r>
               <w:t>1,0000</w:t>
+            </w:r>
+            <w:r>
+              <w:rPr>
+                <w:rFonts w:ascii="Arial" w:hAnsi="Arial" w:cs="Arial" w:eastAsia="Arial"/>
+                <w:b w:val="0"/>
+                <w:i w:val="0"/>
+                <w:color w:val="000000"/>
+                <w:sz w:val="22"/>
+              </w:rPr>
             </w:r>
           </w:p>
         </w:tc>
@@ -11086,17 +11163,18 @@
               <w:spacing w:line="240" w:lineRule="auto" w:before="0" w:after="0"/>
               <w:jc w:val="left"/>
             </w:pPr>
-            <w:r/>
-            <w:r>
-              <w:rPr>
-                <w:rFonts w:ascii="Arial" w:hAnsi="Arial" w:cs="Arial" w:eastAsia="Arial"/>
-                <w:b w:val="0"/>
-                <w:i w:val="0"/>
-                <w:color w:val="000000"/>
-                <w:sz w:val="22"/>
-              </w:rPr>
+            <w:r>
               <w:t>no_leak</w:t>
             </w:r>
+            <w:r>
+              <w:rPr>
+                <w:rFonts w:ascii="Arial" w:hAnsi="Arial" w:cs="Arial" w:eastAsia="Arial"/>
+                <w:b w:val="0"/>
+                <w:i w:val="0"/>
+                <w:color w:val="000000"/>
+                <w:sz w:val="22"/>
+              </w:rPr>
+            </w:r>
           </w:p>
         </w:tc>
         <w:tc>
@@ -11115,17 +11193,18 @@
               <w:spacing w:line="240" w:lineRule="auto" w:before="0" w:after="0"/>
               <w:jc w:val="left"/>
             </w:pPr>
-            <w:r/>
-            <w:r>
-              <w:rPr>
-                <w:rFonts w:ascii="Arial" w:hAnsi="Arial" w:cs="Arial" w:eastAsia="Arial"/>
-                <w:b w:val="0"/>
-                <w:i w:val="0"/>
-                <w:color w:val="000000"/>
-                <w:sz w:val="22"/>
-              </w:rPr>
+            <w:r>
               <w:t>fuzzy</w:t>
             </w:r>
+            <w:r>
+              <w:rPr>
+                <w:rFonts w:ascii="Arial" w:hAnsi="Arial" w:cs="Arial" w:eastAsia="Arial"/>
+                <w:b w:val="0"/>
+                <w:i w:val="0"/>
+                <w:color w:val="000000"/>
+                <w:sz w:val="22"/>
+              </w:rPr>
+            </w:r>
           </w:p>
         </w:tc>
         <w:tc>
@@ -11144,16 +11223,17 @@
               <w:spacing w:line="240" w:lineRule="auto" w:before="0" w:after="0"/>
               <w:jc w:val="right"/>
             </w:pPr>
-            <w:r/>
-            <w:r>
-              <w:rPr>
-                <w:rFonts w:ascii="Arial" w:hAnsi="Arial" w:cs="Arial" w:eastAsia="Arial"/>
-                <w:b w:val="0"/>
-                <w:i w:val="0"/>
-                <w:color w:val="000000"/>
-                <w:sz w:val="22"/>
-              </w:rPr>
-              <w:t>0,6538</w:t>
+            <w:r>
+              <w:t>0,6526</w:t>
+            </w:r>
+            <w:r>
+              <w:rPr>
+                <w:rFonts w:ascii="Arial" w:hAnsi="Arial" w:cs="Arial" w:eastAsia="Arial"/>
+                <w:b w:val="0"/>
+                <w:i w:val="0"/>
+                <w:color w:val="000000"/>
+                <w:sz w:val="22"/>
+              </w:rPr>
             </w:r>
           </w:p>
         </w:tc>
@@ -11173,16 +11253,17 @@
               <w:spacing w:line="240" w:lineRule="auto" w:before="0" w:after="0"/>
               <w:jc w:val="right"/>
             </w:pPr>
-            <w:r/>
-            <w:r>
-              <w:rPr>
-                <w:rFonts w:ascii="Arial" w:hAnsi="Arial" w:cs="Arial" w:eastAsia="Arial"/>
-                <w:b w:val="0"/>
-                <w:i w:val="0"/>
-                <w:color w:val="000000"/>
-                <w:sz w:val="22"/>
-              </w:rPr>
-              <w:t>0,6337</w:t>
+            <w:r>
+              <w:t>0,6334</w:t>
+            </w:r>
+            <w:r>
+              <w:rPr>
+                <w:rFonts w:ascii="Arial" w:hAnsi="Arial" w:cs="Arial" w:eastAsia="Arial"/>
+                <w:b w:val="0"/>
+                <w:i w:val="0"/>
+                <w:color w:val="000000"/>
+                <w:sz w:val="22"/>
+              </w:rPr>
             </w:r>
           </w:p>
         </w:tc>
@@ -11202,16 +11283,17 @@
               <w:spacing w:line="240" w:lineRule="auto" w:before="0" w:after="0"/>
               <w:jc w:val="right"/>
             </w:pPr>
-            <w:r/>
-            <w:r>
-              <w:rPr>
-                <w:rFonts w:ascii="Arial" w:hAnsi="Arial" w:cs="Arial" w:eastAsia="Arial"/>
-                <w:b w:val="0"/>
-                <w:i w:val="0"/>
-                <w:color w:val="000000"/>
-                <w:sz w:val="22"/>
-              </w:rPr>
-              <w:t>0,6336</w:t>
+            <w:r>
+              <w:t>0,6540</w:t>
+            </w:r>
+            <w:r>
+              <w:rPr>
+                <w:rFonts w:ascii="Arial" w:hAnsi="Arial" w:cs="Arial" w:eastAsia="Arial"/>
+                <w:b w:val="0"/>
+                <w:i w:val="0"/>
+                <w:color w:val="000000"/>
+                <w:sz w:val="22"/>
+              </w:rPr>
             </w:r>
           </w:p>
         </w:tc>
@@ -11236,17 +11318,18 @@
               <w:spacing w:line="240" w:lineRule="auto" w:before="0" w:after="0"/>
               <w:jc w:val="left"/>
             </w:pPr>
-            <w:r/>
-            <w:r>
-              <w:rPr>
-                <w:rFonts w:ascii="Arial" w:hAnsi="Arial" w:cs="Arial" w:eastAsia="Arial"/>
-                <w:b w:val="0"/>
-                <w:i w:val="0"/>
-                <w:color w:val="000000"/>
-                <w:sz w:val="22"/>
-              </w:rPr>
+            <w:r>
               <w:t>no_leak_strict</w:t>
             </w:r>
+            <w:r>
+              <w:rPr>
+                <w:rFonts w:ascii="Arial" w:hAnsi="Arial" w:cs="Arial" w:eastAsia="Arial"/>
+                <w:b w:val="0"/>
+                <w:i w:val="0"/>
+                <w:color w:val="000000"/>
+                <w:sz w:val="22"/>
+              </w:rPr>
+            </w:r>
           </w:p>
         </w:tc>
         <w:tc>
@@ -11265,17 +11348,18 @@
               <w:spacing w:line="240" w:lineRule="auto" w:before="0" w:after="0"/>
               <w:jc w:val="left"/>
             </w:pPr>
-            <w:r/>
-            <w:r>
-              <w:rPr>
-                <w:rFonts w:ascii="Arial" w:hAnsi="Arial" w:cs="Arial" w:eastAsia="Arial"/>
-                <w:b w:val="0"/>
-                <w:i w:val="0"/>
-                <w:color w:val="000000"/>
-                <w:sz w:val="22"/>
-              </w:rPr>
+            <w:r>
               <w:t>fuzzy</w:t>
             </w:r>
+            <w:r>
+              <w:rPr>
+                <w:rFonts w:ascii="Arial" w:hAnsi="Arial" w:cs="Arial" w:eastAsia="Arial"/>
+                <w:b w:val="0"/>
+                <w:i w:val="0"/>
+                <w:color w:val="000000"/>
+                <w:sz w:val="22"/>
+              </w:rPr>
+            </w:r>
           </w:p>
         </w:tc>
         <w:tc>
@@ -11294,16 +11378,17 @@
               <w:spacing w:line="240" w:lineRule="auto" w:before="0" w:after="0"/>
               <w:jc w:val="right"/>
             </w:pPr>
-            <w:r/>
-            <w:r>
-              <w:rPr>
-                <w:rFonts w:ascii="Arial" w:hAnsi="Arial" w:cs="Arial" w:eastAsia="Arial"/>
-                <w:b w:val="0"/>
-                <w:i w:val="0"/>
-                <w:color w:val="000000"/>
-                <w:sz w:val="22"/>
-              </w:rPr>
-              <w:t>0,3517</w:t>
+            <w:r>
+              <w:t>0,3313</w:t>
+            </w:r>
+            <w:r>
+              <w:rPr>
+                <w:rFonts w:ascii="Arial" w:hAnsi="Arial" w:cs="Arial" w:eastAsia="Arial"/>
+                <w:b w:val="0"/>
+                <w:i w:val="0"/>
+                <w:color w:val="000000"/>
+                <w:sz w:val="22"/>
+              </w:rPr>
             </w:r>
           </w:p>
         </w:tc>
@@ -11323,17 +11408,18 @@
               <w:spacing w:line="240" w:lineRule="auto" w:before="0" w:after="0"/>
               <w:jc w:val="right"/>
             </w:pPr>
-            <w:r/>
-            <w:r>
-              <w:rPr>
-                <w:rFonts w:ascii="Arial" w:hAnsi="Arial" w:cs="Arial" w:eastAsia="Arial"/>
-                <w:b w:val="0"/>
-                <w:i w:val="0"/>
-                <w:color w:val="000000"/>
-                <w:sz w:val="22"/>
-              </w:rPr>
+            <w:r>
               <w:t>0,2741</w:t>
             </w:r>
+            <w:r>
+              <w:rPr>
+                <w:rFonts w:ascii="Arial" w:hAnsi="Arial" w:cs="Arial" w:eastAsia="Arial"/>
+                <w:b w:val="0"/>
+                <w:i w:val="0"/>
+                <w:color w:val="000000"/>
+                <w:sz w:val="22"/>
+              </w:rPr>
+            </w:r>
           </w:p>
         </w:tc>
         <w:tc>
@@ -11352,16 +11438,17 @@
               <w:spacing w:line="240" w:lineRule="auto" w:before="0" w:after="0"/>
               <w:jc w:val="right"/>
             </w:pPr>
-            <w:r/>
-            <w:r>
-              <w:rPr>
-                <w:rFonts w:ascii="Arial" w:hAnsi="Arial" w:cs="Arial" w:eastAsia="Arial"/>
-                <w:b w:val="0"/>
-                <w:i w:val="0"/>
-                <w:color w:val="000000"/>
-                <w:sz w:val="22"/>
-              </w:rPr>
-              <w:t>0,2526</w:t>
+            <w:r>
+              <w:t>0,2618</w:t>
+            </w:r>
+            <w:r>
+              <w:rPr>
+                <w:rFonts w:ascii="Arial" w:hAnsi="Arial" w:cs="Arial" w:eastAsia="Arial"/>
+                <w:b w:val="0"/>
+                <w:i w:val="0"/>
+                <w:color w:val="000000"/>
+                <w:sz w:val="22"/>
+              </w:rPr>
             </w:r>
           </w:p>
         </w:tc>
@@ -11511,7 +11598,7 @@
           <w:color w:val="000000"/>
           <w:sz w:val="22"/>
         </w:rPr>
-        <w:t>Na configuração que substituiu a sentinela por indicador explícito de correspondência, os três algoritmos atingiram matrizes de confusão idênticas e perfeitas no cenário exact, com 454 verdadeiros negativos, 1.050 verdadeiros positivos e nenhum erro em qualquer direção. A diferença de nove pontos percentuais entre a floresta aleatória e os modelos de fronteira suave desapareceu por completo mediante uma única alteração de pré-processamento, sem qualquer mudança de algoritmo, de hiperparâmetro ou de dados. A explicação é geometricamente transparente: removida a sentinela, os registros conciliados ocupam exatamente a origem do plano formado pelas duas diferenças, e a classe torna-se linearmente separável com o auxílio do indicador. O que impedia a regressão logística de encontrar essa fronteira não era sua natureza linear, e sim o esmagamento de escala provocado pelo valor-sentinela.</w:t>
+        <w:t>Na configuração que substituiu a sentinela por indicador explícito de correspondência, os três algoritmos atingiram matrizes de confusão idênticas e perfeitas no cenário exact, com 454 verdadeiros negativos, 1.050 verdadeiros positivos e nenhum erro em qualquer direção. A diferença de onze pontos percentuais de F1-macro entre a floresta aleatória e os modelos de fronteira suave desapareceu por completo mediante uma única alteração de pré-processamento, sem qualquer mudança de algoritmo, de hiperparâmetro ou de dados. A explicação é geometricamente transparente: removida a sentinela, os registros conciliados ocupam exatamente a origem do plano formado pelas duas diferenças, e a classe torna-se linearmente separável com o auxílio do indicador. O que impedia a regressão logística de encontrar essa fronteira não era sua natureza linear, e sim o esmagamento de escala provocado pelo valor-sentinela.</w:t>
       </w:r>
     </w:p>
     <w:p>
@@ -11699,17 +11786,18 @@
               <w:spacing w:line="240" w:lineRule="auto" w:before="0" w:after="0"/>
               <w:jc w:val="left"/>
             </w:pPr>
-            <w:r/>
-            <w:r>
-              <w:rPr>
-                <w:rFonts w:ascii="Arial" w:hAnsi="Arial" w:cs="Arial" w:eastAsia="Arial"/>
-                <w:b w:val="0"/>
-                <w:i w:val="0"/>
-                <w:color w:val="000000"/>
-                <w:sz w:val="22"/>
-              </w:rPr>
+            <w:r>
               <w:t>Floresta aleatória</w:t>
             </w:r>
+            <w:r>
+              <w:rPr>
+                <w:rFonts w:ascii="Arial" w:hAnsi="Arial" w:cs="Arial" w:eastAsia="Arial"/>
+                <w:b w:val="0"/>
+                <w:i w:val="0"/>
+                <w:color w:val="000000"/>
+                <w:sz w:val="22"/>
+              </w:rPr>
+            </w:r>
           </w:p>
         </w:tc>
         <w:tc>
@@ -11728,16 +11816,17 @@
               <w:spacing w:line="240" w:lineRule="auto" w:before="0" w:after="0"/>
               <w:jc w:val="right"/>
             </w:pPr>
-            <w:r/>
-            <w:r>
-              <w:rPr>
-                <w:rFonts w:ascii="Arial" w:hAnsi="Arial" w:cs="Arial" w:eastAsia="Arial"/>
-                <w:b w:val="0"/>
-                <w:i w:val="0"/>
-                <w:color w:val="000000"/>
-                <w:sz w:val="22"/>
-              </w:rPr>
-              <w:t>203 de 203 (100,0%)</w:t>
+            <w:r>
+              <w:t>208 de 208 (100,0%)</w:t>
+            </w:r>
+            <w:r>
+              <w:rPr>
+                <w:rFonts w:ascii="Arial" w:hAnsi="Arial" w:cs="Arial" w:eastAsia="Arial"/>
+                <w:b w:val="0"/>
+                <w:i w:val="0"/>
+                <w:color w:val="000000"/>
+                <w:sz w:val="22"/>
+              </w:rPr>
             </w:r>
           </w:p>
         </w:tc>
@@ -11757,16 +11846,17 @@
               <w:spacing w:line="240" w:lineRule="auto" w:before="0" w:after="0"/>
               <w:jc w:val="right"/>
             </w:pPr>
-            <w:r/>
-            <w:r>
-              <w:rPr>
-                <w:rFonts w:ascii="Arial" w:hAnsi="Arial" w:cs="Arial" w:eastAsia="Arial"/>
-                <w:b w:val="0"/>
-                <w:i w:val="0"/>
-                <w:color w:val="000000"/>
-                <w:sz w:val="22"/>
-              </w:rPr>
-              <w:t>1 de 251 (0,4%)</w:t>
+            <w:r>
+              <w:t>1 de 246 (0,4%)</w:t>
+            </w:r>
+            <w:r>
+              <w:rPr>
+                <w:rFonts w:ascii="Arial" w:hAnsi="Arial" w:cs="Arial" w:eastAsia="Arial"/>
+                <w:b w:val="0"/>
+                <w:i w:val="0"/>
+                <w:color w:val="000000"/>
+                <w:sz w:val="22"/>
+              </w:rPr>
             </w:r>
           </w:p>
         </w:tc>
@@ -11791,17 +11881,18 @@
               <w:spacing w:line="240" w:lineRule="auto" w:before="0" w:after="0"/>
               <w:jc w:val="left"/>
             </w:pPr>
-            <w:r/>
-            <w:r>
-              <w:rPr>
-                <w:rFonts w:ascii="Arial" w:hAnsi="Arial" w:cs="Arial" w:eastAsia="Arial"/>
-                <w:b w:val="0"/>
-                <w:i w:val="0"/>
-                <w:color w:val="000000"/>
-                <w:sz w:val="22"/>
-              </w:rPr>
+            <w:r>
               <w:t>Máquina de vetores de suporte</w:t>
             </w:r>
+            <w:r>
+              <w:rPr>
+                <w:rFonts w:ascii="Arial" w:hAnsi="Arial" w:cs="Arial" w:eastAsia="Arial"/>
+                <w:b w:val="0"/>
+                <w:i w:val="0"/>
+                <w:color w:val="000000"/>
+                <w:sz w:val="22"/>
+              </w:rPr>
+            </w:r>
           </w:p>
         </w:tc>
         <w:tc>
@@ -11820,16 +11911,17 @@
               <w:spacing w:line="240" w:lineRule="auto" w:before="0" w:after="0"/>
               <w:jc w:val="right"/>
             </w:pPr>
-            <w:r/>
-            <w:r>
-              <w:rPr>
-                <w:rFonts w:ascii="Arial" w:hAnsi="Arial" w:cs="Arial" w:eastAsia="Arial"/>
-                <w:b w:val="0"/>
-                <w:i w:val="0"/>
-                <w:color w:val="000000"/>
-                <w:sz w:val="22"/>
-              </w:rPr>
-              <w:t>203 de 203 (100,0%)</w:t>
+            <w:r>
+              <w:t>208 de 208 (100,0%)</w:t>
+            </w:r>
+            <w:r>
+              <w:rPr>
+                <w:rFonts w:ascii="Arial" w:hAnsi="Arial" w:cs="Arial" w:eastAsia="Arial"/>
+                <w:b w:val="0"/>
+                <w:i w:val="0"/>
+                <w:color w:val="000000"/>
+                <w:sz w:val="22"/>
+              </w:rPr>
             </w:r>
           </w:p>
         </w:tc>
@@ -11849,16 +11941,112 @@
               <w:spacing w:line="240" w:lineRule="auto" w:before="0" w:after="0"/>
               <w:jc w:val="right"/>
             </w:pPr>
-            <w:r/>
-            <w:r>
-              <w:rPr>
-                <w:rFonts w:ascii="Arial" w:hAnsi="Arial" w:cs="Arial" w:eastAsia="Arial"/>
-                <w:b w:val="0"/>
-                <w:i w:val="0"/>
-                <w:color w:val="000000"/>
-                <w:sz w:val="22"/>
-              </w:rPr>
-              <w:t>22 de 251 (8,8%)</w:t>
+            <w:r>
+              <w:t>22 de 246 (8,9%)</w:t>
+            </w:r>
+            <w:r>
+              <w:rPr>
+                <w:rFonts w:ascii="Arial" w:hAnsi="Arial" w:cs="Arial" w:eastAsia="Arial"/>
+                <w:b w:val="0"/>
+                <w:i w:val="0"/>
+                <w:color w:val="000000"/>
+                <w:sz w:val="22"/>
+              </w:rPr>
+            </w:r>
+          </w:p>
+        </w:tc>
+      </w:tr>
+      <w:tr>
+        <w:trPr>
+          <w:cantSplit/>
+        </w:trPr>
+        <w:tc>
+          <w:tcPr>
+            <w:tcW w:w="2721" w:type="dxa"/>
+            <w:tcBorders>
+              <w:top w:val="nil"/>
+              <w:left w:val="nil"/>
+              <w:bottom w:val="single" w:sz="6" w:space="0" w:color="000000"/>
+              <w:right w:val="nil"/>
+            </w:tcBorders>
+          </w:tcPr>
+          <w:p>
+            <w:pPr>
+              <w:keepNext/>
+              <w:spacing w:line="240" w:lineRule="auto" w:before="0" w:after="0"/>
+              <w:jc w:val="left"/>
+            </w:pPr>
+            <w:r>
+              <w:t>Regressão logística</w:t>
+            </w:r>
+            <w:r>
+              <w:rPr>
+                <w:rFonts w:ascii="Arial" w:hAnsi="Arial" w:cs="Arial" w:eastAsia="Arial"/>
+                <w:b w:val="0"/>
+                <w:i w:val="0"/>
+                <w:color w:val="000000"/>
+                <w:sz w:val="22"/>
+              </w:rPr>
+            </w:r>
+          </w:p>
+        </w:tc>
+        <w:tc>
+          <w:tcPr>
+            <w:tcW w:w="3174" w:type="dxa"/>
+            <w:tcBorders>
+              <w:top w:val="nil"/>
+              <w:left w:val="nil"/>
+              <w:bottom w:val="single" w:sz="6" w:space="0" w:color="000000"/>
+              <w:right w:val="nil"/>
+            </w:tcBorders>
+          </w:tcPr>
+          <w:p>
+            <w:pPr>
+              <w:keepNext/>
+              <w:spacing w:line="240" w:lineRule="auto" w:before="0" w:after="0"/>
+              <w:jc w:val="right"/>
+            </w:pPr>
+            <w:r>
+              <w:t>208 de 208 (100,0%)</w:t>
+            </w:r>
+            <w:r>
+              <w:rPr>
+                <w:rFonts w:ascii="Arial" w:hAnsi="Arial" w:cs="Arial" w:eastAsia="Arial"/>
+                <w:b w:val="0"/>
+                <w:i w:val="0"/>
+                <w:color w:val="000000"/>
+                <w:sz w:val="22"/>
+              </w:rPr>
+            </w:r>
+          </w:p>
+        </w:tc>
+        <w:tc>
+          <w:tcPr>
+            <w:tcW w:w="3174" w:type="dxa"/>
+            <w:tcBorders>
+              <w:top w:val="nil"/>
+              <w:left w:val="nil"/>
+              <w:bottom w:val="single" w:sz="6" w:space="0" w:color="000000"/>
+              <w:right w:val="nil"/>
+            </w:tcBorders>
+          </w:tcPr>
+          <w:p>
+            <w:pPr>
+              <w:keepNext/>
+              <w:spacing w:line="240" w:lineRule="auto" w:before="0" w:after="0"/>
+              <w:jc w:val="right"/>
+            </w:pPr>
+            <w:r>
+              <w:t>65 de 246 (26,4%)</w:t>
+            </w:r>
+            <w:r>
+              <w:rPr>
+                <w:rFonts w:ascii="Arial" w:hAnsi="Arial" w:cs="Arial" w:eastAsia="Arial"/>
+                <w:b w:val="0"/>
+                <w:i w:val="0"/>
+                <w:color w:val="000000"/>
+                <w:sz w:val="22"/>
+              </w:rPr>
             </w:r>
           </w:p>
         </w:tc>
@@ -12183,17 +12371,18 @@
               <w:spacing w:line="240" w:lineRule="auto" w:before="0" w:after="0"/>
               <w:jc w:val="left"/>
             </w:pPr>
-            <w:r/>
-            <w:r>
-              <w:rPr>
-                <w:rFonts w:ascii="Arial" w:hAnsi="Arial" w:cs="Arial" w:eastAsia="Arial"/>
-                <w:b w:val="0"/>
-                <w:i w:val="0"/>
-                <w:color w:val="000000"/>
-                <w:sz w:val="22"/>
-              </w:rPr>
+            <w:r>
               <w:t>Floresta aleatória</w:t>
             </w:r>
+            <w:r>
+              <w:rPr>
+                <w:rFonts w:ascii="Arial" w:hAnsi="Arial" w:cs="Arial" w:eastAsia="Arial"/>
+                <w:b w:val="0"/>
+                <w:i w:val="0"/>
+                <w:color w:val="000000"/>
+                <w:sz w:val="22"/>
+              </w:rPr>
+            </w:r>
           </w:p>
         </w:tc>
         <w:tc>
@@ -12212,17 +12401,18 @@
               <w:spacing w:line="240" w:lineRule="auto" w:before="0" w:after="0"/>
               <w:jc w:val="right"/>
             </w:pPr>
-            <w:r/>
-            <w:r>
-              <w:rPr>
-                <w:rFonts w:ascii="Arial" w:hAnsi="Arial" w:cs="Arial" w:eastAsia="Arial"/>
-                <w:b w:val="0"/>
-                <w:i w:val="0"/>
-                <w:color w:val="000000"/>
-                <w:sz w:val="22"/>
-              </w:rPr>
+            <w:r>
               <w:t>454</w:t>
             </w:r>
+            <w:r>
+              <w:rPr>
+                <w:rFonts w:ascii="Arial" w:hAnsi="Arial" w:cs="Arial" w:eastAsia="Arial"/>
+                <w:b w:val="0"/>
+                <w:i w:val="0"/>
+                <w:color w:val="000000"/>
+                <w:sz w:val="22"/>
+              </w:rPr>
+            </w:r>
           </w:p>
         </w:tc>
         <w:tc>
@@ -12241,17 +12431,18 @@
               <w:spacing w:line="240" w:lineRule="auto" w:before="0" w:after="0"/>
               <w:jc w:val="right"/>
             </w:pPr>
-            <w:r/>
-            <w:r>
-              <w:rPr>
-                <w:rFonts w:ascii="Arial" w:hAnsi="Arial" w:cs="Arial" w:eastAsia="Arial"/>
-                <w:b w:val="0"/>
-                <w:i w:val="0"/>
-                <w:color w:val="000000"/>
-                <w:sz w:val="22"/>
-              </w:rPr>
+            <w:r>
               <w:t>0</w:t>
             </w:r>
+            <w:r>
+              <w:rPr>
+                <w:rFonts w:ascii="Arial" w:hAnsi="Arial" w:cs="Arial" w:eastAsia="Arial"/>
+                <w:b w:val="0"/>
+                <w:i w:val="0"/>
+                <w:color w:val="000000"/>
+                <w:sz w:val="22"/>
+              </w:rPr>
+            </w:r>
           </w:p>
         </w:tc>
         <w:tc>
@@ -12270,17 +12461,18 @@
               <w:spacing w:line="240" w:lineRule="auto" w:before="0" w:after="0"/>
               <w:jc w:val="right"/>
             </w:pPr>
-            <w:r/>
-            <w:r>
-              <w:rPr>
-                <w:rFonts w:ascii="Arial" w:hAnsi="Arial" w:cs="Arial" w:eastAsia="Arial"/>
-                <w:b w:val="0"/>
-                <w:i w:val="0"/>
-                <w:color w:val="000000"/>
-                <w:sz w:val="22"/>
-              </w:rPr>
+            <w:r>
               <w:t>0</w:t>
             </w:r>
+            <w:r>
+              <w:rPr>
+                <w:rFonts w:ascii="Arial" w:hAnsi="Arial" w:cs="Arial" w:eastAsia="Arial"/>
+                <w:b w:val="0"/>
+                <w:i w:val="0"/>
+                <w:color w:val="000000"/>
+                <w:sz w:val="22"/>
+              </w:rPr>
+            </w:r>
           </w:p>
         </w:tc>
         <w:tc>
@@ -12299,16 +12491,17 @@
               <w:spacing w:line="240" w:lineRule="auto" w:before="0" w:after="0"/>
               <w:jc w:val="right"/>
             </w:pPr>
-            <w:r/>
-            <w:r>
-              <w:rPr>
-                <w:rFonts w:ascii="Arial" w:hAnsi="Arial" w:cs="Arial" w:eastAsia="Arial"/>
-                <w:b w:val="0"/>
-                <w:i w:val="0"/>
-                <w:color w:val="000000"/>
-                <w:sz w:val="22"/>
-              </w:rPr>
+            <w:r>
               <w:t>1.050</w:t>
+            </w:r>
+            <w:r>
+              <w:rPr>
+                <w:rFonts w:ascii="Arial" w:hAnsi="Arial" w:cs="Arial" w:eastAsia="Arial"/>
+                <w:b w:val="0"/>
+                <w:i w:val="0"/>
+                <w:color w:val="000000"/>
+                <w:sz w:val="22"/>
+              </w:rPr>
             </w:r>
           </w:p>
         </w:tc>
@@ -12333,17 +12526,18 @@
               <w:spacing w:line="240" w:lineRule="auto" w:before="0" w:after="0"/>
               <w:jc w:val="left"/>
             </w:pPr>
-            <w:r/>
-            <w:r>
-              <w:rPr>
-                <w:rFonts w:ascii="Arial" w:hAnsi="Arial" w:cs="Arial" w:eastAsia="Arial"/>
-                <w:b w:val="0"/>
-                <w:i w:val="0"/>
-                <w:color w:val="000000"/>
-                <w:sz w:val="22"/>
-              </w:rPr>
+            <w:r>
               <w:t>Máquina de vetores de suporte</w:t>
             </w:r>
+            <w:r>
+              <w:rPr>
+                <w:rFonts w:ascii="Arial" w:hAnsi="Arial" w:cs="Arial" w:eastAsia="Arial"/>
+                <w:b w:val="0"/>
+                <w:i w:val="0"/>
+                <w:color w:val="000000"/>
+                <w:sz w:val="22"/>
+              </w:rPr>
+            </w:r>
           </w:p>
         </w:tc>
         <w:tc>
@@ -12362,16 +12556,17 @@
               <w:spacing w:line="240" w:lineRule="auto" w:before="0" w:after="0"/>
               <w:jc w:val="right"/>
             </w:pPr>
-            <w:r/>
-            <w:r>
-              <w:rPr>
-                <w:rFonts w:ascii="Arial" w:hAnsi="Arial" w:cs="Arial" w:eastAsia="Arial"/>
-                <w:b w:val="0"/>
-                <w:i w:val="0"/>
-                <w:color w:val="000000"/>
-                <w:sz w:val="22"/>
-              </w:rPr>
-              <w:t>324</w:t>
+            <w:r>
+              <w:t>326</w:t>
+            </w:r>
+            <w:r>
+              <w:rPr>
+                <w:rFonts w:ascii="Arial" w:hAnsi="Arial" w:cs="Arial" w:eastAsia="Arial"/>
+                <w:b w:val="0"/>
+                <w:i w:val="0"/>
+                <w:color w:val="000000"/>
+                <w:sz w:val="22"/>
+              </w:rPr>
             </w:r>
           </w:p>
         </w:tc>
@@ -12391,16 +12586,17 @@
               <w:spacing w:line="240" w:lineRule="auto" w:before="0" w:after="0"/>
               <w:jc w:val="right"/>
             </w:pPr>
-            <w:r/>
-            <w:r>
-              <w:rPr>
-                <w:rFonts w:ascii="Arial" w:hAnsi="Arial" w:cs="Arial" w:eastAsia="Arial"/>
-                <w:b w:val="0"/>
-                <w:i w:val="0"/>
-                <w:color w:val="000000"/>
-                <w:sz w:val="22"/>
-              </w:rPr>
-              <w:t>130</w:t>
+            <w:r>
+              <w:t>128</w:t>
+            </w:r>
+            <w:r>
+              <w:rPr>
+                <w:rFonts w:ascii="Arial" w:hAnsi="Arial" w:cs="Arial" w:eastAsia="Arial"/>
+                <w:b w:val="0"/>
+                <w:i w:val="0"/>
+                <w:color w:val="000000"/>
+                <w:sz w:val="22"/>
+              </w:rPr>
             </w:r>
           </w:p>
         </w:tc>
@@ -12420,17 +12616,18 @@
               <w:spacing w:line="240" w:lineRule="auto" w:before="0" w:after="0"/>
               <w:jc w:val="right"/>
             </w:pPr>
-            <w:r/>
-            <w:r>
-              <w:rPr>
-                <w:rFonts w:ascii="Arial" w:hAnsi="Arial" w:cs="Arial" w:eastAsia="Arial"/>
-                <w:b w:val="0"/>
-                <w:i w:val="0"/>
-                <w:color w:val="000000"/>
-                <w:sz w:val="22"/>
-              </w:rPr>
+            <w:r>
               <w:t>0</w:t>
             </w:r>
+            <w:r>
+              <w:rPr>
+                <w:rFonts w:ascii="Arial" w:hAnsi="Arial" w:cs="Arial" w:eastAsia="Arial"/>
+                <w:b w:val="0"/>
+                <w:i w:val="0"/>
+                <w:color w:val="000000"/>
+                <w:sz w:val="22"/>
+              </w:rPr>
+            </w:r>
           </w:p>
         </w:tc>
         <w:tc>
@@ -12449,16 +12646,17 @@
               <w:spacing w:line="240" w:lineRule="auto" w:before="0" w:after="0"/>
               <w:jc w:val="right"/>
             </w:pPr>
-            <w:r/>
-            <w:r>
-              <w:rPr>
-                <w:rFonts w:ascii="Arial" w:hAnsi="Arial" w:cs="Arial" w:eastAsia="Arial"/>
-                <w:b w:val="0"/>
-                <w:i w:val="0"/>
-                <w:color w:val="000000"/>
-                <w:sz w:val="22"/>
-              </w:rPr>
+            <w:r>
               <w:t>1.050</w:t>
+            </w:r>
+            <w:r>
+              <w:rPr>
+                <w:rFonts w:ascii="Arial" w:hAnsi="Arial" w:cs="Arial" w:eastAsia="Arial"/>
+                <w:b w:val="0"/>
+                <w:i w:val="0"/>
+                <w:color w:val="000000"/>
+                <w:sz w:val="22"/>
+              </w:rPr>
             </w:r>
           </w:p>
         </w:tc>
@@ -12483,17 +12681,18 @@
               <w:spacing w:line="240" w:lineRule="auto" w:before="0" w:after="0"/>
               <w:jc w:val="left"/>
             </w:pPr>
-            <w:r/>
-            <w:r>
-              <w:rPr>
-                <w:rFonts w:ascii="Arial" w:hAnsi="Arial" w:cs="Arial" w:eastAsia="Arial"/>
-                <w:b w:val="0"/>
-                <w:i w:val="0"/>
-                <w:color w:val="000000"/>
-                <w:sz w:val="22"/>
-              </w:rPr>
+            <w:r>
               <w:t>Regressão logística</w:t>
             </w:r>
+            <w:r>
+              <w:rPr>
+                <w:rFonts w:ascii="Arial" w:hAnsi="Arial" w:cs="Arial" w:eastAsia="Arial"/>
+                <w:b w:val="0"/>
+                <w:i w:val="0"/>
+                <w:color w:val="000000"/>
+                <w:sz w:val="22"/>
+              </w:rPr>
+            </w:r>
           </w:p>
         </w:tc>
         <w:tc>
@@ -12512,16 +12711,17 @@
               <w:spacing w:line="240" w:lineRule="auto" w:before="0" w:after="0"/>
               <w:jc w:val="right"/>
             </w:pPr>
-            <w:r/>
-            <w:r>
-              <w:rPr>
-                <w:rFonts w:ascii="Arial" w:hAnsi="Arial" w:cs="Arial" w:eastAsia="Arial"/>
-                <w:b w:val="0"/>
-                <w:i w:val="0"/>
-                <w:color w:val="000000"/>
-                <w:sz w:val="22"/>
-              </w:rPr>
-              <w:t>324</w:t>
+            <w:r>
+              <w:t>326</w:t>
+            </w:r>
+            <w:r>
+              <w:rPr>
+                <w:rFonts w:ascii="Arial" w:hAnsi="Arial" w:cs="Arial" w:eastAsia="Arial"/>
+                <w:b w:val="0"/>
+                <w:i w:val="0"/>
+                <w:color w:val="000000"/>
+                <w:sz w:val="22"/>
+              </w:rPr>
             </w:r>
           </w:p>
         </w:tc>
@@ -12541,16 +12741,17 @@
               <w:spacing w:line="240" w:lineRule="auto" w:before="0" w:after="0"/>
               <w:jc w:val="right"/>
             </w:pPr>
-            <w:r/>
-            <w:r>
-              <w:rPr>
-                <w:rFonts w:ascii="Arial" w:hAnsi="Arial" w:cs="Arial" w:eastAsia="Arial"/>
-                <w:b w:val="0"/>
-                <w:i w:val="0"/>
-                <w:color w:val="000000"/>
-                <w:sz w:val="22"/>
-              </w:rPr>
-              <w:t>130</w:t>
+            <w:r>
+              <w:t>128</w:t>
+            </w:r>
+            <w:r>
+              <w:rPr>
+                <w:rFonts w:ascii="Arial" w:hAnsi="Arial" w:cs="Arial" w:eastAsia="Arial"/>
+                <w:b w:val="0"/>
+                <w:i w:val="0"/>
+                <w:color w:val="000000"/>
+                <w:sz w:val="22"/>
+              </w:rPr>
             </w:r>
           </w:p>
         </w:tc>
@@ -12570,17 +12771,18 @@
               <w:spacing w:line="240" w:lineRule="auto" w:before="0" w:after="0"/>
               <w:jc w:val="right"/>
             </w:pPr>
-            <w:r/>
-            <w:r>
-              <w:rPr>
-                <w:rFonts w:ascii="Arial" w:hAnsi="Arial" w:cs="Arial" w:eastAsia="Arial"/>
-                <w:b w:val="0"/>
-                <w:i w:val="0"/>
-                <w:color w:val="000000"/>
-                <w:sz w:val="22"/>
-              </w:rPr>
+            <w:r>
               <w:t>0</w:t>
             </w:r>
+            <w:r>
+              <w:rPr>
+                <w:rFonts w:ascii="Arial" w:hAnsi="Arial" w:cs="Arial" w:eastAsia="Arial"/>
+                <w:b w:val="0"/>
+                <w:i w:val="0"/>
+                <w:color w:val="000000"/>
+                <w:sz w:val="22"/>
+              </w:rPr>
+            </w:r>
           </w:p>
         </w:tc>
         <w:tc>
@@ -12599,16 +12801,17 @@
               <w:spacing w:line="240" w:lineRule="auto" w:before="0" w:after="0"/>
               <w:jc w:val="right"/>
             </w:pPr>
-            <w:r/>
-            <w:r>
-              <w:rPr>
-                <w:rFonts w:ascii="Arial" w:hAnsi="Arial" w:cs="Arial" w:eastAsia="Arial"/>
-                <w:b w:val="0"/>
-                <w:i w:val="0"/>
-                <w:color w:val="000000"/>
-                <w:sz w:val="22"/>
-              </w:rPr>
+            <w:r>
               <w:t>1.050</w:t>
+            </w:r>
+            <w:r>
+              <w:rPr>
+                <w:rFonts w:ascii="Arial" w:hAnsi="Arial" w:cs="Arial" w:eastAsia="Arial"/>
+                <w:b w:val="0"/>
+                <w:i w:val="0"/>
+                <w:color w:val="000000"/>
+                <w:sz w:val="22"/>
+              </w:rPr>
             </w:r>
           </w:p>
         </w:tc>
@@ -12653,7 +12856,7 @@
           <w:color w:val="000000"/>
           <w:sz w:val="22"/>
         </w:rPr>
-        <w:t>Em conciliação financeira, as duas categorias de erro têm consequências assimétricas. Um falso negativo, isto é, um pagamento legítimo classificado como não conciliado, gera trabalho manual desnecessário: há custo operacional, mas o controle permanece íntegro. Um falso positivo silencia a divergência: um pagamento com valor 3% superior ao da nota, ou emitido trinta dias fora da competência, recebe aprovação automática e jamais chega à revisão humana. Os modelos de fronteira suave cometeram 130 falsos positivos e nenhum falso negativo, ou seja, erraram sistematicamente na direção mais custosa para o controle interno. No cenário fuzzy o efeito é ainda mais pronunciado, pois 114 dos 226 registros parcialmente conciliados do conjunto de teste, ou 50,4%, receberam atestado de conformidade plena. A ablação mostra que o viés se agrava quando o vazamento é removido: sem as variáveis da regra, a floresta aleatória passou a cometer 250 falsos positivos contra nenhum falso negativo.</w:t>
+        <w:t>Em conciliação financeira, as duas categorias de erro têm consequências assimétricas. Um falso negativo, isto é, um pagamento legítimo classificado como não conciliado, gera trabalho manual desnecessário: há custo operacional, mas o controle permanece íntegro. Um falso positivo silencia a divergência: um pagamento com valor 3% superior ao da nota, ou emitido trinta dias fora da competência, recebe aprovação automática e jamais chega à revisão humana. Os modelos de fronteira suave cometeram 128 falsos positivos e nenhum falso negativo, ou seja, erraram sistematicamente na direção mais custosa para o controle interno. No cenário fuzzy o efeito é ainda mais pronunciado, pois 107 dos 226 registros parcialmente conciliados do conjunto de teste, ou 47,3%, receberam atestado de conformidade plena. A ablação mostra que o viés se agrava quando o vazamento é removido: sem as variáveis da regra, a floresta aleatória passou a cometer 245 falsos positivos contra nenhum falso negativo.</w:t>
       </w:r>
     </w:p>
     <w:p>
@@ -12689,7 +12892,7 @@
           <w:color w:val="000000"/>
           <w:sz w:val="22"/>
         </w:rPr>
-        <w:t>Cabe registrar ainda a discrepância entre a área sob a curva ROC e o F1-macro: a máquina de vetores de suporte atingiu 0,9866 de área no cenário exact com apenas 0,8873 de F1-macro. Com classes desbalanceadas, a curva ROC produz impressão otimista do desempenho, fenômeno documentado por Saito e Rehmsmeier (2015). A ablação oferece ilustração ainda mais didática, pois no cenário fuzzy sem vazamento a máquina de vetores de suporte alcançou acurácia de 0,8497 sem jamais predizer a classe intermediária, com recall nulo nessa classe.</w:t>
+        <w:t>Cabe registrar ainda a discrepância entre a área sob a curva ROC e o F1-macro: a máquina de vetores de suporte atingiu 0,9824 de área no cenário exact com apenas 0,8892 de F1-macro, e a regressão logística 0,9877 com o mesmo 0,8892. Com classes desbalanceadas, a curva ROC produz impressão otimista do desempenho, fenômeno documentado por Saito e Rehmsmeier (2015). A ablação oferece ilustração ainda mais didática, pois no cenário fuzzy sem vazamento a máquina de vetores de suporte alcançou acurácia de 0,8491 sem jamais predizer a classe intermediária, com recall nulo nessa classe.</w:t>
       </w:r>
     </w:p>
     <w:p>
@@ -12757,7 +12960,7 @@
           <w:color w:val="000000"/>
           <w:sz w:val="22"/>
         </w:rPr>
-        <w:t>O cenário fuzzy não avaliou, assim, robustez a tolerâncias. O que efetivamente fez foi subdividir a classe negativa em duas, aplicando uma regra de proximidade sobre as mesmas variáveis vazadas. A conclusão legítima é mais restrita e mais interessante: o aumento da granularidade do rótulo, de binário para ternário, degradou o desempenho dos modelos de fronteira suave, com queda do F1-macro de 0,8873 para 0,8645 na máquina de vetores de suporte, sem afetar a floresta aleatória, porque a classe intermediária é definida por limiares sobre as mesmas grandezas. A dificuldade adicional recai integralmente sobre a fronteira entre a classe parcial e a classe conciliada, que é justamente a região comprimida pela padronização.</w:t>
+        <w:t>O cenário fuzzy não avaliou, assim, robustez a tolerâncias. O que efetivamente fez foi subdividir a classe negativa em duas, aplicando uma regra de proximidade sobre as mesmas variáveis vazadas. A conclusão legítima é mais restrita e mais interessante: o aumento da granularidade do rótulo, de binário para ternário, degradou o desempenho dos modelos de fronteira suave, com queda do F1-macro de 0,8892 para 0,8672 na máquina de vetores de suporte, sem afetar a floresta aleatória, porque a classe intermediária é definida por limiares sobre as mesmas grandezas. A dificuldade adicional recai integralmente sobre a fronteira entre a classe parcial e a classe conciliada, que é justamente a região comprimida pela padronização.</w:t>
       </w:r>
     </w:p>
     <w:p>
@@ -14848,13 +15051,6 @@
     <w:p>
       <w:pPr>
         <w:keepNext w:val="0"/>
-        <w:spacing w:line="240" w:lineRule="auto" w:before="0" w:after="0"/>
-        <w:jc w:val="both"/>
-      </w:pPr>
-    </w:p>
-    <w:p>
-      <w:pPr>
-        <w:keepNext w:val="0"/>
         <w:spacing w:line="360" w:lineRule="auto" w:before="0" w:after="0"/>
         <w:ind w:firstLine="709"/>
         <w:jc w:val="both"/>
@@ -14867,7 +15063,6 @@
           <w:color w:val="000000"/>
           <w:sz w:val="22"/>
         </w:rPr>
-        <w:t>A resposta à primeira pergunta de pesquisa pode ser enunciada com precisão. Sob rotulagem independente dos atributos e critério derivado do objetivo de controle, a floresta aleatória detectou 1,44 ponto percentual mais divergências que a máquina de vetores de suporte e 4,56 pontos percentuais mais que a regressão logística, mantendo o piso de precisão de 0,90 na validação, com valor-p de 0,0059 após correção de Holm em dez execuções, ao custo de encaminhar 27,6% do lote à revisão manual.</w:t>
       </w:r>
     </w:p>
     <w:p>
@@ -14885,7 +15080,7 @@
           <w:color w:val="000000"/>
           <w:sz w:val="22"/>
         </w:rPr>
-        <w:t>A significância estatística não se confunde, porém, com relevância prática. A diferença entre a floresta aleatória e a máquina de vetores de suporte é de 1,44 ponto percentual, o que corresponde, em uma carteira de 7.500 pagamentos com 30% de exceções, a cerca de 32 divergências adicionais. O teste a detecta porque a ordem se repete nas dez execuções, e não porque a magnitude seja expressiva, que é exatamente a razão de se reportar o tamanho de efeito ao lado do valor-p (Demšar, 2006). A leitura defensável é mais matizada do que a simples vitória da floresta: os três algoritmos são operacionalmente próximos, com a regressão logística cerca de 4,6 pontos atrás, e a escolha entre eles pode legitimamente recair sobre interpretabilidade e custo em vez de desempenho. Para um sistema que precisa justificar cada exceção a um auditor, os coeficientes de uma regressão logística podem valer mais do que 4,6 pontos percentuais de recall (Rudin, 2019).</w:t>
+        <w:t>As comparações par a par só devem ser lidas depois de rejeitada a hipótese global de equivalência, que é o protocolo recomendado por Demšar (2006) e que a primeira versão desta análise não seguiu. O teste omnibus de Friedman sobre as dez execuções consta da Tabela 17, e foi aplicado a três métricas, e não apenas à primária, por uma razão que a Tabela 18 torna explícita.</w:t>
       </w:r>
     </w:p>
     <w:p>
@@ -14903,15 +15098,729 @@
           <w:color w:val="000000"/>
           <w:sz w:val="22"/>
         </w:rPr>
-        <w:t>A estabilidade entre execuções foi semelhante nos três algoritmos, com desvios-padrão de 0,0169, 0,0191 e 0,0251, e nenhum apresentou comportamento bimodal ou regimes distintos, conforme a Tabela 17 e a Figura 7. A floresta aleatória obteve o melhor resultado em todas as dez execuções, o que sustenta a significância apesar da margem estreita.</w:t>
-      </w:r>
-    </w:p>
-    <w:p>
-      <w:pPr>
-        <w:keepNext w:val="0"/>
-        <w:spacing w:line="240" w:lineRule="auto" w:before="0" w:after="0"/>
+      </w:r>
+    </w:p>
+    <w:p>
+      <w:pPr>
+        <w:keepNext/>
+        <w:spacing w:line="240" w:lineRule="auto" w:before="0" w:after="0"/>
+        <w:jc w:val="left"/>
+      </w:pPr>
+      <w:r>
+        <w:rPr>
+          <w:rFonts w:ascii="Arial" w:hAnsi="Arial" w:cs="Arial" w:eastAsia="Arial"/>
+          <w:b w:val="0"/>
+          <w:i w:val="0"/>
+          <w:color w:val="000000"/>
+          <w:sz w:val="22"/>
+        </w:rPr>
+        <w:t>Tabela 17. Teste omnibus de Friedman sobre as dez execuções</w:t>
+      </w:r>
+    </w:p>
+    <w:tbl>
+      <w:tblPr>
+        <w:tblW w:w="9070" w:type="dxa"/>
+        <w:jc w:val="left"/>
+        <w:tblLayout w:type="fixed"/>
+        <w:tblLook w:firstColumn="1" w:firstRow="1" w:lastColumn="0" w:lastRow="0" w:noHBand="0" w:noVBand="1" w:val="04A0"/>
+      </w:tblPr>
+      <w:tblGrid>
+        <w:gridCol w:w="3083"/>
+        <w:gridCol w:w="1632"/>
+        <w:gridCol w:w="907"/>
+        <w:gridCol w:w="1541"/>
+        <w:gridCol w:w="1904"/>
+      </w:tblGrid>
+      <w:tr>
+        <w:trPr>
+          <w:cantSplit/>
+          <w:tblHeader/>
+        </w:trPr>
+        <w:tc>
+          <w:tcPr>
+            <w:tcW w:w="3083" w:type="dxa"/>
+            <w:tcBorders>
+              <w:top w:val="single" w:sz="6" w:space="0" w:color="000000"/>
+              <w:left w:val="nil"/>
+              <w:bottom w:val="single" w:sz="6" w:space="0" w:color="000000"/>
+              <w:right w:val="nil"/>
+            </w:tcBorders>
+          </w:tcPr>
+          <w:p>
+            <w:pPr>
+              <w:keepNext/>
+              <w:spacing w:line="240" w:lineRule="auto" w:before="0" w:after="0"/>
+              <w:jc w:val="left"/>
+            </w:pPr>
+            <w:r>
+              <w:t>Métrica</w:t>
+            </w:r>
+            <w:r>
+              <w:rPr>
+                <w:rFonts w:ascii="Arial" w:hAnsi="Arial" w:cs="Arial" w:eastAsia="Arial"/>
+                <w:b w:val="0"/>
+                <w:i w:val="0"/>
+                <w:color w:val="000000"/>
+                <w:sz w:val="22"/>
+              </w:rPr>
+            </w:r>
+          </w:p>
+        </w:tc>
+        <w:tc>
+          <w:tcPr>
+            <w:tcW w:w="1632" w:type="dxa"/>
+            <w:tcBorders>
+              <w:top w:val="single" w:sz="6" w:space="0" w:color="000000"/>
+              <w:left w:val="nil"/>
+              <w:bottom w:val="single" w:sz="6" w:space="0" w:color="000000"/>
+              <w:right w:val="nil"/>
+            </w:tcBorders>
+          </w:tcPr>
+          <w:p>
+            <w:pPr>
+              <w:keepNext/>
+              <w:spacing w:line="240" w:lineRule="auto" w:before="0" w:after="0"/>
+              <w:jc w:val="center"/>
+            </w:pPr>
+            <w:r>
+              <w:t>χ²</w:t>
+            </w:r>
+            <w:r>
+              <w:rPr>
+                <w:rFonts w:ascii="Arial" w:hAnsi="Arial" w:cs="Arial" w:eastAsia="Arial"/>
+                <w:b w:val="0"/>
+                <w:i w:val="0"/>
+                <w:color w:val="000000"/>
+                <w:sz w:val="22"/>
+              </w:rPr>
+            </w:r>
+          </w:p>
+        </w:tc>
+        <w:tc>
+          <w:tcPr>
+            <w:tcW w:w="907" w:type="dxa"/>
+            <w:tcBorders>
+              <w:top w:val="single" w:sz="6" w:space="0" w:color="000000"/>
+              <w:left w:val="nil"/>
+              <w:bottom w:val="single" w:sz="6" w:space="0" w:color="000000"/>
+              <w:right w:val="nil"/>
+            </w:tcBorders>
+          </w:tcPr>
+          <w:p>
+            <w:pPr>
+              <w:keepNext/>
+              <w:spacing w:line="240" w:lineRule="auto" w:before="0" w:after="0"/>
+              <w:jc w:val="center"/>
+            </w:pPr>
+            <w:r>
+              <w:t>p</w:t>
+            </w:r>
+            <w:r>
+              <w:rPr>
+                <w:rFonts w:ascii="Arial" w:hAnsi="Arial" w:cs="Arial" w:eastAsia="Arial"/>
+                <w:b w:val="0"/>
+                <w:i w:val="0"/>
+                <w:color w:val="000000"/>
+                <w:sz w:val="22"/>
+              </w:rPr>
+            </w:r>
+          </w:p>
+        </w:tc>
+        <w:tc>
+          <w:tcPr>
+            <w:tcW w:w="1541" w:type="dxa"/>
+            <w:tcBorders>
+              <w:top w:val="single" w:sz="6" w:space="0" w:color="000000"/>
+              <w:left w:val="nil"/>
+              <w:bottom w:val="single" w:sz="6" w:space="0" w:color="000000"/>
+              <w:right w:val="nil"/>
+            </w:tcBorders>
+          </w:tcPr>
+          <w:p>
+            <w:pPr>
+              <w:keepNext/>
+              <w:spacing w:line="240" w:lineRule="auto" w:before="0" w:after="0"/>
+              <w:jc w:val="center"/>
+            </w:pPr>
+            <w:r>
+              <w:t>Ordem dos ranks médios</w:t>
+            </w:r>
+            <w:r>
+              <w:rPr>
+                <w:rFonts w:ascii="Arial" w:hAnsi="Arial" w:cs="Arial" w:eastAsia="Arial"/>
+                <w:b w:val="0"/>
+                <w:i w:val="0"/>
+                <w:color w:val="000000"/>
+                <w:sz w:val="22"/>
+              </w:rPr>
+            </w:r>
+          </w:p>
+        </w:tc>
+        <w:tc>
+          <w:tcPr>
+            <w:tcW w:w="1904" w:type="dxa"/>
+            <w:tcBorders>
+              <w:top w:val="single" w:sz="6" w:space="0" w:color="000000"/>
+              <w:left w:val="nil"/>
+              <w:bottom w:val="single" w:sz="6" w:space="0" w:color="000000"/>
+              <w:right w:val="nil"/>
+            </w:tcBorders>
+          </w:tcPr>
+          <w:p>
+            <w:pPr>
+              <w:keepNext/>
+              <w:spacing w:line="240" w:lineRule="auto" w:before="0" w:after="0"/>
+              <w:jc w:val="center"/>
+            </w:pPr>
+            <w:r>
+              <w:t>Rejeita a equivalência</w:t>
+            </w:r>
+            <w:r>
+              <w:rPr>
+                <w:rFonts w:ascii="Arial" w:hAnsi="Arial" w:cs="Arial" w:eastAsia="Arial"/>
+                <w:b w:val="0"/>
+                <w:i w:val="0"/>
+                <w:color w:val="000000"/>
+                <w:sz w:val="22"/>
+              </w:rPr>
+            </w:r>
+          </w:p>
+        </w:tc>
+      </w:tr>
+      <w:tr>
+        <w:trPr>
+          <w:cantSplit/>
+        </w:trPr>
+        <w:tc>
+          <w:tcPr>
+            <w:tcW w:w="3083" w:type="dxa"/>
+            <w:tcBorders>
+              <w:top w:val="nil"/>
+              <w:left w:val="nil"/>
+              <w:bottom w:val="nil"/>
+              <w:right w:val="nil"/>
+            </w:tcBorders>
+          </w:tcPr>
+          <w:p>
+            <w:pPr>
+              <w:keepNext/>
+              <w:spacing w:line="240" w:lineRule="auto" w:before="0" w:after="0"/>
+              <w:jc w:val="left"/>
+            </w:pPr>
+            <w:r>
+              <w:t>Recall da exceção</w:t>
+            </w:r>
+            <w:r>
+              <w:rPr>
+                <w:rFonts w:ascii="Arial" w:hAnsi="Arial" w:cs="Arial" w:eastAsia="Arial"/>
+                <w:b w:val="0"/>
+                <w:i w:val="0"/>
+                <w:color w:val="000000"/>
+                <w:sz w:val="22"/>
+              </w:rPr>
+            </w:r>
+          </w:p>
+        </w:tc>
+        <w:tc>
+          <w:tcPr>
+            <w:tcW w:w="1632" w:type="dxa"/>
+            <w:tcBorders>
+              <w:top w:val="nil"/>
+              <w:left w:val="nil"/>
+              <w:bottom w:val="nil"/>
+              <w:right w:val="nil"/>
+            </w:tcBorders>
+          </w:tcPr>
+          <w:p>
+            <w:pPr>
+              <w:keepNext/>
+              <w:spacing w:line="240" w:lineRule="auto" w:before="0" w:after="0"/>
+              <w:jc w:val="right"/>
+            </w:pPr>
+            <w:r>
+              <w:t>18,20</w:t>
+            </w:r>
+            <w:r>
+              <w:rPr>
+                <w:rFonts w:ascii="Arial" w:hAnsi="Arial" w:cs="Arial" w:eastAsia="Arial"/>
+                <w:b w:val="0"/>
+                <w:i w:val="0"/>
+                <w:color w:val="000000"/>
+                <w:sz w:val="22"/>
+              </w:rPr>
+            </w:r>
+          </w:p>
+        </w:tc>
+        <w:tc>
+          <w:tcPr>
+            <w:tcW w:w="907" w:type="dxa"/>
+            <w:tcBorders>
+              <w:top w:val="nil"/>
+              <w:left w:val="nil"/>
+              <w:bottom w:val="nil"/>
+              <w:right w:val="nil"/>
+            </w:tcBorders>
+          </w:tcPr>
+          <w:p>
+            <w:pPr>
+              <w:keepNext/>
+              <w:spacing w:line="240" w:lineRule="auto" w:before="0" w:after="0"/>
+              <w:jc w:val="right"/>
+            </w:pPr>
+            <w:r>
+              <w:t>0,00011</w:t>
+            </w:r>
+            <w:r>
+              <w:rPr>
+                <w:rFonts w:ascii="Arial" w:hAnsi="Arial" w:cs="Arial" w:eastAsia="Arial"/>
+                <w:b w:val="0"/>
+                <w:i w:val="0"/>
+                <w:color w:val="000000"/>
+                <w:sz w:val="22"/>
+              </w:rPr>
+            </w:r>
+          </w:p>
+        </w:tc>
+        <w:tc>
+          <w:tcPr>
+            <w:tcW w:w="1541" w:type="dxa"/>
+            <w:tcBorders>
+              <w:top w:val="nil"/>
+              <w:left w:val="nil"/>
+              <w:bottom w:val="nil"/>
+              <w:right w:val="nil"/>
+            </w:tcBorders>
+          </w:tcPr>
+          <w:p>
+            <w:pPr>
+              <w:keepNext/>
+              <w:spacing w:line="240" w:lineRule="auto" w:before="0" w:after="0"/>
+              <w:jc w:val="right"/>
+            </w:pPr>
+            <w:r>
+              <w:t>floresta 1,0; vetores 2,1; logística 2,9</w:t>
+            </w:r>
+            <w:r>
+              <w:rPr>
+                <w:rFonts w:ascii="Arial" w:hAnsi="Arial" w:cs="Arial" w:eastAsia="Arial"/>
+                <w:b w:val="0"/>
+                <w:i w:val="0"/>
+                <w:color w:val="000000"/>
+                <w:sz w:val="22"/>
+              </w:rPr>
+            </w:r>
+          </w:p>
+        </w:tc>
+        <w:tc>
+          <w:tcPr>
+            <w:tcW w:w="1904" w:type="dxa"/>
+            <w:tcBorders>
+              <w:top w:val="nil"/>
+              <w:left w:val="nil"/>
+              <w:bottom w:val="nil"/>
+              <w:right w:val="nil"/>
+            </w:tcBorders>
+          </w:tcPr>
+          <w:p>
+            <w:pPr>
+              <w:keepNext/>
+              <w:spacing w:line="240" w:lineRule="auto" w:before="0" w:after="0"/>
+              <w:jc w:val="right"/>
+            </w:pPr>
+            <w:r>
+              <w:t>sim</w:t>
+            </w:r>
+            <w:r>
+              <w:rPr>
+                <w:rFonts w:ascii="Arial" w:hAnsi="Arial" w:cs="Arial" w:eastAsia="Arial"/>
+                <w:b w:val="0"/>
+                <w:i w:val="0"/>
+                <w:color w:val="000000"/>
+                <w:sz w:val="22"/>
+              </w:rPr>
+            </w:r>
+          </w:p>
+        </w:tc>
+      </w:tr>
+      <w:tr>
+        <w:trPr>
+          <w:cantSplit/>
+        </w:trPr>
+        <w:tc>
+          <w:tcPr>
+            <w:tcW w:w="3083" w:type="dxa"/>
+            <w:tcBorders>
+              <w:top w:val="nil"/>
+              <w:left w:val="nil"/>
+              <w:bottom w:val="nil"/>
+              <w:right w:val="nil"/>
+            </w:tcBorders>
+          </w:tcPr>
+          <w:p>
+            <w:pPr>
+              <w:keepNext/>
+              <w:spacing w:line="240" w:lineRule="auto" w:before="0" w:after="0"/>
+              <w:jc w:val="left"/>
+            </w:pPr>
+            <w:r>
+              <w:t>PR-AUC da exceção</w:t>
+            </w:r>
+            <w:r>
+              <w:rPr>
+                <w:rFonts w:ascii="Arial" w:hAnsi="Arial" w:cs="Arial" w:eastAsia="Arial"/>
+                <w:b w:val="0"/>
+                <w:i w:val="0"/>
+                <w:color w:val="000000"/>
+                <w:sz w:val="22"/>
+              </w:rPr>
+            </w:r>
+          </w:p>
+        </w:tc>
+        <w:tc>
+          <w:tcPr>
+            <w:tcW w:w="1632" w:type="dxa"/>
+            <w:tcBorders>
+              <w:top w:val="nil"/>
+              <w:left w:val="nil"/>
+              <w:bottom w:val="nil"/>
+              <w:right w:val="nil"/>
+            </w:tcBorders>
+          </w:tcPr>
+          <w:p>
+            <w:pPr>
+              <w:keepNext/>
+              <w:spacing w:line="240" w:lineRule="auto" w:before="0" w:after="0"/>
+              <w:jc w:val="right"/>
+            </w:pPr>
+            <w:r>
+              <w:t>18,20</w:t>
+            </w:r>
+            <w:r>
+              <w:rPr>
+                <w:rFonts w:ascii="Arial" w:hAnsi="Arial" w:cs="Arial" w:eastAsia="Arial"/>
+                <w:b w:val="0"/>
+                <w:i w:val="0"/>
+                <w:color w:val="000000"/>
+                <w:sz w:val="22"/>
+              </w:rPr>
+            </w:r>
+          </w:p>
+        </w:tc>
+        <w:tc>
+          <w:tcPr>
+            <w:tcW w:w="907" w:type="dxa"/>
+            <w:tcBorders>
+              <w:top w:val="nil"/>
+              <w:left w:val="nil"/>
+              <w:bottom w:val="nil"/>
+              <w:right w:val="nil"/>
+            </w:tcBorders>
+          </w:tcPr>
+          <w:p>
+            <w:pPr>
+              <w:keepNext/>
+              <w:spacing w:line="240" w:lineRule="auto" w:before="0" w:after="0"/>
+              <w:jc w:val="right"/>
+            </w:pPr>
+            <w:r>
+              <w:t>0,00011</w:t>
+            </w:r>
+            <w:r>
+              <w:rPr>
+                <w:rFonts w:ascii="Arial" w:hAnsi="Arial" w:cs="Arial" w:eastAsia="Arial"/>
+                <w:b w:val="0"/>
+                <w:i w:val="0"/>
+                <w:color w:val="000000"/>
+                <w:sz w:val="22"/>
+              </w:rPr>
+            </w:r>
+          </w:p>
+        </w:tc>
+        <w:tc>
+          <w:tcPr>
+            <w:tcW w:w="1541" w:type="dxa"/>
+            <w:tcBorders>
+              <w:top w:val="nil"/>
+              <w:left w:val="nil"/>
+              <w:bottom w:val="nil"/>
+              <w:right w:val="nil"/>
+            </w:tcBorders>
+          </w:tcPr>
+          <w:p>
+            <w:pPr>
+              <w:keepNext/>
+              <w:spacing w:line="240" w:lineRule="auto" w:before="0" w:after="0"/>
+              <w:jc w:val="right"/>
+            </w:pPr>
+            <w:r>
+              <w:t>floresta 1,0; vetores 2,1; logística 2,9</w:t>
+            </w:r>
+            <w:r>
+              <w:rPr>
+                <w:rFonts w:ascii="Arial" w:hAnsi="Arial" w:cs="Arial" w:eastAsia="Arial"/>
+                <w:b w:val="0"/>
+                <w:i w:val="0"/>
+                <w:color w:val="000000"/>
+                <w:sz w:val="22"/>
+              </w:rPr>
+            </w:r>
+          </w:p>
+        </w:tc>
+        <w:tc>
+          <w:tcPr>
+            <w:tcW w:w="1904" w:type="dxa"/>
+            <w:tcBorders>
+              <w:top w:val="nil"/>
+              <w:left w:val="nil"/>
+              <w:bottom w:val="nil"/>
+              <w:right w:val="nil"/>
+            </w:tcBorders>
+          </w:tcPr>
+          <w:p>
+            <w:pPr>
+              <w:keepNext/>
+              <w:spacing w:line="240" w:lineRule="auto" w:before="0" w:after="0"/>
+              <w:jc w:val="right"/>
+            </w:pPr>
+            <w:r>
+              <w:t>sim</w:t>
+            </w:r>
+            <w:r>
+              <w:rPr>
+                <w:rFonts w:ascii="Arial" w:hAnsi="Arial" w:cs="Arial" w:eastAsia="Arial"/>
+                <w:b w:val="0"/>
+                <w:i w:val="0"/>
+                <w:color w:val="000000"/>
+                <w:sz w:val="22"/>
+              </w:rPr>
+            </w:r>
+          </w:p>
+        </w:tc>
+      </w:tr>
+      <w:tr>
+        <w:trPr>
+          <w:cantSplit/>
+        </w:trPr>
+        <w:tc>
+          <w:tcPr>
+            <w:tcW w:w="3083" w:type="dxa"/>
+            <w:tcBorders>
+              <w:top w:val="nil"/>
+              <w:left w:val="nil"/>
+              <w:bottom w:val="single" w:sz="6" w:space="0" w:color="000000"/>
+              <w:right w:val="nil"/>
+            </w:tcBorders>
+          </w:tcPr>
+          <w:p>
+            <w:pPr>
+              <w:keepNext/>
+              <w:spacing w:line="240" w:lineRule="auto" w:before="0" w:after="0"/>
+              <w:jc w:val="left"/>
+            </w:pPr>
+            <w:r>
+              <w:t>Precisão da exceção</w:t>
+            </w:r>
+            <w:r>
+              <w:rPr>
+                <w:rFonts w:ascii="Arial" w:hAnsi="Arial" w:cs="Arial" w:eastAsia="Arial"/>
+                <w:b w:val="0"/>
+                <w:i w:val="0"/>
+                <w:color w:val="000000"/>
+                <w:sz w:val="22"/>
+              </w:rPr>
+            </w:r>
+          </w:p>
+        </w:tc>
+        <w:tc>
+          <w:tcPr>
+            <w:tcW w:w="1632" w:type="dxa"/>
+            <w:tcBorders>
+              <w:top w:val="nil"/>
+              <w:left w:val="nil"/>
+              <w:bottom w:val="single" w:sz="6" w:space="0" w:color="000000"/>
+              <w:right w:val="nil"/>
+            </w:tcBorders>
+          </w:tcPr>
+          <w:p>
+            <w:pPr>
+              <w:keepNext/>
+              <w:spacing w:line="240" w:lineRule="auto" w:before="0" w:after="0"/>
+              <w:jc w:val="right"/>
+            </w:pPr>
+            <w:r>
+              <w:t>4,20</w:t>
+            </w:r>
+            <w:r>
+              <w:rPr>
+                <w:rFonts w:ascii="Arial" w:hAnsi="Arial" w:cs="Arial" w:eastAsia="Arial"/>
+                <w:b w:val="0"/>
+                <w:i w:val="0"/>
+                <w:color w:val="000000"/>
+                <w:sz w:val="22"/>
+              </w:rPr>
+            </w:r>
+          </w:p>
+        </w:tc>
+        <w:tc>
+          <w:tcPr>
+            <w:tcW w:w="907" w:type="dxa"/>
+            <w:tcBorders>
+              <w:top w:val="nil"/>
+              <w:left w:val="nil"/>
+              <w:bottom w:val="single" w:sz="6" w:space="0" w:color="000000"/>
+              <w:right w:val="nil"/>
+            </w:tcBorders>
+          </w:tcPr>
+          <w:p>
+            <w:pPr>
+              <w:keepNext/>
+              <w:spacing w:line="240" w:lineRule="auto" w:before="0" w:after="0"/>
+              <w:jc w:val="right"/>
+            </w:pPr>
+            <w:r>
+              <w:t>0,1225</w:t>
+            </w:r>
+            <w:r>
+              <w:rPr>
+                <w:rFonts w:ascii="Arial" w:hAnsi="Arial" w:cs="Arial" w:eastAsia="Arial"/>
+                <w:b w:val="0"/>
+                <w:i w:val="0"/>
+                <w:color w:val="000000"/>
+                <w:sz w:val="22"/>
+              </w:rPr>
+            </w:r>
+          </w:p>
+        </w:tc>
+        <w:tc>
+          <w:tcPr>
+            <w:tcW w:w="1541" w:type="dxa"/>
+            <w:tcBorders>
+              <w:top w:val="nil"/>
+              <w:left w:val="nil"/>
+              <w:bottom w:val="single" w:sz="6" w:space="0" w:color="000000"/>
+              <w:right w:val="nil"/>
+            </w:tcBorders>
+          </w:tcPr>
+          <w:p>
+            <w:pPr>
+              <w:keepNext/>
+              <w:spacing w:line="240" w:lineRule="auto" w:before="0" w:after="0"/>
+              <w:jc w:val="right"/>
+            </w:pPr>
+            <w:r>
+              <w:t>logística 1,6; vetores 1,9; floresta 2,5</w:t>
+            </w:r>
+            <w:r>
+              <w:rPr>
+                <w:rFonts w:ascii="Arial" w:hAnsi="Arial" w:cs="Arial" w:eastAsia="Arial"/>
+                <w:b w:val="0"/>
+                <w:i w:val="0"/>
+                <w:color w:val="000000"/>
+                <w:sz w:val="22"/>
+              </w:rPr>
+            </w:r>
+          </w:p>
+        </w:tc>
+        <w:tc>
+          <w:tcPr>
+            <w:tcW w:w="1904" w:type="dxa"/>
+            <w:tcBorders>
+              <w:top w:val="nil"/>
+              <w:left w:val="nil"/>
+              <w:bottom w:val="single" w:sz="6" w:space="0" w:color="000000"/>
+              <w:right w:val="nil"/>
+            </w:tcBorders>
+          </w:tcPr>
+          <w:p>
+            <w:pPr>
+              <w:keepNext/>
+              <w:spacing w:line="240" w:lineRule="auto" w:before="0" w:after="0"/>
+              <w:jc w:val="right"/>
+            </w:pPr>
+            <w:r>
+              <w:t>não</w:t>
+            </w:r>
+            <w:r>
+              <w:rPr>
+                <w:rFonts w:ascii="Arial" w:hAnsi="Arial" w:cs="Arial" w:eastAsia="Arial"/>
+                <w:b w:val="0"/>
+                <w:i w:val="0"/>
+                <w:color w:val="000000"/>
+                <w:sz w:val="22"/>
+              </w:rPr>
+            </w:r>
+          </w:p>
+        </w:tc>
+      </w:tr>
+    </w:tbl>
+    <w:p>
+      <w:pPr>
+        <w:keepNext w:val="0"/>
+        <w:spacing w:line="240" w:lineRule="auto" w:before="0" w:after="0"/>
+        <w:jc w:val="left"/>
+      </w:pPr>
+      <w:r>
+        <w:rPr>
+          <w:rFonts w:ascii="Arial" w:hAnsi="Arial" w:cs="Arial" w:eastAsia="Arial"/>
+          <w:b w:val="0"/>
+          <w:i w:val="0"/>
+          <w:color w:val="000000"/>
+          <w:sz w:val="22"/>
+        </w:rPr>
+        <w:t>Fonte: Resultados originais da pesquisa</w:t>
+      </w:r>
+    </w:p>
+    <w:p>
+      <w:pPr>
+        <w:keepNext w:val="0"/>
+        <w:spacing w:line="360" w:lineRule="auto" w:before="0" w:after="0"/>
+        <w:ind w:firstLine="709"/>
         <w:jc w:val="both"/>
       </w:pPr>
+      <w:r>
+        <w:rPr>
+          <w:rFonts w:ascii="Arial" w:hAnsi="Arial" w:cs="Arial" w:eastAsia="Arial"/>
+          <w:b w:val="0"/>
+          <w:i w:val="0"/>
+          <w:color w:val="000000"/>
+          <w:sz w:val="22"/>
+        </w:rPr>
+      </w:r>
+    </w:p>
+    <w:p>
+      <w:pPr>
+        <w:keepNext w:val="0"/>
+        <w:spacing w:line="360" w:lineRule="auto" w:before="0" w:after="0"/>
+        <w:ind w:firstLine="709"/>
+        <w:jc w:val="both"/>
+      </w:pPr>
+      <w:r>
+        <w:rPr>
+          <w:rFonts w:ascii="Arial" w:hAnsi="Arial" w:cs="Arial" w:eastAsia="Arial"/>
+          <w:b w:val="0"/>
+          <w:i w:val="0"/>
+          <w:color w:val="000000"/>
+          <w:sz w:val="22"/>
+        </w:rPr>
+        <w:t>A leitura conjunta das três linhas da Tabela 17 responde à objeção mais forte que se pode dirigir a esta comparação. O recall é medido no ponto de operação de cada algoritmo, e esses pontos não caem sobre a mesma precisão realizada: 0,893 para a floresta contra 0,903 para a regressão logística. Como recall e precisão se trocam um pelo outro, a vantagem de recall da floresta poderia ser, em princípio, apenas o efeito de um limiar mais frouxo. Duas evidências das mesmas dez execuções afastam essa leitura. A primeira é que o ordenamento se mantém sob a PR-AUC, que resume a curva inteira e não depende de limiar algum. A segunda é que as diferenças de precisão não sobrevivem ao teste: nenhuma comparação par a par é significativa após a correção, e o omnibus não rejeita a equivalência entre os três, com p de 0,1225. A Tabela 18 reúne as comparações par a par sobre as duas métricas secundárias.</w:t>
+      </w:r>
+    </w:p>
+    <w:p>
+      <w:pPr>
+        <w:keepNext w:val="0"/>
+        <w:spacing w:line="360" w:lineRule="auto" w:before="0" w:after="0"/>
+        <w:ind w:firstLine="709"/>
+        <w:jc w:val="both"/>
+      </w:pPr>
+      <w:r>
+        <w:rPr>
+          <w:rFonts w:ascii="Arial" w:hAnsi="Arial" w:cs="Arial" w:eastAsia="Arial"/>
+          <w:b w:val="0"/>
+          <w:i w:val="0"/>
+          <w:color w:val="000000"/>
+          <w:sz w:val="22"/>
+        </w:rPr>
+      </w:r>
     </w:p>
     <w:p>
       <w:pPr>
@@ -14927,7 +15836,1966 @@
           <w:color w:val="000000"/>
           <w:sz w:val="22"/>
         </w:rPr>
-        <w:t>Tabela 17. Recall da classe de exceção por semente</w:t>
+        <w:t>Tabela 18. Comparação pareada de Wilcoxon sobre as métricas secundárias, com correção de Holm</w:t>
+      </w:r>
+    </w:p>
+    <w:tbl>
+      <w:tblPr>
+        <w:tblW w:w="9070" w:type="dxa"/>
+        <w:jc w:val="left"/>
+        <w:tblLayout w:type="fixed"/>
+        <w:tblLook w:firstColumn="1" w:firstRow="1" w:lastColumn="0" w:lastRow="0" w:noHBand="0" w:noVBand="1" w:val="04A0"/>
+      </w:tblPr>
+      <w:tblGrid>
+        <w:gridCol w:w="3083"/>
+        <w:gridCol w:w="1632"/>
+        <w:gridCol w:w="907"/>
+        <w:gridCol w:w="1541"/>
+        <w:gridCol w:w="1904"/>
+      </w:tblGrid>
+      <w:tr>
+        <w:trPr>
+          <w:cantSplit/>
+          <w:tblHeader/>
+        </w:trPr>
+        <w:tc>
+          <w:tcPr>
+            <w:tcW w:w="3083" w:type="dxa"/>
+            <w:tcBorders>
+              <w:top w:val="single" w:sz="6" w:space="0" w:color="000000"/>
+              <w:left w:val="nil"/>
+              <w:bottom w:val="single" w:sz="6" w:space="0" w:color="000000"/>
+              <w:right w:val="nil"/>
+            </w:tcBorders>
+          </w:tcPr>
+          <w:p>
+            <w:pPr>
+              <w:keepNext/>
+              <w:spacing w:line="240" w:lineRule="auto" w:before="0" w:after="0"/>
+              <w:jc w:val="left"/>
+            </w:pPr>
+            <w:r>
+              <w:t>Métrica e comparação</w:t>
+            </w:r>
+            <w:r>
+              <w:rPr>
+                <w:rFonts w:ascii="Arial" w:hAnsi="Arial" w:cs="Arial" w:eastAsia="Arial"/>
+                <w:b w:val="0"/>
+                <w:i w:val="0"/>
+                <w:color w:val="000000"/>
+                <w:sz w:val="22"/>
+              </w:rPr>
+            </w:r>
+          </w:p>
+        </w:tc>
+        <w:tc>
+          <w:tcPr>
+            <w:tcW w:w="1632" w:type="dxa"/>
+            <w:tcBorders>
+              <w:top w:val="single" w:sz="6" w:space="0" w:color="000000"/>
+              <w:left w:val="nil"/>
+              <w:bottom w:val="single" w:sz="6" w:space="0" w:color="000000"/>
+              <w:right w:val="nil"/>
+            </w:tcBorders>
+          </w:tcPr>
+          <w:p>
+            <w:pPr>
+              <w:keepNext/>
+              <w:spacing w:line="240" w:lineRule="auto" w:before="0" w:after="0"/>
+              <w:jc w:val="center"/>
+            </w:pPr>
+            <w:r>
+              <w:t>Diferença mediana</w:t>
+            </w:r>
+            <w:r>
+              <w:rPr>
+                <w:rFonts w:ascii="Arial" w:hAnsi="Arial" w:cs="Arial" w:eastAsia="Arial"/>
+                <w:b w:val="0"/>
+                <w:i w:val="0"/>
+                <w:color w:val="000000"/>
+                <w:sz w:val="22"/>
+              </w:rPr>
+            </w:r>
+          </w:p>
+        </w:tc>
+        <w:tc>
+          <w:tcPr>
+            <w:tcW w:w="907" w:type="dxa"/>
+            <w:tcBorders>
+              <w:top w:val="single" w:sz="6" w:space="0" w:color="000000"/>
+              <w:left w:val="nil"/>
+              <w:bottom w:val="single" w:sz="6" w:space="0" w:color="000000"/>
+              <w:right w:val="nil"/>
+            </w:tcBorders>
+          </w:tcPr>
+          <w:p>
+            <w:pPr>
+              <w:keepNext/>
+              <w:spacing w:line="240" w:lineRule="auto" w:before="0" w:after="0"/>
+              <w:jc w:val="center"/>
+            </w:pPr>
+            <w:r>
+              <w:t>p</w:t>
+            </w:r>
+            <w:r>
+              <w:rPr>
+                <w:rFonts w:ascii="Arial" w:hAnsi="Arial" w:cs="Arial" w:eastAsia="Arial"/>
+                <w:b w:val="0"/>
+                <w:i w:val="0"/>
+                <w:color w:val="000000"/>
+                <w:sz w:val="22"/>
+              </w:rPr>
+            </w:r>
+          </w:p>
+        </w:tc>
+        <w:tc>
+          <w:tcPr>
+            <w:tcW w:w="1541" w:type="dxa"/>
+            <w:tcBorders>
+              <w:top w:val="single" w:sz="6" w:space="0" w:color="000000"/>
+              <w:left w:val="nil"/>
+              <w:bottom w:val="single" w:sz="6" w:space="0" w:color="000000"/>
+              <w:right w:val="nil"/>
+            </w:tcBorders>
+          </w:tcPr>
+          <w:p>
+            <w:pPr>
+              <w:keepNext/>
+              <w:spacing w:line="240" w:lineRule="auto" w:before="0" w:after="0"/>
+              <w:jc w:val="center"/>
+            </w:pPr>
+            <w:r>
+              <w:t>p corrigido</w:t>
+            </w:r>
+            <w:r>
+              <w:rPr>
+                <w:rFonts w:ascii="Arial" w:hAnsi="Arial" w:cs="Arial" w:eastAsia="Arial"/>
+                <w:b w:val="0"/>
+                <w:i w:val="0"/>
+                <w:color w:val="000000"/>
+                <w:sz w:val="22"/>
+              </w:rPr>
+            </w:r>
+          </w:p>
+        </w:tc>
+        <w:tc>
+          <w:tcPr>
+            <w:tcW w:w="1904" w:type="dxa"/>
+            <w:tcBorders>
+              <w:top w:val="single" w:sz="6" w:space="0" w:color="000000"/>
+              <w:left w:val="nil"/>
+              <w:bottom w:val="single" w:sz="6" w:space="0" w:color="000000"/>
+              <w:right w:val="nil"/>
+            </w:tcBorders>
+          </w:tcPr>
+          <w:p>
+            <w:pPr>
+              <w:keepNext/>
+              <w:spacing w:line="240" w:lineRule="auto" w:before="0" w:after="0"/>
+              <w:jc w:val="center"/>
+            </w:pPr>
+            <w:r>
+              <w:t>Significativo</w:t>
+            </w:r>
+            <w:r>
+              <w:rPr>
+                <w:rFonts w:ascii="Arial" w:hAnsi="Arial" w:cs="Arial" w:eastAsia="Arial"/>
+                <w:b w:val="0"/>
+                <w:i w:val="0"/>
+                <w:color w:val="000000"/>
+                <w:sz w:val="22"/>
+              </w:rPr>
+            </w:r>
+          </w:p>
+        </w:tc>
+      </w:tr>
+      <w:tr>
+        <w:trPr>
+          <w:cantSplit/>
+        </w:trPr>
+        <w:tc>
+          <w:tcPr>
+            <w:tcW w:w="3083" w:type="dxa"/>
+            <w:tcBorders>
+              <w:top w:val="nil"/>
+              <w:left w:val="nil"/>
+              <w:bottom w:val="nil"/>
+              <w:right w:val="nil"/>
+            </w:tcBorders>
+          </w:tcPr>
+          <w:p>
+            <w:pPr>
+              <w:keepNext/>
+              <w:spacing w:line="240" w:lineRule="auto" w:before="0" w:after="0"/>
+              <w:jc w:val="left"/>
+            </w:pPr>
+            <w:r>
+              <w:t>PR-AUC: floresta e vetores</w:t>
+            </w:r>
+            <w:r>
+              <w:rPr>
+                <w:rFonts w:ascii="Arial" w:hAnsi="Arial" w:cs="Arial" w:eastAsia="Arial"/>
+                <w:b w:val="0"/>
+                <w:i w:val="0"/>
+                <w:color w:val="000000"/>
+                <w:sz w:val="22"/>
+              </w:rPr>
+            </w:r>
+          </w:p>
+        </w:tc>
+        <w:tc>
+          <w:tcPr>
+            <w:tcW w:w="1632" w:type="dxa"/>
+            <w:tcBorders>
+              <w:top w:val="nil"/>
+              <w:left w:val="nil"/>
+              <w:bottom w:val="nil"/>
+              <w:right w:val="nil"/>
+            </w:tcBorders>
+          </w:tcPr>
+          <w:p>
+            <w:pPr>
+              <w:keepNext/>
+              <w:spacing w:line="240" w:lineRule="auto" w:before="0" w:after="0"/>
+              <w:jc w:val="right"/>
+            </w:pPr>
+            <w:r>
+              <w:t>+0,0088</w:t>
+            </w:r>
+            <w:r>
+              <w:rPr>
+                <w:rFonts w:ascii="Arial" w:hAnsi="Arial" w:cs="Arial" w:eastAsia="Arial"/>
+                <w:b w:val="0"/>
+                <w:i w:val="0"/>
+                <w:color w:val="000000"/>
+                <w:sz w:val="22"/>
+              </w:rPr>
+            </w:r>
+          </w:p>
+        </w:tc>
+        <w:tc>
+          <w:tcPr>
+            <w:tcW w:w="907" w:type="dxa"/>
+            <w:tcBorders>
+              <w:top w:val="nil"/>
+              <w:left w:val="nil"/>
+              <w:bottom w:val="nil"/>
+              <w:right w:val="nil"/>
+            </w:tcBorders>
+          </w:tcPr>
+          <w:p>
+            <w:pPr>
+              <w:keepNext/>
+              <w:spacing w:line="240" w:lineRule="auto" w:before="0" w:after="0"/>
+              <w:jc w:val="right"/>
+            </w:pPr>
+            <w:r>
+              <w:t>0,0020</w:t>
+            </w:r>
+            <w:r>
+              <w:rPr>
+                <w:rFonts w:ascii="Arial" w:hAnsi="Arial" w:cs="Arial" w:eastAsia="Arial"/>
+                <w:b w:val="0"/>
+                <w:i w:val="0"/>
+                <w:color w:val="000000"/>
+                <w:sz w:val="22"/>
+              </w:rPr>
+            </w:r>
+          </w:p>
+        </w:tc>
+        <w:tc>
+          <w:tcPr>
+            <w:tcW w:w="1541" w:type="dxa"/>
+            <w:tcBorders>
+              <w:top w:val="nil"/>
+              <w:left w:val="nil"/>
+              <w:bottom w:val="nil"/>
+              <w:right w:val="nil"/>
+            </w:tcBorders>
+          </w:tcPr>
+          <w:p>
+            <w:pPr>
+              <w:keepNext/>
+              <w:spacing w:line="240" w:lineRule="auto" w:before="0" w:after="0"/>
+              <w:jc w:val="right"/>
+            </w:pPr>
+            <w:r>
+              <w:t>0,0059</w:t>
+            </w:r>
+            <w:r>
+              <w:rPr>
+                <w:rFonts w:ascii="Arial" w:hAnsi="Arial" w:cs="Arial" w:eastAsia="Arial"/>
+                <w:b w:val="0"/>
+                <w:i w:val="0"/>
+                <w:color w:val="000000"/>
+                <w:sz w:val="22"/>
+              </w:rPr>
+            </w:r>
+          </w:p>
+        </w:tc>
+        <w:tc>
+          <w:tcPr>
+            <w:tcW w:w="1904" w:type="dxa"/>
+            <w:tcBorders>
+              <w:top w:val="nil"/>
+              <w:left w:val="nil"/>
+              <w:bottom w:val="nil"/>
+              <w:right w:val="nil"/>
+            </w:tcBorders>
+          </w:tcPr>
+          <w:p>
+            <w:pPr>
+              <w:keepNext/>
+              <w:spacing w:line="240" w:lineRule="auto" w:before="0" w:after="0"/>
+              <w:jc w:val="right"/>
+            </w:pPr>
+            <w:r>
+              <w:t>sim</w:t>
+            </w:r>
+            <w:r>
+              <w:rPr>
+                <w:rFonts w:ascii="Arial" w:hAnsi="Arial" w:cs="Arial" w:eastAsia="Arial"/>
+                <w:b w:val="0"/>
+                <w:i w:val="0"/>
+                <w:color w:val="000000"/>
+                <w:sz w:val="22"/>
+              </w:rPr>
+            </w:r>
+          </w:p>
+        </w:tc>
+      </w:tr>
+      <w:tr>
+        <w:trPr>
+          <w:cantSplit/>
+        </w:trPr>
+        <w:tc>
+          <w:tcPr>
+            <w:tcW w:w="3083" w:type="dxa"/>
+            <w:tcBorders>
+              <w:top w:val="nil"/>
+              <w:left w:val="nil"/>
+              <w:bottom w:val="nil"/>
+              <w:right w:val="nil"/>
+            </w:tcBorders>
+          </w:tcPr>
+          <w:p>
+            <w:pPr>
+              <w:keepNext/>
+              <w:spacing w:line="240" w:lineRule="auto" w:before="0" w:after="0"/>
+              <w:jc w:val="left"/>
+            </w:pPr>
+            <w:r>
+              <w:t>PR-AUC: floresta e logística</w:t>
+            </w:r>
+            <w:r>
+              <w:rPr>
+                <w:rFonts w:ascii="Arial" w:hAnsi="Arial" w:cs="Arial" w:eastAsia="Arial"/>
+                <w:b w:val="0"/>
+                <w:i w:val="0"/>
+                <w:color w:val="000000"/>
+                <w:sz w:val="22"/>
+              </w:rPr>
+            </w:r>
+          </w:p>
+        </w:tc>
+        <w:tc>
+          <w:tcPr>
+            <w:tcW w:w="1632" w:type="dxa"/>
+            <w:tcBorders>
+              <w:top w:val="nil"/>
+              <w:left w:val="nil"/>
+              <w:bottom w:val="nil"/>
+              <w:right w:val="nil"/>
+            </w:tcBorders>
+          </w:tcPr>
+          <w:p>
+            <w:pPr>
+              <w:keepNext/>
+              <w:spacing w:line="240" w:lineRule="auto" w:before="0" w:after="0"/>
+              <w:jc w:val="right"/>
+            </w:pPr>
+            <w:r>
+              <w:t>+0,0210</w:t>
+            </w:r>
+            <w:r>
+              <w:rPr>
+                <w:rFonts w:ascii="Arial" w:hAnsi="Arial" w:cs="Arial" w:eastAsia="Arial"/>
+                <w:b w:val="0"/>
+                <w:i w:val="0"/>
+                <w:color w:val="000000"/>
+                <w:sz w:val="22"/>
+              </w:rPr>
+            </w:r>
+          </w:p>
+        </w:tc>
+        <w:tc>
+          <w:tcPr>
+            <w:tcW w:w="907" w:type="dxa"/>
+            <w:tcBorders>
+              <w:top w:val="nil"/>
+              <w:left w:val="nil"/>
+              <w:bottom w:val="nil"/>
+              <w:right w:val="nil"/>
+            </w:tcBorders>
+          </w:tcPr>
+          <w:p>
+            <w:pPr>
+              <w:keepNext/>
+              <w:spacing w:line="240" w:lineRule="auto" w:before="0" w:after="0"/>
+              <w:jc w:val="right"/>
+            </w:pPr>
+            <w:r>
+              <w:t>0,0020</w:t>
+            </w:r>
+            <w:r>
+              <w:rPr>
+                <w:rFonts w:ascii="Arial" w:hAnsi="Arial" w:cs="Arial" w:eastAsia="Arial"/>
+                <w:b w:val="0"/>
+                <w:i w:val="0"/>
+                <w:color w:val="000000"/>
+                <w:sz w:val="22"/>
+              </w:rPr>
+            </w:r>
+          </w:p>
+        </w:tc>
+        <w:tc>
+          <w:tcPr>
+            <w:tcW w:w="1541" w:type="dxa"/>
+            <w:tcBorders>
+              <w:top w:val="nil"/>
+              <w:left w:val="nil"/>
+              <w:bottom w:val="nil"/>
+              <w:right w:val="nil"/>
+            </w:tcBorders>
+          </w:tcPr>
+          <w:p>
+            <w:pPr>
+              <w:keepNext/>
+              <w:spacing w:line="240" w:lineRule="auto" w:before="0" w:after="0"/>
+              <w:jc w:val="right"/>
+            </w:pPr>
+            <w:r>
+              <w:t>0,0059</w:t>
+            </w:r>
+            <w:r>
+              <w:rPr>
+                <w:rFonts w:ascii="Arial" w:hAnsi="Arial" w:cs="Arial" w:eastAsia="Arial"/>
+                <w:b w:val="0"/>
+                <w:i w:val="0"/>
+                <w:color w:val="000000"/>
+                <w:sz w:val="22"/>
+              </w:rPr>
+            </w:r>
+          </w:p>
+        </w:tc>
+        <w:tc>
+          <w:tcPr>
+            <w:tcW w:w="1904" w:type="dxa"/>
+            <w:tcBorders>
+              <w:top w:val="nil"/>
+              <w:left w:val="nil"/>
+              <w:bottom w:val="nil"/>
+              <w:right w:val="nil"/>
+            </w:tcBorders>
+          </w:tcPr>
+          <w:p>
+            <w:pPr>
+              <w:keepNext/>
+              <w:spacing w:line="240" w:lineRule="auto" w:before="0" w:after="0"/>
+              <w:jc w:val="right"/>
+            </w:pPr>
+            <w:r>
+              <w:t>sim</w:t>
+            </w:r>
+            <w:r>
+              <w:rPr>
+                <w:rFonts w:ascii="Arial" w:hAnsi="Arial" w:cs="Arial" w:eastAsia="Arial"/>
+                <w:b w:val="0"/>
+                <w:i w:val="0"/>
+                <w:color w:val="000000"/>
+                <w:sz w:val="22"/>
+              </w:rPr>
+            </w:r>
+          </w:p>
+        </w:tc>
+      </w:tr>
+      <w:tr>
+        <w:trPr>
+          <w:cantSplit/>
+        </w:trPr>
+        <w:tc>
+          <w:tcPr>
+            <w:tcW w:w="3083" w:type="dxa"/>
+            <w:tcBorders>
+              <w:top w:val="nil"/>
+              <w:left w:val="nil"/>
+              <w:bottom w:val="single" w:sz="6" w:space="0" w:color="000000"/>
+              <w:right w:val="nil"/>
+            </w:tcBorders>
+          </w:tcPr>
+          <w:p>
+            <w:pPr>
+              <w:keepNext/>
+              <w:spacing w:line="240" w:lineRule="auto" w:before="0" w:after="0"/>
+              <w:jc w:val="left"/>
+            </w:pPr>
+            <w:r>
+              <w:t>PR-AUC: vetores e logística</w:t>
+            </w:r>
+            <w:r>
+              <w:rPr>
+                <w:rFonts w:ascii="Arial" w:hAnsi="Arial" w:cs="Arial" w:eastAsia="Arial"/>
+                <w:b w:val="0"/>
+                <w:i w:val="0"/>
+                <w:color w:val="000000"/>
+                <w:sz w:val="22"/>
+              </w:rPr>
+            </w:r>
+          </w:p>
+        </w:tc>
+        <w:tc>
+          <w:tcPr>
+            <w:tcW w:w="1632" w:type="dxa"/>
+            <w:tcBorders>
+              <w:top w:val="nil"/>
+              <w:left w:val="nil"/>
+              <w:bottom w:val="single" w:sz="6" w:space="0" w:color="000000"/>
+              <w:right w:val="nil"/>
+            </w:tcBorders>
+          </w:tcPr>
+          <w:p>
+            <w:pPr>
+              <w:keepNext/>
+              <w:spacing w:line="240" w:lineRule="auto" w:before="0" w:after="0"/>
+              <w:jc w:val="right"/>
+            </w:pPr>
+            <w:r>
+              <w:t>+0,0125</w:t>
+            </w:r>
+            <w:r>
+              <w:rPr>
+                <w:rFonts w:ascii="Arial" w:hAnsi="Arial" w:cs="Arial" w:eastAsia="Arial"/>
+                <w:b w:val="0"/>
+                <w:i w:val="0"/>
+                <w:color w:val="000000"/>
+                <w:sz w:val="22"/>
+              </w:rPr>
+            </w:r>
+          </w:p>
+        </w:tc>
+        <w:tc>
+          <w:tcPr>
+            <w:tcW w:w="907" w:type="dxa"/>
+            <w:tcBorders>
+              <w:top w:val="nil"/>
+              <w:left w:val="nil"/>
+              <w:bottom w:val="single" w:sz="6" w:space="0" w:color="000000"/>
+              <w:right w:val="nil"/>
+            </w:tcBorders>
+          </w:tcPr>
+          <w:p>
+            <w:pPr>
+              <w:keepNext/>
+              <w:spacing w:line="240" w:lineRule="auto" w:before="0" w:after="0"/>
+              <w:jc w:val="right"/>
+            </w:pPr>
+            <w:r>
+              <w:t>0,0059</w:t>
+            </w:r>
+            <w:r>
+              <w:rPr>
+                <w:rFonts w:ascii="Arial" w:hAnsi="Arial" w:cs="Arial" w:eastAsia="Arial"/>
+                <w:b w:val="0"/>
+                <w:i w:val="0"/>
+                <w:color w:val="000000"/>
+                <w:sz w:val="22"/>
+              </w:rPr>
+            </w:r>
+          </w:p>
+        </w:tc>
+        <w:tc>
+          <w:tcPr>
+            <w:tcW w:w="1541" w:type="dxa"/>
+            <w:tcBorders>
+              <w:top w:val="nil"/>
+              <w:left w:val="nil"/>
+              <w:bottom w:val="single" w:sz="6" w:space="0" w:color="000000"/>
+              <w:right w:val="nil"/>
+            </w:tcBorders>
+          </w:tcPr>
+          <w:p>
+            <w:pPr>
+              <w:keepNext/>
+              <w:spacing w:line="240" w:lineRule="auto" w:before="0" w:after="0"/>
+              <w:jc w:val="right"/>
+            </w:pPr>
+            <w:r>
+              <w:t>0,0059</w:t>
+            </w:r>
+            <w:r>
+              <w:rPr>
+                <w:rFonts w:ascii="Arial" w:hAnsi="Arial" w:cs="Arial" w:eastAsia="Arial"/>
+                <w:b w:val="0"/>
+                <w:i w:val="0"/>
+                <w:color w:val="000000"/>
+                <w:sz w:val="22"/>
+              </w:rPr>
+            </w:r>
+          </w:p>
+        </w:tc>
+        <w:tc>
+          <w:tcPr>
+            <w:tcW w:w="1904" w:type="dxa"/>
+            <w:tcBorders>
+              <w:top w:val="nil"/>
+              <w:left w:val="nil"/>
+              <w:bottom w:val="single" w:sz="6" w:space="0" w:color="000000"/>
+              <w:right w:val="nil"/>
+            </w:tcBorders>
+          </w:tcPr>
+          <w:p>
+            <w:pPr>
+              <w:keepNext/>
+              <w:spacing w:line="240" w:lineRule="auto" w:before="0" w:after="0"/>
+              <w:jc w:val="right"/>
+            </w:pPr>
+            <w:r>
+              <w:t>sim</w:t>
+            </w:r>
+            <w:r>
+              <w:rPr>
+                <w:rFonts w:ascii="Arial" w:hAnsi="Arial" w:cs="Arial" w:eastAsia="Arial"/>
+                <w:b w:val="0"/>
+                <w:i w:val="0"/>
+                <w:color w:val="000000"/>
+                <w:sz w:val="22"/>
+              </w:rPr>
+            </w:r>
+          </w:p>
+        </w:tc>
+      </w:tr>
+      <w:tr>
+        <w:trPr>
+          <w:cantSplit/>
+        </w:trPr>
+        <w:tc>
+          <w:tcPr>
+            <w:tcW w:w="3083" w:type="dxa"/>
+            <w:tcBorders>
+              <w:top w:val="nil"/>
+              <w:left w:val="nil"/>
+              <w:bottom w:val="single" w:sz="6" w:space="0" w:color="000000"/>
+              <w:right w:val="nil"/>
+            </w:tcBorders>
+          </w:tcPr>
+          <w:p>
+            <w:pPr>
+              <w:keepNext/>
+              <w:spacing w:line="240" w:lineRule="auto" w:before="0" w:after="0"/>
+              <w:jc w:val="left"/>
+            </w:pPr>
+            <w:r>
+              <w:t>Precisão: floresta e vetores</w:t>
+            </w:r>
+            <w:r>
+              <w:rPr>
+                <w:rFonts w:ascii="Arial" w:hAnsi="Arial" w:cs="Arial" w:eastAsia="Arial"/>
+                <w:b w:val="0"/>
+                <w:i w:val="0"/>
+                <w:color w:val="000000"/>
+                <w:sz w:val="22"/>
+              </w:rPr>
+            </w:r>
+          </w:p>
+        </w:tc>
+        <w:tc>
+          <w:tcPr>
+            <w:tcW w:w="1632" w:type="dxa"/>
+            <w:tcBorders>
+              <w:top w:val="nil"/>
+              <w:left w:val="nil"/>
+              <w:bottom w:val="single" w:sz="6" w:space="0" w:color="000000"/>
+              <w:right w:val="nil"/>
+            </w:tcBorders>
+          </w:tcPr>
+          <w:p>
+            <w:pPr>
+              <w:keepNext/>
+              <w:spacing w:line="240" w:lineRule="auto" w:before="0" w:after="0"/>
+              <w:jc w:val="right"/>
+            </w:pPr>
+            <w:r>
+              <w:t>−0,0033</w:t>
+            </w:r>
+            <w:r>
+              <w:rPr>
+                <w:rFonts w:ascii="Arial" w:hAnsi="Arial" w:cs="Arial" w:eastAsia="Arial"/>
+                <w:b w:val="0"/>
+                <w:i w:val="0"/>
+                <w:color w:val="000000"/>
+                <w:sz w:val="22"/>
+              </w:rPr>
+            </w:r>
+          </w:p>
+        </w:tc>
+        <w:tc>
+          <w:tcPr>
+            <w:tcW w:w="907" w:type="dxa"/>
+            <w:tcBorders>
+              <w:top w:val="nil"/>
+              <w:left w:val="nil"/>
+              <w:bottom w:val="single" w:sz="6" w:space="0" w:color="000000"/>
+              <w:right w:val="nil"/>
+            </w:tcBorders>
+          </w:tcPr>
+          <w:p>
+            <w:pPr>
+              <w:keepNext/>
+              <w:spacing w:line="240" w:lineRule="auto" w:before="0" w:after="0"/>
+              <w:jc w:val="right"/>
+            </w:pPr>
+            <w:r>
+              <w:t>0,2754</w:t>
+            </w:r>
+            <w:r>
+              <w:rPr>
+                <w:rFonts w:ascii="Arial" w:hAnsi="Arial" w:cs="Arial" w:eastAsia="Arial"/>
+                <w:b w:val="0"/>
+                <w:i w:val="0"/>
+                <w:color w:val="000000"/>
+                <w:sz w:val="22"/>
+              </w:rPr>
+            </w:r>
+          </w:p>
+        </w:tc>
+        <w:tc>
+          <w:tcPr>
+            <w:tcW w:w="1541" w:type="dxa"/>
+            <w:tcBorders>
+              <w:top w:val="nil"/>
+              <w:left w:val="nil"/>
+              <w:bottom w:val="single" w:sz="6" w:space="0" w:color="000000"/>
+              <w:right w:val="nil"/>
+            </w:tcBorders>
+          </w:tcPr>
+          <w:p>
+            <w:pPr>
+              <w:keepNext/>
+              <w:spacing w:line="240" w:lineRule="auto" w:before="0" w:after="0"/>
+              <w:jc w:val="right"/>
+            </w:pPr>
+            <w:r>
+              <w:t>0,5508</w:t>
+            </w:r>
+            <w:r>
+              <w:rPr>
+                <w:rFonts w:ascii="Arial" w:hAnsi="Arial" w:cs="Arial" w:eastAsia="Arial"/>
+                <w:b w:val="0"/>
+                <w:i w:val="0"/>
+                <w:color w:val="000000"/>
+                <w:sz w:val="22"/>
+              </w:rPr>
+            </w:r>
+          </w:p>
+        </w:tc>
+        <w:tc>
+          <w:tcPr>
+            <w:tcW w:w="1904" w:type="dxa"/>
+            <w:tcBorders>
+              <w:top w:val="nil"/>
+              <w:left w:val="nil"/>
+              <w:bottom w:val="single" w:sz="6" w:space="0" w:color="000000"/>
+              <w:right w:val="nil"/>
+            </w:tcBorders>
+          </w:tcPr>
+          <w:p>
+            <w:pPr>
+              <w:keepNext/>
+              <w:spacing w:line="240" w:lineRule="auto" w:before="0" w:after="0"/>
+              <w:jc w:val="right"/>
+            </w:pPr>
+            <w:r>
+              <w:t>não</w:t>
+            </w:r>
+            <w:r>
+              <w:rPr>
+                <w:rFonts w:ascii="Arial" w:hAnsi="Arial" w:cs="Arial" w:eastAsia="Arial"/>
+                <w:b w:val="0"/>
+                <w:i w:val="0"/>
+                <w:color w:val="000000"/>
+                <w:sz w:val="22"/>
+              </w:rPr>
+            </w:r>
+          </w:p>
+        </w:tc>
+      </w:tr>
+      <w:tr>
+        <w:trPr>
+          <w:cantSplit/>
+        </w:trPr>
+        <w:tc>
+          <w:tcPr>
+            <w:tcW w:w="3083" w:type="dxa"/>
+            <w:tcBorders>
+              <w:top w:val="nil"/>
+              <w:left w:val="nil"/>
+              <w:bottom w:val="single" w:sz="6" w:space="0" w:color="000000"/>
+              <w:right w:val="nil"/>
+            </w:tcBorders>
+          </w:tcPr>
+          <w:p>
+            <w:pPr>
+              <w:keepNext/>
+              <w:spacing w:line="240" w:lineRule="auto" w:before="0" w:after="0"/>
+              <w:jc w:val="left"/>
+            </w:pPr>
+            <w:r>
+              <w:t>Precisão: floresta e logística</w:t>
+            </w:r>
+            <w:r>
+              <w:rPr>
+                <w:rFonts w:ascii="Arial" w:hAnsi="Arial" w:cs="Arial" w:eastAsia="Arial"/>
+                <w:b w:val="0"/>
+                <w:i w:val="0"/>
+                <w:color w:val="000000"/>
+                <w:sz w:val="22"/>
+              </w:rPr>
+            </w:r>
+          </w:p>
+        </w:tc>
+        <w:tc>
+          <w:tcPr>
+            <w:tcW w:w="1632" w:type="dxa"/>
+            <w:tcBorders>
+              <w:top w:val="nil"/>
+              <w:left w:val="nil"/>
+              <w:bottom w:val="single" w:sz="6" w:space="0" w:color="000000"/>
+              <w:right w:val="nil"/>
+            </w:tcBorders>
+          </w:tcPr>
+          <w:p>
+            <w:pPr>
+              <w:keepNext/>
+              <w:spacing w:line="240" w:lineRule="auto" w:before="0" w:after="0"/>
+              <w:jc w:val="right"/>
+            </w:pPr>
+            <w:r>
+              <w:t>−0,0076</w:t>
+            </w:r>
+            <w:r>
+              <w:rPr>
+                <w:rFonts w:ascii="Arial" w:hAnsi="Arial" w:cs="Arial" w:eastAsia="Arial"/>
+                <w:b w:val="0"/>
+                <w:i w:val="0"/>
+                <w:color w:val="000000"/>
+                <w:sz w:val="22"/>
+              </w:rPr>
+            </w:r>
+          </w:p>
+        </w:tc>
+        <w:tc>
+          <w:tcPr>
+            <w:tcW w:w="907" w:type="dxa"/>
+            <w:tcBorders>
+              <w:top w:val="nil"/>
+              <w:left w:val="nil"/>
+              <w:bottom w:val="single" w:sz="6" w:space="0" w:color="000000"/>
+              <w:right w:val="nil"/>
+            </w:tcBorders>
+          </w:tcPr>
+          <w:p>
+            <w:pPr>
+              <w:keepNext/>
+              <w:spacing w:line="240" w:lineRule="auto" w:before="0" w:after="0"/>
+              <w:jc w:val="right"/>
+            </w:pPr>
+            <w:r>
+              <w:t>0,0840</w:t>
+            </w:r>
+            <w:r>
+              <w:rPr>
+                <w:rFonts w:ascii="Arial" w:hAnsi="Arial" w:cs="Arial" w:eastAsia="Arial"/>
+                <w:b w:val="0"/>
+                <w:i w:val="0"/>
+                <w:color w:val="000000"/>
+                <w:sz w:val="22"/>
+              </w:rPr>
+            </w:r>
+          </w:p>
+        </w:tc>
+        <w:tc>
+          <w:tcPr>
+            <w:tcW w:w="1541" w:type="dxa"/>
+            <w:tcBorders>
+              <w:top w:val="nil"/>
+              <w:left w:val="nil"/>
+              <w:bottom w:val="single" w:sz="6" w:space="0" w:color="000000"/>
+              <w:right w:val="nil"/>
+            </w:tcBorders>
+          </w:tcPr>
+          <w:p>
+            <w:pPr>
+              <w:keepNext/>
+              <w:spacing w:line="240" w:lineRule="auto" w:before="0" w:after="0"/>
+              <w:jc w:val="right"/>
+            </w:pPr>
+            <w:r>
+              <w:t>0,2520</w:t>
+            </w:r>
+            <w:r>
+              <w:rPr>
+                <w:rFonts w:ascii="Arial" w:hAnsi="Arial" w:cs="Arial" w:eastAsia="Arial"/>
+                <w:b w:val="0"/>
+                <w:i w:val="0"/>
+                <w:color w:val="000000"/>
+                <w:sz w:val="22"/>
+              </w:rPr>
+            </w:r>
+          </w:p>
+        </w:tc>
+        <w:tc>
+          <w:tcPr>
+            <w:tcW w:w="1904" w:type="dxa"/>
+            <w:tcBorders>
+              <w:top w:val="nil"/>
+              <w:left w:val="nil"/>
+              <w:bottom w:val="single" w:sz="6" w:space="0" w:color="000000"/>
+              <w:right w:val="nil"/>
+            </w:tcBorders>
+          </w:tcPr>
+          <w:p>
+            <w:pPr>
+              <w:keepNext/>
+              <w:spacing w:line="240" w:lineRule="auto" w:before="0" w:after="0"/>
+              <w:jc w:val="right"/>
+            </w:pPr>
+            <w:r>
+              <w:t>não</w:t>
+            </w:r>
+            <w:r>
+              <w:rPr>
+                <w:rFonts w:ascii="Arial" w:hAnsi="Arial" w:cs="Arial" w:eastAsia="Arial"/>
+                <w:b w:val="0"/>
+                <w:i w:val="0"/>
+                <w:color w:val="000000"/>
+                <w:sz w:val="22"/>
+              </w:rPr>
+            </w:r>
+          </w:p>
+        </w:tc>
+      </w:tr>
+      <w:tr>
+        <w:trPr>
+          <w:cantSplit/>
+        </w:trPr>
+        <w:tc>
+          <w:tcPr>
+            <w:tcW w:w="3083" w:type="dxa"/>
+            <w:tcBorders>
+              <w:top w:val="nil"/>
+              <w:left w:val="nil"/>
+              <w:bottom w:val="single" w:sz="6" w:space="0" w:color="000000"/>
+              <w:right w:val="nil"/>
+            </w:tcBorders>
+          </w:tcPr>
+          <w:p>
+            <w:pPr>
+              <w:keepNext/>
+              <w:spacing w:line="240" w:lineRule="auto" w:before="0" w:after="0"/>
+              <w:jc w:val="left"/>
+            </w:pPr>
+            <w:r>
+              <w:t>Precisão: vetores e logística</w:t>
+            </w:r>
+            <w:r>
+              <w:rPr>
+                <w:rFonts w:ascii="Arial" w:hAnsi="Arial" w:cs="Arial" w:eastAsia="Arial"/>
+                <w:b w:val="0"/>
+                <w:i w:val="0"/>
+                <w:color w:val="000000"/>
+                <w:sz w:val="22"/>
+              </w:rPr>
+            </w:r>
+          </w:p>
+        </w:tc>
+        <w:tc>
+          <w:tcPr>
+            <w:tcW w:w="1632" w:type="dxa"/>
+            <w:tcBorders>
+              <w:top w:val="nil"/>
+              <w:left w:val="nil"/>
+              <w:bottom w:val="single" w:sz="6" w:space="0" w:color="000000"/>
+              <w:right w:val="nil"/>
+            </w:tcBorders>
+          </w:tcPr>
+          <w:p>
+            <w:pPr>
+              <w:keepNext/>
+              <w:spacing w:line="240" w:lineRule="auto" w:before="0" w:after="0"/>
+              <w:jc w:val="right"/>
+            </w:pPr>
+            <w:r>
+              <w:t>−0,0078</w:t>
+            </w:r>
+            <w:r>
+              <w:rPr>
+                <w:rFonts w:ascii="Arial" w:hAnsi="Arial" w:cs="Arial" w:eastAsia="Arial"/>
+                <w:b w:val="0"/>
+                <w:i w:val="0"/>
+                <w:color w:val="000000"/>
+                <w:sz w:val="22"/>
+              </w:rPr>
+            </w:r>
+          </w:p>
+        </w:tc>
+        <w:tc>
+          <w:tcPr>
+            <w:tcW w:w="907" w:type="dxa"/>
+            <w:tcBorders>
+              <w:top w:val="nil"/>
+              <w:left w:val="nil"/>
+              <w:bottom w:val="single" w:sz="6" w:space="0" w:color="000000"/>
+              <w:right w:val="nil"/>
+            </w:tcBorders>
+          </w:tcPr>
+          <w:p>
+            <w:pPr>
+              <w:keepNext/>
+              <w:spacing w:line="240" w:lineRule="auto" w:before="0" w:after="0"/>
+              <w:jc w:val="right"/>
+            </w:pPr>
+            <w:r>
+              <w:t>0,5566</w:t>
+            </w:r>
+            <w:r>
+              <w:rPr>
+                <w:rFonts w:ascii="Arial" w:hAnsi="Arial" w:cs="Arial" w:eastAsia="Arial"/>
+                <w:b w:val="0"/>
+                <w:i w:val="0"/>
+                <w:color w:val="000000"/>
+                <w:sz w:val="22"/>
+              </w:rPr>
+            </w:r>
+          </w:p>
+        </w:tc>
+        <w:tc>
+          <w:tcPr>
+            <w:tcW w:w="1541" w:type="dxa"/>
+            <w:tcBorders>
+              <w:top w:val="nil"/>
+              <w:left w:val="nil"/>
+              <w:bottom w:val="single" w:sz="6" w:space="0" w:color="000000"/>
+              <w:right w:val="nil"/>
+            </w:tcBorders>
+          </w:tcPr>
+          <w:p>
+            <w:pPr>
+              <w:keepNext/>
+              <w:spacing w:line="240" w:lineRule="auto" w:before="0" w:after="0"/>
+              <w:jc w:val="right"/>
+            </w:pPr>
+            <w:r>
+              <w:t>0,5566</w:t>
+            </w:r>
+            <w:r>
+              <w:rPr>
+                <w:rFonts w:ascii="Arial" w:hAnsi="Arial" w:cs="Arial" w:eastAsia="Arial"/>
+                <w:b w:val="0"/>
+                <w:i w:val="0"/>
+                <w:color w:val="000000"/>
+                <w:sz w:val="22"/>
+              </w:rPr>
+            </w:r>
+          </w:p>
+        </w:tc>
+        <w:tc>
+          <w:tcPr>
+            <w:tcW w:w="1904" w:type="dxa"/>
+            <w:tcBorders>
+              <w:top w:val="nil"/>
+              <w:left w:val="nil"/>
+              <w:bottom w:val="single" w:sz="6" w:space="0" w:color="000000"/>
+              <w:right w:val="nil"/>
+            </w:tcBorders>
+          </w:tcPr>
+          <w:p>
+            <w:pPr>
+              <w:keepNext/>
+              <w:spacing w:line="240" w:lineRule="auto" w:before="0" w:after="0"/>
+              <w:jc w:val="right"/>
+            </w:pPr>
+            <w:r>
+              <w:t>não</w:t>
+            </w:r>
+            <w:r>
+              <w:rPr>
+                <w:rFonts w:ascii="Arial" w:hAnsi="Arial" w:cs="Arial" w:eastAsia="Arial"/>
+                <w:b w:val="0"/>
+                <w:i w:val="0"/>
+                <w:color w:val="000000"/>
+                <w:sz w:val="22"/>
+              </w:rPr>
+            </w:r>
+          </w:p>
+        </w:tc>
+      </w:tr>
+    </w:tbl>
+    <w:p>
+      <w:pPr>
+        <w:keepNext w:val="0"/>
+        <w:spacing w:line="240" w:lineRule="auto" w:before="0" w:after="0"/>
+        <w:jc w:val="left"/>
+      </w:pPr>
+      <w:r>
+        <w:rPr>
+          <w:rFonts w:ascii="Arial" w:hAnsi="Arial" w:cs="Arial" w:eastAsia="Arial"/>
+          <w:b w:val="0"/>
+          <w:i w:val="0"/>
+          <w:color w:val="000000"/>
+          <w:sz w:val="22"/>
+        </w:rPr>
+        <w:t>Fonte: Resultados originais da pesquisa</w:t>
+      </w:r>
+    </w:p>
+    <w:p>
+      <w:pPr>
+        <w:keepNext w:val="0"/>
+        <w:spacing w:line="240" w:lineRule="auto" w:before="0" w:after="0"/>
+        <w:jc w:val="left"/>
+      </w:pPr>
+      <w:r>
+        <w:rPr>
+          <w:rFonts w:ascii="Arial" w:hAnsi="Arial" w:cs="Arial" w:eastAsia="Arial"/>
+          <w:b w:val="0"/>
+          <w:i w:val="0"/>
+          <w:color w:val="000000"/>
+          <w:sz w:val="22"/>
+        </w:rPr>
+        <w:t>Nota: a diferença mediana é sempre favorável ao primeiro algoritmo da comparação</w:t>
+      </w:r>
+    </w:p>
+    <w:p>
+      <w:pPr>
+        <w:keepNext w:val="0"/>
+        <w:spacing w:line="360" w:lineRule="auto" w:before="0" w:after="0"/>
+        <w:ind w:firstLine="709"/>
+        <w:jc w:val="both"/>
+      </w:pPr>
+      <w:r>
+        <w:rPr>
+          <w:rFonts w:ascii="Arial" w:hAnsi="Arial" w:cs="Arial" w:eastAsia="Arial"/>
+          <w:b w:val="0"/>
+          <w:i w:val="0"/>
+          <w:color w:val="000000"/>
+          <w:sz w:val="22"/>
+        </w:rPr>
+      </w:r>
+    </w:p>
+    <w:p>
+      <w:pPr>
+        <w:keepNext w:val="0"/>
+        <w:spacing w:line="360" w:lineRule="auto" w:before="0" w:after="0"/>
+        <w:ind w:firstLine="709"/>
+        <w:jc w:val="both"/>
+      </w:pPr>
+      <w:r>
+        <w:rPr>
+          <w:rFonts w:ascii="Arial" w:hAnsi="Arial" w:cs="Arial" w:eastAsia="Arial"/>
+          <w:b w:val="0"/>
+          <w:i w:val="0"/>
+          <w:color w:val="000000"/>
+          <w:sz w:val="22"/>
+        </w:rPr>
+        <w:t>Em conjunto: a floresta aleatória ordena melhor as exceções e detecta mais delas, sem operar a uma precisão estatisticamente menor. Faltando qualquer uma dessas evidências, a afirmação de que a floresta detecta mais divergências seria uma afirmação sobre o limiar escolhido, e não sobre o algoritmo. Resta reportar a matriz de confusão completa, que é a verificação nº 6 do próprio checklist deste trabalho e que a Tabela 19 traz, somada sobre as dez execuções, em unidades de controle interno em vez de pontos percentuais.</w:t>
+      </w:r>
+    </w:p>
+    <w:p>
+      <w:pPr>
+        <w:keepNext w:val="0"/>
+        <w:spacing w:line="360" w:lineRule="auto" w:before="0" w:after="0"/>
+        <w:ind w:firstLine="709"/>
+        <w:jc w:val="both"/>
+      </w:pPr>
+      <w:r>
+        <w:rPr>
+          <w:rFonts w:ascii="Arial" w:hAnsi="Arial" w:cs="Arial" w:eastAsia="Arial"/>
+          <w:b w:val="0"/>
+          <w:i w:val="0"/>
+          <w:color w:val="000000"/>
+          <w:sz w:val="22"/>
+        </w:rPr>
+      </w:r>
+    </w:p>
+    <w:p>
+      <w:pPr>
+        <w:keepNext/>
+        <w:spacing w:line="240" w:lineRule="auto" w:before="0" w:after="0"/>
+        <w:jc w:val="left"/>
+      </w:pPr>
+      <w:r>
+        <w:rPr>
+          <w:rFonts w:ascii="Arial" w:hAnsi="Arial" w:cs="Arial" w:eastAsia="Arial"/>
+          <w:b w:val="0"/>
+          <w:i w:val="0"/>
+          <w:color w:val="000000"/>
+          <w:sz w:val="22"/>
+        </w:rPr>
+        <w:t>Tabela 19. Matriz de confusão da classe de exceção, somada sobre as dez execuções</w:t>
+      </w:r>
+    </w:p>
+    <w:tbl>
+      <w:tblPr>
+        <w:tblW w:w="9070" w:type="dxa"/>
+        <w:jc w:val="left"/>
+        <w:tblLayout w:type="fixed"/>
+        <w:tblLook w:firstColumn="1" w:firstRow="1" w:lastColumn="0" w:lastRow="0" w:noHBand="0" w:noVBand="1" w:val="04A0"/>
+      </w:tblPr>
+      <w:tblGrid>
+        <w:gridCol w:w="3083"/>
+        <w:gridCol w:w="1632"/>
+        <w:gridCol w:w="907"/>
+        <w:gridCol w:w="1541"/>
+        <w:gridCol w:w="1904"/>
+      </w:tblGrid>
+      <w:tr>
+        <w:trPr>
+          <w:cantSplit/>
+          <w:tblHeader/>
+        </w:trPr>
+        <w:tc>
+          <w:tcPr>
+            <w:tcW w:w="3083" w:type="dxa"/>
+            <w:tcBorders>
+              <w:top w:val="single" w:sz="6" w:space="0" w:color="000000"/>
+              <w:left w:val="nil"/>
+              <w:bottom w:val="single" w:sz="6" w:space="0" w:color="000000"/>
+              <w:right w:val="nil"/>
+            </w:tcBorders>
+          </w:tcPr>
+          <w:p>
+            <w:pPr>
+              <w:keepNext/>
+              <w:spacing w:line="240" w:lineRule="auto" w:before="0" w:after="0"/>
+              <w:jc w:val="left"/>
+            </w:pPr>
+            <w:r>
+              <w:t>Algoritmo</w:t>
+            </w:r>
+            <w:r>
+              <w:rPr>
+                <w:rFonts w:ascii="Arial" w:hAnsi="Arial" w:cs="Arial" w:eastAsia="Arial"/>
+                <w:b w:val="0"/>
+                <w:i w:val="0"/>
+                <w:color w:val="000000"/>
+                <w:sz w:val="22"/>
+              </w:rPr>
+            </w:r>
+          </w:p>
+        </w:tc>
+        <w:tc>
+          <w:tcPr>
+            <w:tcW w:w="1632" w:type="dxa"/>
+            <w:tcBorders>
+              <w:top w:val="single" w:sz="6" w:space="0" w:color="000000"/>
+              <w:left w:val="nil"/>
+              <w:bottom w:val="single" w:sz="6" w:space="0" w:color="000000"/>
+              <w:right w:val="nil"/>
+            </w:tcBorders>
+          </w:tcPr>
+          <w:p>
+            <w:pPr>
+              <w:keepNext/>
+              <w:spacing w:line="240" w:lineRule="auto" w:before="0" w:after="0"/>
+              <w:jc w:val="center"/>
+            </w:pPr>
+            <w:r>
+              <w:t>Exceções detectadas</w:t>
+            </w:r>
+            <w:r>
+              <w:rPr>
+                <w:rFonts w:ascii="Arial" w:hAnsi="Arial" w:cs="Arial" w:eastAsia="Arial"/>
+                <w:b w:val="0"/>
+                <w:i w:val="0"/>
+                <w:color w:val="000000"/>
+                <w:sz w:val="22"/>
+              </w:rPr>
+            </w:r>
+          </w:p>
+        </w:tc>
+        <w:tc>
+          <w:tcPr>
+            <w:tcW w:w="907" w:type="dxa"/>
+            <w:tcBorders>
+              <w:top w:val="single" w:sz="6" w:space="0" w:color="000000"/>
+              <w:left w:val="nil"/>
+              <w:bottom w:val="single" w:sz="6" w:space="0" w:color="000000"/>
+              <w:right w:val="nil"/>
+            </w:tcBorders>
+          </w:tcPr>
+          <w:p>
+            <w:pPr>
+              <w:keepNext/>
+              <w:spacing w:line="240" w:lineRule="auto" w:before="0" w:after="0"/>
+              <w:jc w:val="center"/>
+            </w:pPr>
+            <w:r>
+              <w:t>Divergências silenciadas</w:t>
+            </w:r>
+            <w:r>
+              <w:rPr>
+                <w:rFonts w:ascii="Arial" w:hAnsi="Arial" w:cs="Arial" w:eastAsia="Arial"/>
+                <w:b w:val="0"/>
+                <w:i w:val="0"/>
+                <w:color w:val="000000"/>
+                <w:sz w:val="22"/>
+              </w:rPr>
+            </w:r>
+          </w:p>
+        </w:tc>
+        <w:tc>
+          <w:tcPr>
+            <w:tcW w:w="1541" w:type="dxa"/>
+            <w:tcBorders>
+              <w:top w:val="single" w:sz="6" w:space="0" w:color="000000"/>
+              <w:left w:val="nil"/>
+              <w:bottom w:val="single" w:sz="6" w:space="0" w:color="000000"/>
+              <w:right w:val="nil"/>
+            </w:tcBorders>
+          </w:tcPr>
+          <w:p>
+            <w:pPr>
+              <w:keepNext/>
+              <w:spacing w:line="240" w:lineRule="auto" w:before="0" w:after="0"/>
+              <w:jc w:val="center"/>
+            </w:pPr>
+            <w:r>
+              <w:t>Revisões redundantes</w:t>
+            </w:r>
+            <w:r>
+              <w:rPr>
+                <w:rFonts w:ascii="Arial" w:hAnsi="Arial" w:cs="Arial" w:eastAsia="Arial"/>
+                <w:b w:val="0"/>
+                <w:i w:val="0"/>
+                <w:color w:val="000000"/>
+                <w:sz w:val="22"/>
+              </w:rPr>
+            </w:r>
+          </w:p>
+        </w:tc>
+        <w:tc>
+          <w:tcPr>
+            <w:tcW w:w="1904" w:type="dxa"/>
+            <w:tcBorders>
+              <w:top w:val="single" w:sz="6" w:space="0" w:color="000000"/>
+              <w:left w:val="nil"/>
+              <w:bottom w:val="single" w:sz="6" w:space="0" w:color="000000"/>
+              <w:right w:val="nil"/>
+            </w:tcBorders>
+          </w:tcPr>
+          <w:p>
+            <w:pPr>
+              <w:keepNext/>
+              <w:spacing w:line="240" w:lineRule="auto" w:before="0" w:after="0"/>
+              <w:jc w:val="center"/>
+            </w:pPr>
+            <w:r>
+              <w:t>Pares aprovados corretamente</w:t>
+            </w:r>
+            <w:r>
+              <w:rPr>
+                <w:rFonts w:ascii="Arial" w:hAnsi="Arial" w:cs="Arial" w:eastAsia="Arial"/>
+                <w:b w:val="0"/>
+                <w:i w:val="0"/>
+                <w:color w:val="000000"/>
+                <w:sz w:val="22"/>
+              </w:rPr>
+            </w:r>
+          </w:p>
+        </w:tc>
+      </w:tr>
+      <w:tr>
+        <w:trPr>
+          <w:cantSplit/>
+        </w:trPr>
+        <w:tc>
+          <w:tcPr>
+            <w:tcW w:w="3083" w:type="dxa"/>
+            <w:tcBorders>
+              <w:top w:val="nil"/>
+              <w:left w:val="nil"/>
+              <w:bottom w:val="nil"/>
+              <w:right w:val="nil"/>
+            </w:tcBorders>
+          </w:tcPr>
+          <w:p>
+            <w:pPr>
+              <w:keepNext/>
+              <w:spacing w:line="240" w:lineRule="auto" w:before="0" w:after="0"/>
+              <w:jc w:val="left"/>
+            </w:pPr>
+            <w:r>
+              <w:t>Floresta aleatória</w:t>
+            </w:r>
+            <w:r>
+              <w:rPr>
+                <w:rFonts w:ascii="Arial" w:hAnsi="Arial" w:cs="Arial" w:eastAsia="Arial"/>
+                <w:b w:val="0"/>
+                <w:i w:val="0"/>
+                <w:color w:val="000000"/>
+                <w:sz w:val="22"/>
+              </w:rPr>
+            </w:r>
+          </w:p>
+        </w:tc>
+        <w:tc>
+          <w:tcPr>
+            <w:tcW w:w="1632" w:type="dxa"/>
+            <w:tcBorders>
+              <w:top w:val="nil"/>
+              <w:left w:val="nil"/>
+              <w:bottom w:val="nil"/>
+              <w:right w:val="nil"/>
+            </w:tcBorders>
+          </w:tcPr>
+          <w:p>
+            <w:pPr>
+              <w:keepNext/>
+              <w:spacing w:line="240" w:lineRule="auto" w:before="0" w:after="0"/>
+              <w:jc w:val="right"/>
+            </w:pPr>
+            <w:r>
+              <w:t>3.697</w:t>
+            </w:r>
+            <w:r>
+              <w:rPr>
+                <w:rFonts w:ascii="Arial" w:hAnsi="Arial" w:cs="Arial" w:eastAsia="Arial"/>
+                <w:b w:val="0"/>
+                <w:i w:val="0"/>
+                <w:color w:val="000000"/>
+                <w:sz w:val="22"/>
+              </w:rPr>
+            </w:r>
+          </w:p>
+        </w:tc>
+        <w:tc>
+          <w:tcPr>
+            <w:tcW w:w="907" w:type="dxa"/>
+            <w:tcBorders>
+              <w:top w:val="nil"/>
+              <w:left w:val="nil"/>
+              <w:bottom w:val="nil"/>
+              <w:right w:val="nil"/>
+            </w:tcBorders>
+          </w:tcPr>
+          <w:p>
+            <w:pPr>
+              <w:keepNext/>
+              <w:spacing w:line="240" w:lineRule="auto" w:before="0" w:after="0"/>
+              <w:jc w:val="right"/>
+            </w:pPr>
+            <w:r>
+              <w:t>803</w:t>
+            </w:r>
+            <w:r>
+              <w:rPr>
+                <w:rFonts w:ascii="Arial" w:hAnsi="Arial" w:cs="Arial" w:eastAsia="Arial"/>
+                <w:b w:val="0"/>
+                <w:i w:val="0"/>
+                <w:color w:val="000000"/>
+                <w:sz w:val="22"/>
+              </w:rPr>
+            </w:r>
+          </w:p>
+        </w:tc>
+        <w:tc>
+          <w:tcPr>
+            <w:tcW w:w="1541" w:type="dxa"/>
+            <w:tcBorders>
+              <w:top w:val="nil"/>
+              <w:left w:val="nil"/>
+              <w:bottom w:val="nil"/>
+              <w:right w:val="nil"/>
+            </w:tcBorders>
+          </w:tcPr>
+          <w:p>
+            <w:pPr>
+              <w:keepNext/>
+              <w:spacing w:line="240" w:lineRule="auto" w:before="0" w:after="0"/>
+              <w:jc w:val="right"/>
+            </w:pPr>
+            <w:r>
+              <w:t>446</w:t>
+            </w:r>
+            <w:r>
+              <w:rPr>
+                <w:rFonts w:ascii="Arial" w:hAnsi="Arial" w:cs="Arial" w:eastAsia="Arial"/>
+                <w:b w:val="0"/>
+                <w:i w:val="0"/>
+                <w:color w:val="000000"/>
+                <w:sz w:val="22"/>
+              </w:rPr>
+            </w:r>
+          </w:p>
+        </w:tc>
+        <w:tc>
+          <w:tcPr>
+            <w:tcW w:w="1904" w:type="dxa"/>
+            <w:tcBorders>
+              <w:top w:val="nil"/>
+              <w:left w:val="nil"/>
+              <w:bottom w:val="nil"/>
+              <w:right w:val="nil"/>
+            </w:tcBorders>
+          </w:tcPr>
+          <w:p>
+            <w:pPr>
+              <w:keepNext/>
+              <w:spacing w:line="240" w:lineRule="auto" w:before="0" w:after="0"/>
+              <w:jc w:val="right"/>
+            </w:pPr>
+            <w:r>
+              <w:t>10.054</w:t>
+            </w:r>
+            <w:r>
+              <w:rPr>
+                <w:rFonts w:ascii="Arial" w:hAnsi="Arial" w:cs="Arial" w:eastAsia="Arial"/>
+                <w:b w:val="0"/>
+                <w:i w:val="0"/>
+                <w:color w:val="000000"/>
+                <w:sz w:val="22"/>
+              </w:rPr>
+            </w:r>
+          </w:p>
+        </w:tc>
+      </w:tr>
+      <w:tr>
+        <w:trPr>
+          <w:cantSplit/>
+        </w:trPr>
+        <w:tc>
+          <w:tcPr>
+            <w:tcW w:w="3083" w:type="dxa"/>
+            <w:tcBorders>
+              <w:top w:val="nil"/>
+              <w:left w:val="nil"/>
+              <w:bottom w:val="nil"/>
+              <w:right w:val="nil"/>
+            </w:tcBorders>
+          </w:tcPr>
+          <w:p>
+            <w:pPr>
+              <w:keepNext/>
+              <w:spacing w:line="240" w:lineRule="auto" w:before="0" w:after="0"/>
+              <w:jc w:val="left"/>
+            </w:pPr>
+            <w:r>
+              <w:t>Máquina de vetores de suporte</w:t>
+            </w:r>
+            <w:r>
+              <w:rPr>
+                <w:rFonts w:ascii="Arial" w:hAnsi="Arial" w:cs="Arial" w:eastAsia="Arial"/>
+                <w:b w:val="0"/>
+                <w:i w:val="0"/>
+                <w:color w:val="000000"/>
+                <w:sz w:val="22"/>
+              </w:rPr>
+            </w:r>
+          </w:p>
+        </w:tc>
+        <w:tc>
+          <w:tcPr>
+            <w:tcW w:w="1632" w:type="dxa"/>
+            <w:tcBorders>
+              <w:top w:val="nil"/>
+              <w:left w:val="nil"/>
+              <w:bottom w:val="nil"/>
+              <w:right w:val="nil"/>
+            </w:tcBorders>
+          </w:tcPr>
+          <w:p>
+            <w:pPr>
+              <w:keepNext/>
+              <w:spacing w:line="240" w:lineRule="auto" w:before="0" w:after="0"/>
+              <w:jc w:val="right"/>
+            </w:pPr>
+            <w:r>
+              <w:t>3.601</w:t>
+            </w:r>
+            <w:r>
+              <w:rPr>
+                <w:rFonts w:ascii="Arial" w:hAnsi="Arial" w:cs="Arial" w:eastAsia="Arial"/>
+                <w:b w:val="0"/>
+                <w:i w:val="0"/>
+                <w:color w:val="000000"/>
+                <w:sz w:val="22"/>
+              </w:rPr>
+            </w:r>
+          </w:p>
+        </w:tc>
+        <w:tc>
+          <w:tcPr>
+            <w:tcW w:w="907" w:type="dxa"/>
+            <w:tcBorders>
+              <w:top w:val="nil"/>
+              <w:left w:val="nil"/>
+              <w:bottom w:val="nil"/>
+              <w:right w:val="nil"/>
+            </w:tcBorders>
+          </w:tcPr>
+          <w:p>
+            <w:pPr>
+              <w:keepNext/>
+              <w:spacing w:line="240" w:lineRule="auto" w:before="0" w:after="0"/>
+              <w:jc w:val="right"/>
+            </w:pPr>
+            <w:r>
+              <w:t>899</w:t>
+            </w:r>
+            <w:r>
+              <w:rPr>
+                <w:rFonts w:ascii="Arial" w:hAnsi="Arial" w:cs="Arial" w:eastAsia="Arial"/>
+                <w:b w:val="0"/>
+                <w:i w:val="0"/>
+                <w:color w:val="000000"/>
+                <w:sz w:val="22"/>
+              </w:rPr>
+            </w:r>
+          </w:p>
+        </w:tc>
+        <w:tc>
+          <w:tcPr>
+            <w:tcW w:w="1541" w:type="dxa"/>
+            <w:tcBorders>
+              <w:top w:val="nil"/>
+              <w:left w:val="nil"/>
+              <w:bottom w:val="nil"/>
+              <w:right w:val="nil"/>
+            </w:tcBorders>
+          </w:tcPr>
+          <w:p>
+            <w:pPr>
+              <w:keepNext/>
+              <w:spacing w:line="240" w:lineRule="auto" w:before="0" w:after="0"/>
+              <w:jc w:val="right"/>
+            </w:pPr>
+            <w:r>
+              <w:t>405</w:t>
+            </w:r>
+            <w:r>
+              <w:rPr>
+                <w:rFonts w:ascii="Arial" w:hAnsi="Arial" w:cs="Arial" w:eastAsia="Arial"/>
+                <w:b w:val="0"/>
+                <w:i w:val="0"/>
+                <w:color w:val="000000"/>
+                <w:sz w:val="22"/>
+              </w:rPr>
+            </w:r>
+          </w:p>
+        </w:tc>
+        <w:tc>
+          <w:tcPr>
+            <w:tcW w:w="1904" w:type="dxa"/>
+            <w:tcBorders>
+              <w:top w:val="nil"/>
+              <w:left w:val="nil"/>
+              <w:bottom w:val="nil"/>
+              <w:right w:val="nil"/>
+            </w:tcBorders>
+          </w:tcPr>
+          <w:p>
+            <w:pPr>
+              <w:keepNext/>
+              <w:spacing w:line="240" w:lineRule="auto" w:before="0" w:after="0"/>
+              <w:jc w:val="right"/>
+            </w:pPr>
+            <w:r>
+              <w:t>10.095</w:t>
+            </w:r>
+            <w:r>
+              <w:rPr>
+                <w:rFonts w:ascii="Arial" w:hAnsi="Arial" w:cs="Arial" w:eastAsia="Arial"/>
+                <w:b w:val="0"/>
+                <w:i w:val="0"/>
+                <w:color w:val="000000"/>
+                <w:sz w:val="22"/>
+              </w:rPr>
+            </w:r>
+          </w:p>
+        </w:tc>
+      </w:tr>
+      <w:tr>
+        <w:trPr>
+          <w:cantSplit/>
+        </w:trPr>
+        <w:tc>
+          <w:tcPr>
+            <w:tcW w:w="3083" w:type="dxa"/>
+            <w:tcBorders>
+              <w:top w:val="nil"/>
+              <w:left w:val="nil"/>
+              <w:bottom w:val="single" w:sz="6" w:space="0" w:color="000000"/>
+              <w:right w:val="nil"/>
+            </w:tcBorders>
+          </w:tcPr>
+          <w:p>
+            <w:pPr>
+              <w:keepNext/>
+              <w:spacing w:line="240" w:lineRule="auto" w:before="0" w:after="0"/>
+              <w:jc w:val="left"/>
+            </w:pPr>
+            <w:r>
+              <w:t>Regressão logística</w:t>
+            </w:r>
+            <w:r>
+              <w:rPr>
+                <w:rFonts w:ascii="Arial" w:hAnsi="Arial" w:cs="Arial" w:eastAsia="Arial"/>
+                <w:b w:val="0"/>
+                <w:i w:val="0"/>
+                <w:color w:val="000000"/>
+                <w:sz w:val="22"/>
+              </w:rPr>
+            </w:r>
+          </w:p>
+        </w:tc>
+        <w:tc>
+          <w:tcPr>
+            <w:tcW w:w="1632" w:type="dxa"/>
+            <w:tcBorders>
+              <w:top w:val="nil"/>
+              <w:left w:val="nil"/>
+              <w:bottom w:val="single" w:sz="6" w:space="0" w:color="000000"/>
+              <w:right w:val="nil"/>
+            </w:tcBorders>
+          </w:tcPr>
+          <w:p>
+            <w:pPr>
+              <w:keepNext/>
+              <w:spacing w:line="240" w:lineRule="auto" w:before="0" w:after="0"/>
+              <w:jc w:val="right"/>
+            </w:pPr>
+            <w:r>
+              <w:t>3.464</w:t>
+            </w:r>
+            <w:r>
+              <w:rPr>
+                <w:rFonts w:ascii="Arial" w:hAnsi="Arial" w:cs="Arial" w:eastAsia="Arial"/>
+                <w:b w:val="0"/>
+                <w:i w:val="0"/>
+                <w:color w:val="000000"/>
+                <w:sz w:val="22"/>
+              </w:rPr>
+            </w:r>
+          </w:p>
+        </w:tc>
+        <w:tc>
+          <w:tcPr>
+            <w:tcW w:w="907" w:type="dxa"/>
+            <w:tcBorders>
+              <w:top w:val="nil"/>
+              <w:left w:val="nil"/>
+              <w:bottom w:val="single" w:sz="6" w:space="0" w:color="000000"/>
+              <w:right w:val="nil"/>
+            </w:tcBorders>
+          </w:tcPr>
+          <w:p>
+            <w:pPr>
+              <w:keepNext/>
+              <w:spacing w:line="240" w:lineRule="auto" w:before="0" w:after="0"/>
+              <w:jc w:val="right"/>
+            </w:pPr>
+            <w:r>
+              <w:t>1.036</w:t>
+            </w:r>
+            <w:r>
+              <w:rPr>
+                <w:rFonts w:ascii="Arial" w:hAnsi="Arial" w:cs="Arial" w:eastAsia="Arial"/>
+                <w:b w:val="0"/>
+                <w:i w:val="0"/>
+                <w:color w:val="000000"/>
+                <w:sz w:val="22"/>
+              </w:rPr>
+            </w:r>
+          </w:p>
+        </w:tc>
+        <w:tc>
+          <w:tcPr>
+            <w:tcW w:w="1541" w:type="dxa"/>
+            <w:tcBorders>
+              <w:top w:val="nil"/>
+              <w:left w:val="nil"/>
+              <w:bottom w:val="single" w:sz="6" w:space="0" w:color="000000"/>
+              <w:right w:val="nil"/>
+            </w:tcBorders>
+          </w:tcPr>
+          <w:p>
+            <w:pPr>
+              <w:keepNext/>
+              <w:spacing w:line="240" w:lineRule="auto" w:before="0" w:after="0"/>
+              <w:jc w:val="right"/>
+            </w:pPr>
+            <w:r>
+              <w:t>374</w:t>
+            </w:r>
+            <w:r>
+              <w:rPr>
+                <w:rFonts w:ascii="Arial" w:hAnsi="Arial" w:cs="Arial" w:eastAsia="Arial"/>
+                <w:b w:val="0"/>
+                <w:i w:val="0"/>
+                <w:color w:val="000000"/>
+                <w:sz w:val="22"/>
+              </w:rPr>
+            </w:r>
+          </w:p>
+        </w:tc>
+        <w:tc>
+          <w:tcPr>
+            <w:tcW w:w="1904" w:type="dxa"/>
+            <w:tcBorders>
+              <w:top w:val="nil"/>
+              <w:left w:val="nil"/>
+              <w:bottom w:val="single" w:sz="6" w:space="0" w:color="000000"/>
+              <w:right w:val="nil"/>
+            </w:tcBorders>
+          </w:tcPr>
+          <w:p>
+            <w:pPr>
+              <w:keepNext/>
+              <w:spacing w:line="240" w:lineRule="auto" w:before="0" w:after="0"/>
+              <w:jc w:val="right"/>
+            </w:pPr>
+            <w:r>
+              <w:t>10.126</w:t>
+            </w:r>
+            <w:r>
+              <w:rPr>
+                <w:rFonts w:ascii="Arial" w:hAnsi="Arial" w:cs="Arial" w:eastAsia="Arial"/>
+                <w:b w:val="0"/>
+                <w:i w:val="0"/>
+                <w:color w:val="000000"/>
+                <w:sz w:val="22"/>
+              </w:rPr>
+            </w:r>
+          </w:p>
+        </w:tc>
+      </w:tr>
+    </w:tbl>
+    <w:p>
+      <w:pPr>
+        <w:keepNext w:val="0"/>
+        <w:spacing w:line="240" w:lineRule="auto" w:before="0" w:after="0"/>
+        <w:jc w:val="left"/>
+      </w:pPr>
+      <w:r>
+        <w:rPr>
+          <w:rFonts w:ascii="Arial" w:hAnsi="Arial" w:cs="Arial" w:eastAsia="Arial"/>
+          <w:b w:val="0"/>
+          <w:i w:val="0"/>
+          <w:color w:val="000000"/>
+          <w:sz w:val="22"/>
+        </w:rPr>
+        <w:t>Fonte: Resultados originais da pesquisa</w:t>
+      </w:r>
+    </w:p>
+    <w:p>
+      <w:pPr>
+        <w:keepNext w:val="0"/>
+        <w:spacing w:line="240" w:lineRule="auto" w:before="0" w:after="0"/>
+        <w:jc w:val="left"/>
+      </w:pPr>
+      <w:r>
+        <w:rPr>
+          <w:rFonts w:ascii="Arial" w:hAnsi="Arial" w:cs="Arial" w:eastAsia="Arial"/>
+          <w:b w:val="0"/>
+          <w:i w:val="0"/>
+          <w:color w:val="000000"/>
+          <w:sz w:val="22"/>
+        </w:rPr>
+        <w:t>Nota: 15.000 pares de teste ao todo, dos quais 4.500 exceções; trocar a floresta pela regressão logística silencia 233 divergências a mais e poupa 72 revisões manuais</w:t>
+      </w:r>
+    </w:p>
+    <w:p>
+      <w:pPr>
+        <w:keepNext w:val="0"/>
+        <w:spacing w:line="240" w:lineRule="auto" w:before="0" w:after="0"/>
+        <w:jc w:val="both"/>
+      </w:pPr>
+    </w:p>
+    <w:p>
+      <w:pPr>
+        <w:keepNext w:val="0"/>
+        <w:spacing w:line="360" w:lineRule="auto" w:before="0" w:after="0"/>
+        <w:ind w:firstLine="709"/>
+        <w:jc w:val="both"/>
+      </w:pPr>
+      <w:r>
+        <w:rPr>
+          <w:rFonts w:ascii="Arial" w:hAnsi="Arial" w:cs="Arial" w:eastAsia="Arial"/>
+          <w:b w:val="0"/>
+          <w:i w:val="0"/>
+          <w:color w:val="000000"/>
+          <w:sz w:val="22"/>
+        </w:rPr>
+        <w:t>A resposta à primeira pergunta de pesquisa pode ser enunciada com precisão. Sob rotulagem independente dos atributos e critério derivado do objetivo de controle, a floresta aleatória detectou 1,44 ponto percentual mais divergências que a máquina de vetores de suporte e 4,56 pontos percentuais mais que a regressão logística, mantendo o piso de precisão de 0,90 na validação, com valor-p de 0,0059 após correção de Holm em dez execuções, ao custo de encaminhar 27,6% do lote à revisão manual. O ordenamento é rejeitado como equivalente pelo teste omnibus de Friedman, mantém-se sob a PR-AUC, que não depende de limiar, e não é explicado por precisão desigual, uma vez que sobre a precisão da exceção o omnibus não rejeita a equivalência.</w:t>
+      </w:r>
+    </w:p>
+    <w:p>
+      <w:pPr>
+        <w:keepNext w:val="0"/>
+        <w:spacing w:line="360" w:lineRule="auto" w:before="0" w:after="0"/>
+        <w:ind w:firstLine="709"/>
+        <w:jc w:val="both"/>
+      </w:pPr>
+      <w:r>
+        <w:rPr>
+          <w:rFonts w:ascii="Arial" w:hAnsi="Arial" w:cs="Arial" w:eastAsia="Arial"/>
+          <w:b w:val="0"/>
+          <w:i w:val="0"/>
+          <w:color w:val="000000"/>
+          <w:sz w:val="22"/>
+        </w:rPr>
+        <w:t>A significância estatística não se confunde, porém, com relevância prática. A diferença entre a floresta aleatória e a máquina de vetores de suporte é de 1,44 ponto percentual, o que corresponde, em uma carteira de 7.500 pagamentos com 30% de exceções, a cerca de 32 divergências adicionais. O teste a detecta porque a ordem se repete nas dez execuções, e não porque a magnitude seja expressiva, que é exatamente a razão de se reportar o tamanho de efeito ao lado do valor-p (Demšar, 2006). A leitura defensável é mais matizada do que a simples vitória da floresta: os três algoritmos são operacionalmente próximos, com a regressão logística cerca de 4,6 pontos atrás, e a escolha entre eles pode legitimamente recair sobre interpretabilidade e custo em vez de desempenho. Para um sistema que precisa justificar cada exceção a um auditor, os coeficientes de uma regressão logística podem valer mais do que 4,6 pontos percentuais de recall (Rudin, 2019).</w:t>
+      </w:r>
+    </w:p>
+    <w:p>
+      <w:pPr>
+        <w:keepNext w:val="0"/>
+        <w:spacing w:line="360" w:lineRule="auto" w:before="0" w:after="0"/>
+        <w:ind w:firstLine="709"/>
+        <w:jc w:val="both"/>
+      </w:pPr>
+      <w:r>
+        <w:rPr>
+          <w:rFonts w:ascii="Arial" w:hAnsi="Arial" w:cs="Arial" w:eastAsia="Arial"/>
+          <w:b w:val="0"/>
+          <w:i w:val="0"/>
+          <w:color w:val="000000"/>
+          <w:sz w:val="22"/>
+        </w:rPr>
+        <w:t>A estabilidade entre execuções foi semelhante nos três algoritmos, com desvios-padrão de 0,0169, 0,0191 e 0,0251, e nenhum apresentou comportamento bimodal ou regimes distintos, conforme a Tabela 20 e a Figura 7. A floresta aleatória obteve o melhor resultado em todas as dez execuções, o que sustenta a significância apesar da margem estreita.</w:t>
+      </w:r>
+    </w:p>
+    <w:p>
+      <w:pPr>
+        <w:keepNext w:val="0"/>
+        <w:spacing w:line="240" w:lineRule="auto" w:before="0" w:after="0"/>
+        <w:jc w:val="both"/>
+      </w:pPr>
+    </w:p>
+    <w:p>
+      <w:pPr>
+        <w:keepNext/>
+        <w:spacing w:line="240" w:lineRule="auto" w:before="0" w:after="0"/>
+        <w:jc w:val="left"/>
+      </w:pPr>
+      <w:r>
+        <w:rPr>
+          <w:rFonts w:ascii="Arial" w:hAnsi="Arial" w:cs="Arial" w:eastAsia="Arial"/>
+          <w:b w:val="0"/>
+          <w:i w:val="0"/>
+          <w:color w:val="000000"/>
+          <w:sz w:val="22"/>
+        </w:rPr>
+        <w:t>Tabela 20. Recall da classe de exceção por semente</w:t>
       </w:r>
     </w:p>
     <w:tbl>
@@ -16477,7 +19345,7 @@
           <w:color w:val="000000"/>
           <w:sz w:val="22"/>
         </w:rPr>
-        <w:t>Tabela 18. Efeito da correção do gerador sobre a máquina de vetores de suporte</w:t>
+        <w:t>Tabela 21. Efeito da correção do gerador sobre a máquina de vetores de suporte</w:t>
       </w:r>
     </w:p>
     <w:tbl>
@@ -17120,31 +19988,155 @@
           <w:color w:val="000000"/>
           <w:sz w:val="22"/>
         </w:rPr>
-        <w:t>O guarda contra vazamento não capturou esse defeito, e a razão é instrutiva. O instrumento testa se algum atributo prediz o rótulo bem demais; um atributo constante prediz o rótulo mal, marcando exatamente a taxa da classe majoritária, e passa no teste justamente por não conter informação alguma. A verificação que o teria capturado é outra: exigir que nenhuma coluna seja constante na partição de treino e que treino e teste apresentem escalas comparáveis. Essa asserção passou a integrar a suíte de testes. A Tabela 19 reúne os três modos de falha documentados ao longo do trabalho.</w:t>
-      </w:r>
-    </w:p>
-    <w:p>
-      <w:pPr>
-        <w:keepNext w:val="0"/>
-        <w:spacing w:line="240" w:lineRule="auto" w:before="0" w:after="0"/>
+        <w:t>O guarda contra vazamento não capturou esse defeito, e a razão é instrutiva. O instrumento testa se algum atributo prediz o rótulo bem demais; um atributo constante prediz o rótulo mal, marcando exatamente a taxa da classe majoritária, e passa no teste justamente por não conter informação alguma. A verificação que o teria capturado é outra: exigir que nenhuma coluna seja constante na partição de treino e que treino e teste apresentem escalas comparáveis. As duas asserções passaram a integrar a suíte de testes, a segunda padronizando a partição de teste com a média e o desvio da de treino e exigindo que nenhuma coluna lance uma fração apreciável das linhas além de cinco desvios. A Tabela 19 reúne os três modos de falha documentados ao longo do trabalho.</w:t>
+      </w:r>
+    </w:p>
+    <w:p>
+      <w:pPr>
+        <w:keepNext w:val="0"/>
+        <w:spacing w:line="360" w:lineRule="auto" w:before="0" w:after="0"/>
+        <w:ind w:firstLine="709"/>
         <w:jc w:val="both"/>
       </w:pPr>
+      <w:r>
+        <w:rPr>
+          <w:rFonts w:ascii="Arial" w:hAnsi="Arial" w:cs="Arial" w:eastAsia="Arial"/>
+          <w:b w:val="0"/>
+          <w:i w:val="0"/>
+          <w:color w:val="000000"/>
+          <w:sz w:val="22"/>
+        </w:rPr>
+      </w:r>
     </w:p>
     <w:p>
       <w:pPr>
         <w:keepNext/>
-        <w:spacing w:line="240" w:lineRule="auto" w:before="0" w:after="0"/>
+        <w:spacing w:line="360" w:lineRule="auto" w:before="0" w:after="0"/>
+        <w:ind w:firstLine="709"/>
         <w:jc w:val="left"/>
       </w:pPr>
       <w:r>
         <w:rPr>
           <w:rFonts w:ascii="Arial" w:hAnsi="Arial" w:cs="Arial" w:eastAsia="Arial"/>
-          <w:b w:val="0"/>
+          <w:b/>
           <w:i w:val="0"/>
           <w:color w:val="000000"/>
           <w:sz w:val="22"/>
         </w:rPr>
-        <w:t>Tabela 19. Modos de falha silenciosa identificados</w:t>
+        <w:t>Dois modos adicionais, no gerador do experimento principal</w:t>
+      </w:r>
+    </w:p>
+    <w:p>
+      <w:pPr>
+        <w:keepNext w:val="0"/>
+        <w:spacing w:line="360" w:lineRule="auto" w:before="0" w:after="0"/>
+        <w:ind w:firstLine="709"/>
+        <w:jc w:val="both"/>
+      </w:pPr>
+      <w:r>
+        <w:rPr>
+          <w:rFonts w:ascii="Arial" w:hAnsi="Arial" w:cs="Arial" w:eastAsia="Arial"/>
+          <w:b w:val="0"/>
+          <w:i w:val="0"/>
+          <w:color w:val="000000"/>
+          <w:sz w:val="22"/>
+        </w:rPr>
+      </w:r>
+    </w:p>
+    <w:p>
+      <w:pPr>
+        <w:keepNext w:val="0"/>
+        <w:spacing w:line="360" w:lineRule="auto" w:before="0" w:after="0"/>
+        <w:ind w:firstLine="709"/>
+        <w:jc w:val="both"/>
+      </w:pPr>
+      <w:r>
+        <w:rPr>
+          <w:rFonts w:ascii="Arial" w:hAnsi="Arial" w:cs="Arial" w:eastAsia="Arial"/>
+          <w:b w:val="0"/>
+          <w:i w:val="0"/>
+          <w:color w:val="000000"/>
+          <w:sz w:val="22"/>
+        </w:rPr>
+        <w:t>A auditoria do gerador revelou outros dois modos da mesma família, desta vez no experimento principal. O primeiro desfaz uma premissa do desenho: as duas fontes eram apresentadas como heterogêneas e independentes, e a independência de formato de fato existe, mas a estatística não existia. As funções que geram a planilha de pagamentos e o conjunto de notas recebiam a mesma semente e cada uma instanciava seu próprio gerador pseudoaleatório; duas instâncias construídas com a mesma semente produzem a mesma sequência, e ambas sorteavam inscrições dessa sequência. Os 7.500 primeiros números de inscrição de um fluxo independente com a mesma semente são, um a um, os mesmos do cadastro de fornecedores.</w:t>
+      </w:r>
+    </w:p>
+    <w:p>
+      <w:pPr>
+        <w:keepNext w:val="0"/>
+        <w:spacing w:line="360" w:lineRule="auto" w:before="0" w:after="0"/>
+        <w:ind w:firstLine="709"/>
+        <w:jc w:val="both"/>
+      </w:pPr>
+      <w:r>
+        <w:rPr>
+          <w:rFonts w:ascii="Arial" w:hAnsi="Arial" w:cs="Arial" w:eastAsia="Arial"/>
+          <w:b w:val="0"/>
+          <w:i w:val="0"/>
+          <w:color w:val="000000"/>
+          <w:sz w:val="22"/>
+        </w:rPr>
+        <w:t>As consequências são mensuráveis na base publicada. Em 277 notas o número de inscrição do tomador coincide com o de algum fornecedor, situação impossível no cenário simulado; em 14 delas a razão social do prestador é idêntica à do tomador; e em 18 o número do prestador colide com o de outro pagamento. Com 7.500 inscrições sorteadas de um espaço de 10¹², a probabilidade de uma única coincidência fortuita é da ordem de 10⁻⁵, de modo que 277 não é acaso. São as 18 colisões de prestador que chegam ao modelo: como a junção é feita pela inscrição, um pagamento cujo número aparece em duas notas gera duas linhas, e é essa a origem dos 7.518 registros. Como o rótulo é um limiar sobre as diferenças de cada linha, doze desses pagamentos aparecem simultaneamente como conciliados e como não conciliados, e alguns caem nas duas partições da divisão estratificada ao mesmo tempo.</w:t>
+      </w:r>
+    </w:p>
+    <w:p>
+      <w:pPr>
+        <w:keepNext w:val="0"/>
+        <w:spacing w:line="360" w:lineRule="auto" w:before="0" w:after="0"/>
+        <w:ind w:firstLine="709"/>
+        <w:jc w:val="both"/>
+      </w:pPr>
+      <w:r>
+        <w:rPr>
+          <w:rFonts w:ascii="Arial" w:hAnsi="Arial" w:cs="Arial" w:eastAsia="Arial"/>
+          <w:b w:val="0"/>
+          <w:i w:val="0"/>
+          <w:color w:val="000000"/>
+          <w:sz w:val="22"/>
+        </w:rPr>
+        <w:t>O segundo modo adicional contradizia a afirmação de reprodutibilidade. As inscrições eram acumuladas em um conjunto e depois convertidas em lista, e a ordem de iteração de um conjunto de cadeias de caracteres depende da semente de dispersão do processo, que o interpretador aleatoriza a cada inicialização. Cada execução atribuía, portanto, uma inscrição diferente a cada pagamento, sorteando valores, datas e descrições idênticos. Somava-se a isso uma janela de datas ancorada no relógio, de modo que a base simulada dependia do dia em que era gerada. O efeito combinado era pequeno — regenerar a base em outro dia produzia 7.520 linhas em vez de 7.518 — e é exatamente por isso que passou despercebido.</w:t>
+      </w:r>
+    </w:p>
+    <w:p>
+      <w:pPr>
+        <w:keepNext w:val="0"/>
+        <w:spacing w:line="360" w:lineRule="auto" w:before="0" w:after="0"/>
+        <w:ind w:firstLine="709"/>
+        <w:jc w:val="both"/>
+      </w:pPr>
+      <w:r>
+        <w:rPr>
+          <w:rFonts w:ascii="Arial" w:hAnsi="Arial" w:cs="Arial" w:eastAsia="Arial"/>
+          <w:b w:val="0"/>
+          <w:i w:val="0"/>
+          <w:color w:val="000000"/>
+          <w:sz w:val="22"/>
+        </w:rPr>
+        <w:t>O aspecto mais instrutivo é que existia um teste automatizado escrito para essa propriedade, e ele passava: chamava o gerador duas vezes e comparava os resultados, mas as duas chamadas ocorriam no mesmo processo, onde a semente de dispersão é fixa durante toda a vida do interpretador. O teste media consistência interna, não reprodutibilidade, e teria passado sob qualquer ordenação. A verificação que enxerga o defeito exige dois processos com sementes de dispersão distintas, e passou a integrar a suíte. Ambas as causas foram corrigidas — a lista é construída na ordem de sorteio e a janela de datas é ancorada em data explícita de configuração — e os artefatos foram regenerados sob a implementação corrigida. Nenhum dos dois modos afeta o experimento de comparação, cujo gerador emprega um único fluxo pseudoaleatório para as duas fontes.</w:t>
+      </w:r>
+    </w:p>
+    <w:p>
+      <w:pPr>
+        <w:keepNext w:val="0"/>
+        <w:spacing w:line="240" w:lineRule="auto" w:before="0" w:after="0"/>
+        <w:jc w:val="both"/>
+      </w:pPr>
+    </w:p>
+    <w:p>
+      <w:pPr>
+        <w:keepNext/>
+        <w:spacing w:line="240" w:lineRule="auto" w:before="0" w:after="0"/>
+        <w:jc w:val="left"/>
+      </w:pPr>
+      <w:r>
+        <w:rPr>
+          <w:rFonts w:ascii="Arial" w:hAnsi="Arial" w:cs="Arial" w:eastAsia="Arial"/>
+          <w:b w:val="0"/>
+          <w:i w:val="0"/>
+          <w:color w:val="000000"/>
+          <w:sz w:val="22"/>
+        </w:rPr>
+        <w:t>Tabela 22. Modos de falha silenciosa identificados</w:t>
       </w:r>
     </w:p>
     <w:tbl>
@@ -17528,6 +20520,196 @@
           </w:p>
         </w:tc>
       </w:tr>
+      <w:tr>
+        <w:trPr>
+          <w:cantSplit/>
+        </w:trPr>
+        <w:tc>
+          <w:tcPr>
+            <w:tcW w:w="2721" w:type="dxa"/>
+            <w:tcBorders>
+              <w:top w:val="nil"/>
+              <w:left w:val="nil"/>
+              <w:bottom w:val="single" w:sz="6" w:space="0" w:color="000000"/>
+              <w:right w:val="nil"/>
+            </w:tcBorders>
+          </w:tcPr>
+          <w:p>
+            <w:pPr>
+              <w:keepNext/>
+              <w:spacing w:line="240" w:lineRule="auto" w:before="0" w:after="0"/>
+              <w:jc w:val="both"/>
+            </w:pPr>
+            <w:r>
+              <w:t>Fluxo pseudoaleatório compartilhado entre as duas fontes</w:t>
+            </w:r>
+            <w:r>
+              <w:rPr>
+                <w:rFonts w:ascii="Arial" w:hAnsi="Arial" w:cs="Arial" w:eastAsia="Arial"/>
+                <w:b w:val="0"/>
+                <w:i w:val="0"/>
+                <w:color w:val="000000"/>
+                <w:sz w:val="22"/>
+              </w:rPr>
+            </w:r>
+          </w:p>
+        </w:tc>
+        <w:tc>
+          <w:tcPr>
+            <w:tcW w:w="2721" w:type="dxa"/>
+            <w:tcBorders>
+              <w:top w:val="nil"/>
+              <w:left w:val="nil"/>
+              <w:bottom w:val="single" w:sz="6" w:space="0" w:color="000000"/>
+              <w:right w:val="nil"/>
+            </w:tcBorders>
+          </w:tcPr>
+          <w:p>
+            <w:pPr>
+              <w:keepNext/>
+              <w:spacing w:line="240" w:lineRule="auto" w:before="0" w:after="0"/>
+              <w:jc w:val="both"/>
+            </w:pPr>
+            <w:r>
+              <w:t>7.518 linhas a partir de 7.500 pagamentos; 277 notas cujo tomador é um fornecedor</w:t>
+            </w:r>
+            <w:r>
+              <w:rPr>
+                <w:rFonts w:ascii="Arial" w:hAnsi="Arial" w:cs="Arial" w:eastAsia="Arial"/>
+                <w:b w:val="0"/>
+                <w:i w:val="0"/>
+                <w:color w:val="000000"/>
+                <w:sz w:val="22"/>
+              </w:rPr>
+            </w:r>
+          </w:p>
+        </w:tc>
+        <w:tc>
+          <w:tcPr>
+            <w:tcW w:w="3628" w:type="dxa"/>
+            <w:tcBorders>
+              <w:top w:val="nil"/>
+              <w:left w:val="nil"/>
+              <w:bottom w:val="single" w:sz="6" w:space="0" w:color="000000"/>
+              <w:right w:val="nil"/>
+            </w:tcBorders>
+          </w:tcPr>
+          <w:p>
+            <w:pPr>
+              <w:keepNext/>
+              <w:spacing w:line="240" w:lineRule="auto" w:before="0" w:after="0"/>
+              <w:jc w:val="both"/>
+            </w:pPr>
+            <w:r>
+              <w:t>as duas fontes simuladas são independentes</w:t>
+            </w:r>
+            <w:r>
+              <w:rPr>
+                <w:rFonts w:ascii="Arial" w:hAnsi="Arial" w:cs="Arial" w:eastAsia="Arial"/>
+                <w:b w:val="0"/>
+                <w:i w:val="0"/>
+                <w:color w:val="000000"/>
+                <w:sz w:val="22"/>
+              </w:rPr>
+            </w:r>
+          </w:p>
+        </w:tc>
+      </w:tr>
+      <w:tr>
+        <w:trPr>
+          <w:cantSplit/>
+        </w:trPr>
+        <w:tc>
+          <w:tcPr>
+            <w:tcW w:w="2721" w:type="dxa"/>
+            <w:tcBorders>
+              <w:top w:val="nil"/>
+              <w:left w:val="nil"/>
+              <w:bottom w:val="single" w:sz="6" w:space="0" w:color="000000"/>
+              <w:right w:val="nil"/>
+            </w:tcBorders>
+          </w:tcPr>
+          <w:p>
+            <w:pPr>
+              <w:keepNext/>
+              <w:spacing w:line="240" w:lineRule="auto" w:before="0" w:after="0"/>
+              <w:jc w:val="both"/>
+            </w:pPr>
+            <w:r>
+              <w:t>Ordem de conjunto e janela de datas dependentes do processo e do relógio</w:t>
+            </w:r>
+            <w:r>
+              <w:rPr>
+                <w:rFonts w:ascii="Arial" w:hAnsi="Arial" w:cs="Arial" w:eastAsia="Arial"/>
+                <w:b w:val="0"/>
+                <w:i w:val="0"/>
+                <w:color w:val="000000"/>
+                <w:sz w:val="22"/>
+              </w:rPr>
+            </w:r>
+          </w:p>
+        </w:tc>
+        <w:tc>
+          <w:tcPr>
+            <w:tcW w:w="2721" w:type="dxa"/>
+            <w:tcBorders>
+              <w:top w:val="nil"/>
+              <w:left w:val="nil"/>
+              <w:bottom w:val="single" w:sz="6" w:space="0" w:color="000000"/>
+              <w:right w:val="nil"/>
+            </w:tcBorders>
+          </w:tcPr>
+          <w:p>
+            <w:pPr>
+              <w:keepNext/>
+              <w:spacing w:line="240" w:lineRule="auto" w:before="0" w:after="0"/>
+              <w:jc w:val="both"/>
+            </w:pPr>
+            <w:r>
+              <w:t>nenhum; o teste de reprodutibilidade existente passava</w:t>
+            </w:r>
+            <w:r>
+              <w:rPr>
+                <w:rFonts w:ascii="Arial" w:hAnsi="Arial" w:cs="Arial" w:eastAsia="Arial"/>
+                <w:b w:val="0"/>
+                <w:i w:val="0"/>
+                <w:color w:val="000000"/>
+                <w:sz w:val="22"/>
+              </w:rPr>
+            </w:r>
+          </w:p>
+        </w:tc>
+        <w:tc>
+          <w:tcPr>
+            <w:tcW w:w="3628" w:type="dxa"/>
+            <w:tcBorders>
+              <w:top w:val="nil"/>
+              <w:left w:val="nil"/>
+              <w:bottom w:val="single" w:sz="6" w:space="0" w:color="000000"/>
+              <w:right w:val="nil"/>
+            </w:tcBorders>
+          </w:tcPr>
+          <w:p>
+            <w:pPr>
+              <w:keepNext/>
+              <w:spacing w:line="240" w:lineRule="auto" w:before="0" w:after="0"/>
+              <w:jc w:val="both"/>
+            </w:pPr>
+            <w:r>
+              <w:t>os resultados do experimento principal são reproduzíveis</w:t>
+            </w:r>
+            <w:r>
+              <w:rPr>
+                <w:rFonts w:ascii="Arial" w:hAnsi="Arial" w:cs="Arial" w:eastAsia="Arial"/>
+                <w:b w:val="0"/>
+                <w:i w:val="0"/>
+                <w:color w:val="000000"/>
+                <w:sz w:val="22"/>
+              </w:rPr>
+            </w:r>
+          </w:p>
+        </w:tc>
+      </w:tr>
     </w:tbl>
     <w:p>
       <w:pPr>
@@ -17568,7 +20750,7 @@
           <w:color w:val="000000"/>
           <w:sz w:val="22"/>
         </w:rPr>
-        <w:t>Os três modos pertencem à mesma família: configuração silenciosa que produz conclusão substantiva e errada sem se manifestar como erro. Os três produziriam tabelas plausíveis, e dois deles foram encontrados por revisão adversarial do código, e não pelas métricas, que em nenhum dos casos exibiram sinal de anomalia. A contribuição metodológica não se resume à recomendação de verificar vazamento: está em que a verificação precisa ser sistemática e adversarial, porque cada instrumento só enxerga o modo de falha para o qual foi construído. O guarda contra vazamento é útil e não teria detectado dois dos três.</w:t>
+        <w:t>Os cinco modos pertencem à mesma família: configuração silenciosa que produz conclusão substantiva e errada sem se manifestar como erro. Os cinco produziriam tabelas plausíveis, e quatro deles foram encontrados por revisão adversarial do código, e não pelas métricas, que em nenhum dos casos exibiram sinal de anomalia. O quinto é o mais instrutivo, porque havia um teste automatizado escrito exatamente para ele e esse teste passava, medindo uma propriedade mais fraca do que a que seu nome anunciava. A contribuição metodológica não se resume à recomendação de verificar vazamento: está em que a verificação precisa ser sistemática e adversarial, porque cada instrumento só enxerga o modo de falha para o qual foi construído, e em que um teste pode atestar menos do que aparenta. O guarda contra vazamento é útil e não teria detectado quatro dos cinco.</w:t>
       </w:r>
     </w:p>
     <w:p>
@@ -17636,7 +20818,7 @@
           <w:color w:val="000000"/>
           <w:sz w:val="22"/>
         </w:rPr>
-        <w:t>As limitações são apresentadas nas Tabelas 20, 21 e 22, organizadas por tipo de validade comprometida e classificadas por gravidade. A relação é deliberadamente extensa, porque a delimitação precisa do alcance dos resultados é parte da contribuição de um trabalho cujo achado central é a facilidade com que conclusões plausíveis se formam sobre desenhos defeituosos.</w:t>
+        <w:t>As limitações são apresentadas nas Tabelas 23, 24 e 25, organizadas por tipo de validade comprometida e classificadas por gravidade. A relação é deliberadamente extensa, porque a delimitação precisa do alcance dos resultados é parte da contribuição de um trabalho cujo achado central é a facilidade com que conclusões plausíveis se formam sobre desenhos defeituosos.</w:t>
       </w:r>
     </w:p>
     <w:p>
@@ -17660,7 +20842,7 @@
           <w:color w:val="000000"/>
           <w:sz w:val="22"/>
         </w:rPr>
-        <w:t>Tabela 20. Limitações de validade interna</w:t>
+        <w:t>Tabela 23. Limitações de validade interna</w:t>
       </w:r>
     </w:p>
     <w:tbl>
@@ -18053,6 +21235,136 @@
           </w:p>
         </w:tc>
       </w:tr>
+      <w:tr>
+        <w:trPr>
+          <w:cantSplit/>
+        </w:trPr>
+        <w:tc>
+          <w:tcPr>
+            <w:tcW w:w="7618" w:type="dxa"/>
+            <w:tcBorders>
+              <w:top w:val="nil"/>
+              <w:left w:val="nil"/>
+              <w:bottom w:val="single" w:sz="6" w:space="0" w:color="000000"/>
+              <w:right w:val="nil"/>
+            </w:tcBorders>
+          </w:tcPr>
+          <w:p>
+            <w:pPr>
+              <w:keepNext/>
+              <w:spacing w:line="240" w:lineRule="auto" w:before="0" w:after="0"/>
+              <w:jc w:val="both"/>
+            </w:pPr>
+            <w:r>
+              <w:t>As duas fontes simuladas compartilhavam o mesmo fluxo pseudoaleatório, o que produziu 277 notas cujo tomador é um fornecedor e 18 junções espúrias, com doze pagamentos recebendo rótulos contraditórios</w:t>
+            </w:r>
+            <w:r>
+              <w:rPr>
+                <w:rFonts w:ascii="Arial" w:hAnsi="Arial" w:cs="Arial" w:eastAsia="Arial"/>
+                <w:b w:val="0"/>
+                <w:i w:val="0"/>
+                <w:color w:val="000000"/>
+                <w:sz w:val="22"/>
+              </w:rPr>
+            </w:r>
+          </w:p>
+        </w:tc>
+        <w:tc>
+          <w:tcPr>
+            <w:tcW w:w="1451" w:type="dxa"/>
+            <w:tcBorders>
+              <w:top w:val="nil"/>
+              <w:left w:val="nil"/>
+              <w:bottom w:val="single" w:sz="6" w:space="0" w:color="000000"/>
+              <w:right w:val="nil"/>
+            </w:tcBorders>
+          </w:tcPr>
+          <w:p>
+            <w:pPr>
+              <w:keepNext/>
+              <w:spacing w:line="240" w:lineRule="auto" w:before="0" w:after="0"/>
+              <w:jc w:val="left"/>
+            </w:pPr>
+            <w:r>
+              <w:t>Alta</w:t>
+            </w:r>
+            <w:r>
+              <w:rPr>
+                <w:rFonts w:ascii="Arial" w:hAnsi="Arial" w:cs="Arial" w:eastAsia="Arial"/>
+                <w:b w:val="0"/>
+                <w:i w:val="0"/>
+                <w:color w:val="000000"/>
+                <w:sz w:val="22"/>
+              </w:rPr>
+            </w:r>
+          </w:p>
+        </w:tc>
+      </w:tr>
+      <w:tr>
+        <w:trPr>
+          <w:cantSplit/>
+        </w:trPr>
+        <w:tc>
+          <w:tcPr>
+            <w:tcW w:w="7618" w:type="dxa"/>
+            <w:tcBorders>
+              <w:top w:val="nil"/>
+              <w:left w:val="nil"/>
+              <w:bottom w:val="single" w:sz="6" w:space="0" w:color="000000"/>
+              <w:right w:val="nil"/>
+            </w:tcBorders>
+          </w:tcPr>
+          <w:p>
+            <w:pPr>
+              <w:keepNext/>
+              <w:spacing w:line="240" w:lineRule="auto" w:before="0" w:after="0"/>
+              <w:jc w:val="both"/>
+            </w:pPr>
+            <w:r>
+              <w:t>O experimento principal não era reprodutível, por ordem de conjunto dependente do processo e por janela de datas ancorada no relógio; corrigido, e os artefatos foram regenerados</w:t>
+            </w:r>
+            <w:r>
+              <w:rPr>
+                <w:rFonts w:ascii="Arial" w:hAnsi="Arial" w:cs="Arial" w:eastAsia="Arial"/>
+                <w:b w:val="0"/>
+                <w:i w:val="0"/>
+                <w:color w:val="000000"/>
+                <w:sz w:val="22"/>
+              </w:rPr>
+            </w:r>
+          </w:p>
+        </w:tc>
+        <w:tc>
+          <w:tcPr>
+            <w:tcW w:w="1451" w:type="dxa"/>
+            <w:tcBorders>
+              <w:top w:val="nil"/>
+              <w:left w:val="nil"/>
+              <w:bottom w:val="single" w:sz="6" w:space="0" w:color="000000"/>
+              <w:right w:val="nil"/>
+            </w:tcBorders>
+          </w:tcPr>
+          <w:p>
+            <w:pPr>
+              <w:keepNext/>
+              <w:spacing w:line="240" w:lineRule="auto" w:before="0" w:after="0"/>
+              <w:jc w:val="left"/>
+            </w:pPr>
+            <w:r>
+              <w:t>Resolvida</w:t>
+            </w:r>
+            <w:r>
+              <w:rPr>
+                <w:rFonts w:ascii="Arial" w:hAnsi="Arial" w:cs="Arial" w:eastAsia="Arial"/>
+                <w:b w:val="0"/>
+                <w:i w:val="0"/>
+                <w:color w:val="000000"/>
+                <w:sz w:val="22"/>
+              </w:rPr>
+            </w:r>
+          </w:p>
+        </w:tc>
+      </w:tr>
     </w:tbl>
     <w:p>
       <w:pPr>
@@ -18099,7 +21411,7 @@
           <w:color w:val="000000"/>
           <w:sz w:val="22"/>
         </w:rPr>
-        <w:t>Tabela 21. Limitações de validade externa</w:t>
+        <w:t>Tabela 24. Limitações de validade externa</w:t>
       </w:r>
     </w:p>
     <w:tbl>
@@ -18664,7 +21976,7 @@
           <w:color w:val="000000"/>
           <w:sz w:val="22"/>
         </w:rPr>
-        <w:t>Tabela 22. Limitações de construto e limitações específicas do experimento de comparação</w:t>
+        <w:t>Tabela 25. Limitações de construto e limitações específicas do experimento de comparação</w:t>
       </w:r>
     </w:p>
     <w:tbl>
@@ -19183,6 +22495,266 @@
           </w:p>
         </w:tc>
       </w:tr>
+      <w:tr>
+        <w:trPr>
+          <w:cantSplit/>
+        </w:trPr>
+        <w:tc>
+          <w:tcPr>
+            <w:tcW w:w="7618" w:type="dxa"/>
+            <w:tcBorders>
+              <w:top w:val="nil"/>
+              <w:left w:val="nil"/>
+              <w:bottom w:val="single" w:sz="6" w:space="0" w:color="000000"/>
+              <w:right w:val="nil"/>
+            </w:tcBorders>
+          </w:tcPr>
+          <w:p>
+            <w:pPr>
+              <w:keepNext/>
+              <w:spacing w:line="240" w:lineRule="auto" w:before="0" w:after="0"/>
+              <w:jc w:val="both"/>
+            </w:pPr>
+            <w:r>
+              <w:t>Dois atributos do experimento de comparação são exatamente colineares, de modo que a matriz tem catorze colunas e treze direções; o efeito penaliza os dois algoritmos padronizados, nunca a floresta</w:t>
+            </w:r>
+            <w:r>
+              <w:rPr>
+                <w:rFonts w:ascii="Arial" w:hAnsi="Arial" w:cs="Arial" w:eastAsia="Arial"/>
+                <w:b w:val="0"/>
+                <w:i w:val="0"/>
+                <w:color w:val="000000"/>
+                <w:sz w:val="22"/>
+              </w:rPr>
+            </w:r>
+          </w:p>
+        </w:tc>
+        <w:tc>
+          <w:tcPr>
+            <w:tcW w:w="1451" w:type="dxa"/>
+            <w:tcBorders>
+              <w:top w:val="nil"/>
+              <w:left w:val="nil"/>
+              <w:bottom w:val="single" w:sz="6" w:space="0" w:color="000000"/>
+              <w:right w:val="nil"/>
+            </w:tcBorders>
+          </w:tcPr>
+          <w:p>
+            <w:pPr>
+              <w:keepNext/>
+              <w:spacing w:line="240" w:lineRule="auto" w:before="0" w:after="0"/>
+              <w:jc w:val="left"/>
+            </w:pPr>
+            <w:r>
+              <w:t>Baixa</w:t>
+            </w:r>
+            <w:r>
+              <w:rPr>
+                <w:rFonts w:ascii="Arial" w:hAnsi="Arial" w:cs="Arial" w:eastAsia="Arial"/>
+                <w:b w:val="0"/>
+                <w:i w:val="0"/>
+                <w:color w:val="000000"/>
+                <w:sz w:val="22"/>
+              </w:rPr>
+            </w:r>
+          </w:p>
+        </w:tc>
+      </w:tr>
+      <w:tr>
+        <w:trPr>
+          <w:cantSplit/>
+        </w:trPr>
+        <w:tc>
+          <w:tcPr>
+            <w:tcW w:w="7618" w:type="dxa"/>
+            <w:tcBorders>
+              <w:top w:val="nil"/>
+              <w:left w:val="nil"/>
+              <w:bottom w:val="single" w:sz="6" w:space="0" w:color="000000"/>
+              <w:right w:val="nil"/>
+            </w:tcBorders>
+          </w:tcPr>
+          <w:p>
+            <w:pPr>
+              <w:keepNext/>
+              <w:spacing w:line="240" w:lineRule="auto" w:before="0" w:after="0"/>
+              <w:jc w:val="both"/>
+            </w:pPr>
+            <w:r>
+              <w:t>O limiar é escolhido maximizando o recall entre milhares de cortes que atingem o piso na validação, o que seleciona pontos cuja precisão cruzou o piso por sorte e faz o piso valer apenas aproximadamente no teste</w:t>
+            </w:r>
+            <w:r>
+              <w:rPr>
+                <w:rFonts w:ascii="Arial" w:hAnsi="Arial" w:cs="Arial" w:eastAsia="Arial"/>
+                <w:b w:val="0"/>
+                <w:i w:val="0"/>
+                <w:color w:val="000000"/>
+                <w:sz w:val="22"/>
+              </w:rPr>
+            </w:r>
+          </w:p>
+        </w:tc>
+        <w:tc>
+          <w:tcPr>
+            <w:tcW w:w="1451" w:type="dxa"/>
+            <w:tcBorders>
+              <w:top w:val="nil"/>
+              <w:left w:val="nil"/>
+              <w:bottom w:val="single" w:sz="6" w:space="0" w:color="000000"/>
+              <w:right w:val="nil"/>
+            </w:tcBorders>
+          </w:tcPr>
+          <w:p>
+            <w:pPr>
+              <w:keepNext/>
+              <w:spacing w:line="240" w:lineRule="auto" w:before="0" w:after="0"/>
+              <w:jc w:val="left"/>
+            </w:pPr>
+            <w:r>
+              <w:t>Média</w:t>
+            </w:r>
+            <w:r>
+              <w:rPr>
+                <w:rFonts w:ascii="Arial" w:hAnsi="Arial" w:cs="Arial" w:eastAsia="Arial"/>
+                <w:b w:val="0"/>
+                <w:i w:val="0"/>
+                <w:color w:val="000000"/>
+                <w:sz w:val="22"/>
+              </w:rPr>
+            </w:r>
+          </w:p>
+        </w:tc>
+      </w:tr>
+      <w:tr>
+        <w:trPr>
+          <w:cantSplit/>
+        </w:trPr>
+        <w:tc>
+          <w:tcPr>
+            <w:tcW w:w="7618" w:type="dxa"/>
+            <w:tcBorders>
+              <w:top w:val="nil"/>
+              <w:left w:val="nil"/>
+              <w:bottom w:val="single" w:sz="6" w:space="0" w:color="000000"/>
+              <w:right w:val="nil"/>
+            </w:tcBorders>
+          </w:tcPr>
+          <w:p>
+            <w:pPr>
+              <w:keepNext/>
+              <w:spacing w:line="240" w:lineRule="auto" w:before="0" w:after="0"/>
+              <w:jc w:val="both"/>
+            </w:pPr>
+            <w:r>
+              <w:t>Os não-pares são o mesmo pagamento com evidência corrompida, e não um pagamento de outra contraparte, de modo que os algoritmos discriminam evidência corrompida e não contraparte errada</w:t>
+            </w:r>
+            <w:r>
+              <w:rPr>
+                <w:rFonts w:ascii="Arial" w:hAnsi="Arial" w:cs="Arial" w:eastAsia="Arial"/>
+                <w:b w:val="0"/>
+                <w:i w:val="0"/>
+                <w:color w:val="000000"/>
+                <w:sz w:val="22"/>
+              </w:rPr>
+            </w:r>
+          </w:p>
+        </w:tc>
+        <w:tc>
+          <w:tcPr>
+            <w:tcW w:w="1451" w:type="dxa"/>
+            <w:tcBorders>
+              <w:top w:val="nil"/>
+              <w:left w:val="nil"/>
+              <w:bottom w:val="single" w:sz="6" w:space="0" w:color="000000"/>
+              <w:right w:val="nil"/>
+            </w:tcBorders>
+          </w:tcPr>
+          <w:p>
+            <w:pPr>
+              <w:keepNext/>
+              <w:spacing w:line="240" w:lineRule="auto" w:before="0" w:after="0"/>
+              <w:jc w:val="left"/>
+            </w:pPr>
+            <w:r>
+              <w:t>Alta</w:t>
+            </w:r>
+            <w:r>
+              <w:rPr>
+                <w:rFonts w:ascii="Arial" w:hAnsi="Arial" w:cs="Arial" w:eastAsia="Arial"/>
+                <w:b w:val="0"/>
+                <w:i w:val="0"/>
+                <w:color w:val="000000"/>
+                <w:sz w:val="22"/>
+              </w:rPr>
+            </w:r>
+          </w:p>
+        </w:tc>
+      </w:tr>
+      <w:tr>
+        <w:trPr>
+          <w:cantSplit/>
+        </w:trPr>
+        <w:tc>
+          <w:tcPr>
+            <w:tcW w:w="7618" w:type="dxa"/>
+            <w:tcBorders>
+              <w:top w:val="nil"/>
+              <w:left w:val="nil"/>
+              <w:bottom w:val="single" w:sz="6" w:space="0" w:color="000000"/>
+              <w:right w:val="nil"/>
+            </w:tcBorders>
+          </w:tcPr>
+          <w:p>
+            <w:pPr>
+              <w:keepNext/>
+              <w:spacing w:line="240" w:lineRule="auto" w:before="0" w:after="0"/>
+              <w:jc w:val="both"/>
+            </w:pPr>
+            <w:r>
+              <w:t>As dez bases são dez amostras de um único processo gerador, e não dez conjuntos de dados distintos, de modo que os testes medem estabilidade sob reamostragem e não generalização entre regimes</w:t>
+            </w:r>
+            <w:r>
+              <w:rPr>
+                <w:rFonts w:ascii="Arial" w:hAnsi="Arial" w:cs="Arial" w:eastAsia="Arial"/>
+                <w:b w:val="0"/>
+                <w:i w:val="0"/>
+                <w:color w:val="000000"/>
+                <w:sz w:val="22"/>
+              </w:rPr>
+            </w:r>
+          </w:p>
+        </w:tc>
+        <w:tc>
+          <w:tcPr>
+            <w:tcW w:w="1451" w:type="dxa"/>
+            <w:tcBorders>
+              <w:top w:val="nil"/>
+              <w:left w:val="nil"/>
+              <w:bottom w:val="single" w:sz="6" w:space="0" w:color="000000"/>
+              <w:right w:val="nil"/>
+            </w:tcBorders>
+          </w:tcPr>
+          <w:p>
+            <w:pPr>
+              <w:keepNext/>
+              <w:spacing w:line="240" w:lineRule="auto" w:before="0" w:after="0"/>
+              <w:jc w:val="left"/>
+            </w:pPr>
+            <w:r>
+              <w:t>Média</w:t>
+            </w:r>
+            <w:r>
+              <w:rPr>
+                <w:rFonts w:ascii="Arial" w:hAnsi="Arial" w:cs="Arial" w:eastAsia="Arial"/>
+                <w:b w:val="0"/>
+                <w:i w:val="0"/>
+                <w:color w:val="000000"/>
+                <w:sz w:val="22"/>
+              </w:rPr>
+            </w:r>
+          </w:p>
+        </w:tc>
+      </w:tr>
     </w:tbl>
     <w:p>
       <w:pPr>
@@ -19255,7 +22827,7 @@
           <w:color w:val="000000"/>
           <w:sz w:val="22"/>
         </w:rPr>
-        <w:t>A principal contribuição teórica é a evidência empírica quantificada de circularidade em rotulagem por regra. O fenômeno do vazamento é conhecido; o que este trabalho acrescenta é a medição de sua magnitude e a demonstração de que ele constitui o modo de falha esperado, e não excepcional, da aplicação de aprendizado supervisionado à conciliação contábil, dado que a esmagadora maioria das organizações dispõe apenas de rótulos gerados por suas próprias regras de negócio. A queda do F1-macro de 1,0000 para 0,7568 e, sem os proxies de ISS, para 0,4966 estabelece referencial numérico para o custo de ignorar essa circularidade.</w:t>
+        <w:t>A principal contribuição teórica é a evidência empírica quantificada de circularidade em rotulagem por regra. O fenômeno do vazamento é conhecido; o que este trabalho acrescenta é a medição de sua magnitude e a demonstração de que ele constitui o modo de falha esperado, e não excepcional, da aplicação de aprendizado supervisionado à conciliação contábil, dado que a esmagadora maioria das organizações dispõe apenas de rótulos gerados por suas próprias regras de negócio. A queda do F1-macro de 1,0000 para 0,7630 e, sem os proxies de ISS, para 0,4976 estabelece referencial numérico para o custo de ignorar essa circularidade.</w:t>
       </w:r>
     </w:p>
     <w:p>
@@ -19376,7 +22948,7 @@
           <w:color w:val="000000"/>
           <w:sz w:val="22"/>
         </w:rPr>
-        <w:t>A representação atribuída aos dados e a procedência do rótulo pesaram mais sobre o desempenho da conciliação contábil automatizada do que a escolha do algoritmo. O desempenho perfeito obtido no primeiro experimento não mediu capacidade de aprendizado, e sim a circularidade entre a regra que gerou o rótulo e os atributos entregues ao classificador; a vantagem de nove pontos percentuais da floresta aleatória sobre os modelos de fronteira suave desapareceu integralmente com uma única alteração de codificação, sem mudança de algoritmo, de hiperparâmetro ou de dados. Sob rotulagem independente dos atributos e critério de decisão derivado do objetivo de controle, a floresta aleatória detectou 1,44 ponto percentual mais divergências que a máquina de vetores de suporte e 4,56 pontos percentuais mais que a regressão logística, com significância estatística e ao custo de encaminhar 27,6% do lote à revisão manual; a margem estreita, porém, torna interpretabilidade e custo operacional critérios legítimos de escolha entre os três.</w:t>
+        <w:t>A representação atribuída aos dados e a procedência do rótulo pesaram mais sobre o desempenho da conciliação contábil automatizada do que a escolha do algoritmo. O desempenho perfeito obtido no primeiro experimento não mediu capacidade de aprendizado, e sim a circularidade entre a regra que gerou o rótulo e os atributos entregues ao classificador; a vantagem de onze pontos percentuais de F1-macro da floresta aleatória sobre os modelos de fronteira suave desapareceu integralmente com uma única alteração de codificação, sem mudança de algoritmo, de hiperparâmetro ou de dados. Sob rotulagem independente dos atributos e critério de decisão derivado do objetivo de controle, a floresta aleatória detectou 1,44 ponto percentual mais divergências que a máquina de vetores de suporte e 4,56 pontos percentuais mais que a regressão logística, com significância estatística e ao custo de encaminhar 27,6% do lote à revisão manual; a margem estreita, porém, torna interpretabilidade e custo operacional critérios legítimos de escolha entre os três.</w:t>
       </w:r>
     </w:p>
     <w:p>
@@ -20122,7 +23694,7 @@
           <w:color w:val="000000"/>
           <w:sz w:val="22"/>
         </w:rPr>
-        <w:t>4. Substituir valores-sentinela por variável indicadora explícita de ausência, combinada com imputação neutra; neste estudo a alteração elevou a regressão logística de 0,8873 para 1,0000 de F1-macro e igualou os três algoritmos.</w:t>
+        <w:t>4. Substituir valores-sentinela por variável indicadora explícita de ausência, combinada com imputação neutra; neste estudo a alteração elevou a regressão logística de 0,8892 para 1,0000 de F1-macro e igualou os três algoritmos.</w:t>
       </w:r>
     </w:p>
     <w:p>
@@ -20213,6 +23785,96 @@
           <w:sz w:val="22"/>
         </w:rPr>
         <w:t>9. Submeter o desenho a revisão adversarial de código, e não apenas a verificação automatizada, porque cada instrumento só enxerga o modo de falha para o qual foi construído.</w:t>
+      </w:r>
+    </w:p>
+    <w:p>
+      <w:pPr>
+        <w:keepNext w:val="0"/>
+        <w:spacing w:line="360" w:lineRule="auto" w:before="0" w:after="0"/>
+        <w:ind w:firstLine="709"/>
+        <w:jc w:val="both"/>
+      </w:pPr>
+      <w:r>
+        <w:rPr>
+          <w:rFonts w:ascii="Arial" w:hAnsi="Arial" w:cs="Arial" w:eastAsia="Arial"/>
+          <w:b w:val="0"/>
+          <w:i w:val="0"/>
+          <w:color w:val="000000"/>
+          <w:sz w:val="22"/>
+        </w:rPr>
+        <w:t>10. Verificar reprodutibilidade entre processos distintos, e não dentro de um único: um teste que chama o gerador duas vezes no mesmo interpretador não observa a ordem de iteração de conjuntos nem a semente de dispersão, e passa sob qualquer uma delas.</w:t>
+      </w:r>
+    </w:p>
+    <w:p>
+      <w:pPr>
+        <w:keepNext w:val="0"/>
+        <w:spacing w:line="360" w:lineRule="auto" w:before="0" w:after="0"/>
+        <w:ind w:firstLine="709"/>
+        <w:jc w:val="both"/>
+      </w:pPr>
+      <w:r>
+        <w:rPr>
+          <w:rFonts w:ascii="Arial" w:hAnsi="Arial" w:cs="Arial" w:eastAsia="Arial"/>
+          <w:b w:val="0"/>
+          <w:i w:val="0"/>
+          <w:color w:val="000000"/>
+          <w:sz w:val="22"/>
+        </w:rPr>
+        <w:t>11. Ancorar toda janela temporal em data explícita, e nunca no relógio, porque uma base gerada contra a data corrente muda a cada execução sem que isso apareça em métrica agregada alguma.</w:t>
+      </w:r>
+    </w:p>
+    <w:p>
+      <w:pPr>
+        <w:keepNext w:val="0"/>
+        <w:spacing w:line="360" w:lineRule="auto" w:before="0" w:after="0"/>
+        <w:ind w:firstLine="709"/>
+        <w:jc w:val="both"/>
+      </w:pPr>
+      <w:r>
+        <w:rPr>
+          <w:rFonts w:ascii="Arial" w:hAnsi="Arial" w:cs="Arial" w:eastAsia="Arial"/>
+          <w:b w:val="0"/>
+          <w:i w:val="0"/>
+          <w:color w:val="000000"/>
+          <w:sz w:val="22"/>
+        </w:rPr>
+        <w:t>12. Semear fontes distintas com sementes distintas: duas fontes declaradas independentes mas derivadas da mesma semente compartilham a sequência e produzem coincidências impossíveis entre si.</w:t>
+      </w:r>
+    </w:p>
+    <w:p>
+      <w:pPr>
+        <w:keepNext w:val="0"/>
+        <w:spacing w:line="360" w:lineRule="auto" w:before="0" w:after="0"/>
+        <w:ind w:firstLine="709"/>
+        <w:jc w:val="both"/>
+      </w:pPr>
+      <w:r>
+        <w:rPr>
+          <w:rFonts w:ascii="Arial" w:hAnsi="Arial" w:cs="Arial" w:eastAsia="Arial"/>
+          <w:b w:val="0"/>
+          <w:i w:val="0"/>
+          <w:color w:val="000000"/>
+          <w:sz w:val="22"/>
+        </w:rPr>
+        <w:t>13. Comparar algoritmos também em métrica livre de limiar, porque pontos de operação escolhidos por algoritmo não caem sobre a mesma precisão realizada e, sem isso, um ganho de recall é indistinguível de um limiar mais frouxo.</w:t>
+      </w:r>
+    </w:p>
+    <w:p>
+      <w:pPr>
+        <w:keepNext w:val="0"/>
+        <w:spacing w:line="360" w:lineRule="auto" w:before="0" w:after="0"/>
+        <w:ind w:firstLine="709"/>
+        <w:jc w:val="both"/>
+      </w:pPr>
+      <w:r>
+        <w:rPr>
+          <w:rFonts w:ascii="Arial" w:hAnsi="Arial" w:cs="Arial" w:eastAsia="Arial"/>
+          <w:b w:val="0"/>
+          <w:i w:val="0"/>
+          <w:color w:val="000000"/>
+          <w:sz w:val="22"/>
+        </w:rPr>
+        <w:t>14. Exigir margem acima do piso ao calibrar o limiar de decisão, já que maximizar o recall sobre milhares de cortes seleciona o ponto que cruzou o piso por sorte e o piso não se sustenta fora da amostra.</w:t>
       </w:r>
     </w:p>
     <w:sectPr>

--- a/docs/monography/TCC - Artur Rios da Silva Oliveira.docx
+++ b/docs/monography/TCC - Artur Rios da Silva Oliveira.docx
@@ -455,7 +455,7 @@
           <w:color w:val="000000"/>
           <w:sz w:val="22"/>
         </w:rPr>
-        <w:t>A heterogeneidade das fontes constitui obstáculo anterior à modelagem. Processos de extração, transformação e carga [ETL] coletam dados de múltiplas origens com esquemas distintos, transformam-nos em representação utilizável e realizam a limpeza necessária para assegurar a validade das informações empregadas no treinamento (Cormier, 2025). Chaves de conciliação como o número de inscrição do fornecedor, as datas de emissão e de pagamento e os valores nominais exigem normalização prévia para que a comparação entre fontes seja possível.</w:t>
+        <w:t>A heterogeneidade das fontes constitui obstáculo anterior à modelagem. Processos de extração, transformação e carga [ETL] coletam dados de múltiplas origens com esquemas distintos, transformam-nos em representação utilizável e realizam a limpeza necessária para assegurar a validade das informações empregadas no treinamento (Cormier et al., 2025). Chaves de conciliação como o número de inscrição do fornecedor, as datas de emissão e de pagamento e os valores nominais exigem normalização prévia para que a comparação entre fontes seja possível.</w:t>
       </w:r>
     </w:p>
     <w:p>
@@ -5169,7 +5169,7 @@
           <w:color w:val="000000"/>
           <w:sz w:val="22"/>
         </w:rPr>
-        <w:t>Nota: as alíquotas e o limite de incidência são parâmetros de configuração do gerador, inspirados nas retenções incidentes sobre a prestação de serviços, e não constituem afirmação normativa</w:t>
+        <w:t>Nota: as alíquotas e o limite de incidência são parâmetros de configuração do gerador e não constituem afirmação normativa; as alíquotas de 1,50%, 4,65% e 11,00% correspondem às retenções vigentes de IRRF sobre serviços profissionais, de CSRF e de contribuição previdenciária, ao passo que o limite de R$ 5.000,00 reproduz a redação do art. 31 da Lei nº 10.833/2003 anterior à Lei nº 13.137/2015, que o revogou — ele é mantido por criar a interação condicional que o experimento explora, e não por descrever a regra em vigor</w:t>
       </w:r>
     </w:p>
     <w:p>
@@ -9290,7 +9290,7 @@
               <w:jc w:val="right"/>
             </w:pPr>
             <w:r>
-              <w:t>0,8678 ± 0,0151</w:t>
+              <w:t>0,8674 ± 0,0155</w:t>
             </w:r>
             <w:r>
               <w:rPr>
@@ -20118,6 +20118,24 @@
     <w:p>
       <w:pPr>
         <w:keepNext w:val="0"/>
+        <w:spacing w:line="360" w:lineRule="auto" w:before="0" w:after="0"/>
+        <w:ind w:firstLine="709"/>
+        <w:jc w:val="both"/>
+      </w:pPr>
+      <w:r>
+        <w:rPr>
+          <w:rFonts w:ascii="Arial" w:hAnsi="Arial" w:cs="Arial" w:eastAsia="Arial"/>
+          <w:b w:val="0"/>
+          <w:i w:val="0"/>
+          <w:color w:val="000000"/>
+          <w:sz w:val="22"/>
+        </w:rPr>
+        <w:t>Um sexto modo, encontrado na conferência final, é o mais puro da série. O pipeline principal construía a matriz de atributos a partir do quadro de dados ainda em memória, ao passo que a ablação e os cadernos a constroem a partir do arquivo CSV que o pipeline acabara de gravar: dois caminhos de código para o mesmo cálculo, sobre os mesmos dados. A ida e volta pelo arquivo perturba a diferença relativa de valor em cerca de 10⁻¹⁴ em 94 das 7.518 linhas, ruído de representação sem significado; esse ruído atravessa a padronização, alcança o otimizador nas vizinhanças de sua tolerância de convergência, e move o F1-macro de validação cruzada da regressão logística no cenário fuzzy de 0,8678 para 0,8674. Uma diferença de entrada de 10⁻¹⁴ produz uma diferença de saída de 3×10⁻⁴, que cai exatamente na quarta casa decimal em que este trabalho reporta suas métricas. O pipeline passou a ler de volta o arquivo que grava, de modo que existe um único caminho e um único conjunto de números, e a escolha da direção não é arbitrária: o CSV é o artefato que um leitor pode inspecionar e, portanto, deve ser aquele sobre o qual o modelo é ajustado.</w:t>
+      </w:r>
+    </w:p>
+    <w:p>
+      <w:pPr>
+        <w:keepNext w:val="0"/>
         <w:spacing w:line="240" w:lineRule="auto" w:before="0" w:after="0"/>
         <w:jc w:val="both"/>
       </w:pPr>
@@ -20710,6 +20728,101 @@
           </w:p>
         </w:tc>
       </w:tr>
+      <w:tr>
+        <w:trPr>
+          <w:cantSplit/>
+        </w:trPr>
+        <w:tc>
+          <w:tcPr>
+            <w:tcW w:w="2721" w:type="dxa"/>
+            <w:tcBorders>
+              <w:top w:val="nil"/>
+              <w:left w:val="nil"/>
+              <w:bottom w:val="single" w:sz="6" w:space="0" w:color="000000"/>
+              <w:right w:val="nil"/>
+            </w:tcBorders>
+          </w:tcPr>
+          <w:p>
+            <w:pPr>
+              <w:keepNext/>
+              <w:spacing w:line="240" w:lineRule="auto" w:before="0" w:after="0"/>
+              <w:jc w:val="both"/>
+            </w:pPr>
+            <w:r>
+              <w:t>Dois caminhos de código para o mesmo cálculo</w:t>
+            </w:r>
+            <w:r>
+              <w:rPr>
+                <w:rFonts w:ascii="Arial" w:hAnsi="Arial" w:cs="Arial" w:eastAsia="Arial"/>
+                <w:b w:val="0"/>
+                <w:i w:val="0"/>
+                <w:color w:val="000000"/>
+                <w:sz w:val="22"/>
+              </w:rPr>
+            </w:r>
+          </w:p>
+        </w:tc>
+        <w:tc>
+          <w:tcPr>
+            <w:tcW w:w="2721" w:type="dxa"/>
+            <w:tcBorders>
+              <w:top w:val="nil"/>
+              <w:left w:val="nil"/>
+              <w:bottom w:val="single" w:sz="6" w:space="0" w:color="000000"/>
+              <w:right w:val="nil"/>
+            </w:tcBorders>
+          </w:tcPr>
+          <w:p>
+            <w:pPr>
+              <w:keepNext/>
+              <w:spacing w:line="240" w:lineRule="auto" w:before="0" w:after="0"/>
+              <w:jc w:val="both"/>
+            </w:pPr>
+            <w:r>
+              <w:t>duas tabelas discordando na quarta casa decimal</w:t>
+            </w:r>
+            <w:r>
+              <w:rPr>
+                <w:rFonts w:ascii="Arial" w:hAnsi="Arial" w:cs="Arial" w:eastAsia="Arial"/>
+                <w:b w:val="0"/>
+                <w:i w:val="0"/>
+                <w:color w:val="000000"/>
+                <w:sz w:val="22"/>
+              </w:rPr>
+            </w:r>
+          </w:p>
+        </w:tc>
+        <w:tc>
+          <w:tcPr>
+            <w:tcW w:w="3628" w:type="dxa"/>
+            <w:tcBorders>
+              <w:top w:val="nil"/>
+              <w:left w:val="nil"/>
+              <w:bottom w:val="single" w:sz="6" w:space="0" w:color="000000"/>
+              <w:right w:val="nil"/>
+            </w:tcBorders>
+          </w:tcPr>
+          <w:p>
+            <w:pPr>
+              <w:keepNext/>
+              <w:spacing w:line="240" w:lineRule="auto" w:before="0" w:after="0"/>
+              <w:jc w:val="both"/>
+            </w:pPr>
+            <w:r>
+              <w:t>a ablação reproduz o experimento principal exatamente</w:t>
+            </w:r>
+            <w:r>
+              <w:rPr>
+                <w:rFonts w:ascii="Arial" w:hAnsi="Arial" w:cs="Arial" w:eastAsia="Arial"/>
+                <w:b w:val="0"/>
+                <w:i w:val="0"/>
+                <w:color w:val="000000"/>
+                <w:sz w:val="22"/>
+              </w:rPr>
+            </w:r>
+          </w:p>
+        </w:tc>
+      </w:tr>
     </w:tbl>
     <w:p>
       <w:pPr>
@@ -20750,7 +20863,7 @@
           <w:color w:val="000000"/>
           <w:sz w:val="22"/>
         </w:rPr>
-        <w:t>Os cinco modos pertencem à mesma família: configuração silenciosa que produz conclusão substantiva e errada sem se manifestar como erro. Os cinco produziriam tabelas plausíveis, e quatro deles foram encontrados por revisão adversarial do código, e não pelas métricas, que em nenhum dos casos exibiram sinal de anomalia. O quinto é o mais instrutivo, porque havia um teste automatizado escrito exatamente para ele e esse teste passava, medindo uma propriedade mais fraca do que a que seu nome anunciava. A contribuição metodológica não se resume à recomendação de verificar vazamento: está em que a verificação precisa ser sistemática e adversarial, porque cada instrumento só enxerga o modo de falha para o qual foi construído, e em que um teste pode atestar menos do que aparenta. O guarda contra vazamento é útil e não teria detectado quatro dos cinco.</w:t>
+        <w:t>Os seis modos pertencem à mesma família: configuração silenciosa que produz conclusão substantiva e errada sem se manifestar como erro. Os seis produziriam tabelas plausíveis, e cinco deles foram encontrados por revisão adversarial do código, e não pelas métricas, que em nenhum dos casos exibiram sinal de anomalia. O quinto é o mais instrutivo, porque havia um teste automatizado escrito exatamente para ele e esse teste passava, medindo uma propriedade mais fraca do que a que seu nome anunciava. A contribuição metodológica não se resume à recomendação de verificar vazamento: está em que a verificação precisa ser sistemática e adversarial, porque cada instrumento só enxerga o modo de falha para o qual foi construído, e em que um teste pode atestar menos do que aparenta. O guarda contra vazamento é útil e não teria detectado cinco dos seis.</w:t>
       </w:r>
     </w:p>
     <w:p>
@@ -22200,16 +22313,17 @@
               <w:spacing w:line="240" w:lineRule="auto" w:before="0" w:after="0"/>
               <w:jc w:val="both"/>
             </w:pPr>
-            <w:r/>
-            <w:r>
-              <w:rPr>
-                <w:rFonts w:ascii="Arial" w:hAnsi="Arial" w:cs="Arial" w:eastAsia="Arial"/>
-                <w:b w:val="0"/>
-                <w:i w:val="0"/>
-                <w:color w:val="000000"/>
-                <w:sz w:val="22"/>
-              </w:rPr>
-              <w:t>As alíquotas de retenção e o limite de incidência são parâmetros de configuração e exigem conferência normativa antes de qualquer afirmação jurídica</w:t>
+            <w:r>
+              <w:t>O limite de incidência da CSRF reproduz a redação anterior à Lei nº 13.137/2015, que o revogou; as alíquotas foram conferidas e estão vigentes, mas o gerador descreve um regime que já não é o de direito positivo</w:t>
+            </w:r>
+            <w:r>
+              <w:rPr>
+                <w:rFonts w:ascii="Arial" w:hAnsi="Arial" w:cs="Arial" w:eastAsia="Arial"/>
+                <w:b w:val="0"/>
+                <w:i w:val="0"/>
+                <w:color w:val="000000"/>
+                <w:sz w:val="22"/>
+              </w:rPr>
             </w:r>
           </w:p>
         </w:tc>
@@ -23110,7 +23224,7 @@
           <w:color w:val="000000"/>
           <w:sz w:val="22"/>
         </w:rPr>
-        <w:t>Cormier, K. 2025. Data extraction, transformation, and loading (ETL) process automation and data warehouse implementation for algorithmic trading machine learning modelling. In: IEEE International Systems Conference (SysCon), 2025, Montreal, Canadá. Anais... p. 1-8. Disponível em: &lt;https://doi.org/10.1109/SysCon64521.2025.11014812&gt;. Acesso em: 31 mar. 2026.</w:t>
+        <w:t>Cormier, K.; Gagnier, K.; Padron-Uy, J.; Sareen, D.; Parihar, A.; Khmelevsky, Y.; Hains, G.; Wong, A. 2025. Data extraction, transformation, and loading (ETL) process automation and data warehouse implementation for algorithmic trading machine learning modelling. In: IEEE International Systems Conference (SysCon), 2025, Montreal, QC, Canadá. Anais... p. 1-8. Disponível em: &lt;https://doi.org/10.1109/SysCon64521.2025.11014812&gt;. Acesso em: 31 mar. 2026.</w:t>
       </w:r>
     </w:p>
     <w:p>
@@ -23254,7 +23368,7 @@
           <w:color w:val="000000"/>
           <w:sz w:val="22"/>
         </w:rPr>
-        <w:t>França, R.P.; Monteiro, A.C.B.; Arthur, R.; Iano, Y. 2021. An overview of deep learning in big data, image, and signal processing in the modern digital age. p. 63-87. In: Piuri, V.; Raj, S.; Genovese, A.; Srivastava, R. Hybrid Computational Intelligence for Pattern Analysis. Academic Press. Disponível em: &lt;https://doi.org/10.1016/B978-0-12-822226-3.00003-9&gt;. Acesso em: 31 mar. 2026.</w:t>
+        <w:t>França, R.P.; Monteiro, A.C.B.; Arthur, R.; Iano, Y. 2021. An overview of deep learning in big data, image, and signal processing in the modern digital age. p. 63-87. In: Piuri, V.; Raj, S.; Genovese, A.; Srivastava, R. Trends in Deep Learning Methodologies. Academic Press. Disponível em: &lt;https://doi.org/10.1016/B978-0-12-822226-3.00003-9&gt;. Acesso em: 31 mar. 2026.</w:t>
       </w:r>
     </w:p>
     <w:p>

--- a/docs/monography/TCC - Artur Rios da Silva Oliveira.docx
+++ b/docs/monography/TCC - Artur Rios da Silva Oliveira.docx
@@ -19321,7 +19321,7 @@
           <w:color w:val="000000"/>
           <w:sz w:val="22"/>
         </w:rPr>
-        <w:t>A consequência não foi um atributo inerte, e sim um artefato de escala. Medido sobre 2.000 registros, o desvio-padrão da coluna era nulo no treino e de 25,48 no teste. O padronizador encontra variância zero, aplica sua guarda interna e mantém a escala unitária, de modo que as linhas de teste passam sem normalização para uma dimensão que o modelo jamais viu variar: 83,75% delas com escore padronizado superior a cinco em módulo, com máximo de 90. O núcleo radial colapsa. A floresta aleatória, invariante a transformações monotônicas, e a regressão logística, cujo coeficiente para uma coluna constante é nulo, não foram afetadas; apenas a máquina de vetores de suporte o foi. A Tabela 18 sintetiza o efeito da correção.</w:t>
+        <w:t>A consequência não foi um atributo inerte, e sim um artefato de escala. Medido sobre 2.000 registros, o desvio-padrão da coluna era nulo no treino e de 25,48 no teste. O padronizador encontra variância zero, aplica sua guarda interna e mantém a escala unitária, de modo que as linhas de teste passam sem normalização para uma dimensão que o modelo jamais viu variar: 83,75% delas com escore padronizado superior a cinco em módulo, com máximo de 90. O núcleo radial colapsa. A floresta aleatória, invariante a transformações monotônicas, e a regressão logística, cujo coeficiente para uma coluna constante é nulo, não foram afetadas; apenas a máquina de vetores de suporte o foi. A Tabela 21 sintetiza o efeito da correção.</w:t>
       </w:r>
     </w:p>
     <w:p>
@@ -19988,7 +19988,7 @@
           <w:color w:val="000000"/>
           <w:sz w:val="22"/>
         </w:rPr>
-        <w:t>O guarda contra vazamento não capturou esse defeito, e a razão é instrutiva. O instrumento testa se algum atributo prediz o rótulo bem demais; um atributo constante prediz o rótulo mal, marcando exatamente a taxa da classe majoritária, e passa no teste justamente por não conter informação alguma. A verificação que o teria capturado é outra: exigir que nenhuma coluna seja constante na partição de treino e que treino e teste apresentem escalas comparáveis. As duas asserções passaram a integrar a suíte de testes, a segunda padronizando a partição de teste com a média e o desvio da de treino e exigindo que nenhuma coluna lance uma fração apreciável das linhas além de cinco desvios. A Tabela 19 reúne os três modos de falha documentados ao longo do trabalho.</w:t>
+        <w:t>O guarda contra vazamento não capturou esse defeito, e a razão é instrutiva. O instrumento testa se algum atributo prediz o rótulo bem demais; um atributo constante prediz o rótulo mal, marcando exatamente a taxa da classe majoritária, e passa no teste justamente por não conter informação alguma. A verificação que o teria capturado é outra: exigir que nenhuma coluna seja constante na partição de treino e que treino e teste apresentem escalas comparáveis. As duas asserções passaram a integrar a suíte de testes, a segunda padronizando a partição de teste com a média e o desvio da de treino e exigindo que nenhuma coluna lance uma fração apreciável das linhas além de cinco desvios. A Tabela 22 reúne os seis modos de falha documentados ao longo do trabalho.</w:t>
       </w:r>
     </w:p>
     <w:p>

--- a/docs/monography/TCC - Artur Rios da Silva Oliveira.docx
+++ b/docs/monography/TCC - Artur Rios da Silva Oliveira.docx
@@ -527,7 +527,7 @@
           <w:color w:val="000000"/>
           <w:sz w:val="22"/>
         </w:rPr>
-        <w:t>Este trabalho teve por objetivo determinar qual desses três algoritmos melhor automatiza a conciliação entre registros de pagamento e notas fiscais de serviços eletrônicas, e estabelecer em que medida o desempenho observado decorre do algoritmo escolhido ou da representação atribuída aos dados.</w:t>
+        <w:t>Este trabalho teve por objetivo determinar qual desses três algoritmos melhor automatiza a conciliação entre registros de pagamento e notas fiscais de serviços eletrônicas, e estabelecer em que medida o desempenho observado decorre do algoritmo escolhido ou da representação atribuída aos dados. A hipótese que orientou a pesquisa foi a de que a aplicação de algoritmos de aprendizado de máquina, em conjunto com um processo de extração, transformação e carga, não apenas automatizaria a conciliação, mas também aprimoraria sua qualidade, identificando inconsistências que escapariam às abordagens baseadas em regras.</w:t>
       </w:r>
     </w:p>
     <w:p>
@@ -1327,7 +1327,7 @@
           <w:color w:val="000000"/>
           <w:sz w:val="22"/>
         </w:rPr>
-        <w:t>O módulo de extração leu a planilha de pagamentos e percorreu os documentos XML, convertendo ambos em estruturas tabulares. O módulo de limpeza padronizou os números de inscrição pela remoção de máscara e pela validação dos dígitos verificadores, converteu datas para um tipo temporal único e normalizou os valores monetários. A junção entre as fontes foi realizada pela inscrição do fornecedor, e produziu 7.518 registros a partir dos 7.500 pagamentos solicitados. A diferença não é uma duplicidade resolvida no cruzamento: são dezoito pagamentos cuja inscrição aparece em duas notas, de modo que a junção os multiplica em duas linhas, doze delas com rótulos contraditórios entre si. A causa está examinada adiante, entre os modos de falha silenciosa.</w:t>
+        <w:t>O módulo de extração leu a planilha de pagamentos e percorreu os documentos XML, convertendo ambos em estruturas tabulares. O módulo de limpeza padronizou os números de inscrição pela remoção de máscara e pela validação dos dígitos verificadores, converteu datas para um tipo temporal único e normalizou os valores monetários. A junção entre as fontes foi realizada pela inscrição do fornecedor, e produziu 7.518 registros a partir dos 7.500 pagamentos solicitados. A diferença não decorreu de duplicidade resolvida no cruzamento: dezoito pagamentos tinham a inscrição repetida em duas notas, e a junção os multiplicou em duas linhas, doze delas com rótulos contraditórios entre si, por uma causa discutida adiante entre os modos de falha silenciosa.</w:t>
       </w:r>
     </w:p>
     <w:p>
@@ -5169,7 +5169,7 @@
           <w:color w:val="000000"/>
           <w:sz w:val="22"/>
         </w:rPr>
-        <w:t>Nota: as alíquotas e o limite de incidência são parâmetros de configuração do gerador e não constituem afirmação normativa; as alíquotas de 1,50%, 4,65% e 11,00% correspondem às retenções vigentes de IRRF sobre serviços profissionais, de CSRF e de contribuição previdenciária, ao passo que o limite de R$ 5.000,00 reproduz a redação do art. 31 da Lei nº 10.833/2003 anterior à Lei nº 13.137/2015, que o revogou — ele é mantido por criar a interação condicional que o experimento explora, e não por descrever a regra em vigor</w:t>
+        <w:t>Nota: as alíquotas e o limite de incidência são parâmetros de configuração do gerador e não constituem afirmação normativa; as alíquotas de 1,50%, 4,65% e 11,00% correspondem às retenções vigentes de IRRF sobre serviços profissionais, de CSRF e de contribuição previdenciária, ao passo que o limite de R$ 5.000,00 reproduz a redação do art. 31 da Lei nº 10.833/2003 anterior à Lei nº 13.137/2015, que o revogou — ele foi mantido por criar a interação condicional que o experimento explora, e não por descrever a regra em vigor</w:t>
       </w:r>
     </w:p>
     <w:p>
@@ -7485,7 +7485,7 @@
           <w:color w:val="000000"/>
           <w:sz w:val="22"/>
         </w:rPr>
-        <w:t>A reprodutibilidade foi tratada como requisito de projeto, e não como consequência. Todos os parâmetros de simulação, rotulagem, modelagem e avaliação residem em um único arquivo de configuração; a semente é explícita em cada camada; e os artefatos de cada cenário são persistidos em diretórios separados. A janela de datas simuladas é ancorada em uma data de referência declarada na configuração, e não no relógio, e a lista de inscrições é construída na ordem de sorteio, e não pela iteração de um conjunto — duas correções cuja ausência tornava o experimento principal não reprodutível, como a discussão detalha. Uma suíte de 140 testes automatizados cobre os quatro módulos do pacote e inclui asserções de regressão para os modos de falha descobertos ao longo do trabalho, entre eles a detecção de vazamento em base deliberadamente circular, a exigência de que nenhuma coluna seja constante na partição de treino, a exigência de que treino e teste apresentem escalas comparáveis, a reprodutibilidade da geração entre processos distintos e a verificação de que o limiar de decisão jamais seja calibrado no conjunto de teste.</w:t>
+        <w:t>A reprodutibilidade foi tratada como requisito de projeto, e não como consequência. Todos os parâmetros de simulação, rotulagem, modelagem e avaliação residem em um único arquivo de configuração; a semente é explícita em cada camada; e os artefatos de cada cenário são persistidos em diretórios separados. A janela de datas simuladas foi ancorada em uma data de referência declarada na configuração, e não no relógio, e a lista de inscrições passou a ser construída na ordem de sorteio, e não pela iteração de um conjunto — duas correções cuja ausência tornava o experimento principal não reprodutível, como a discussão detalha. Uma suíte de 140 testes automatizados cobre os quatro módulos do pacote e inclui asserções de regressão para os modos de falha descobertos ao longo do trabalho, entre eles a detecção de vazamento em base deliberadamente circular, a exigência de que nenhuma coluna seja constante na partição de treino, a exigência de que treino e teste apresentem escalas comparáveis, a reprodutibilidade da geração entre processos distintos e a verificação de que o limiar de decisão jamais seja calibrado no conjunto de teste.</w:t>
       </w:r>
     </w:p>
     <w:p>
@@ -9411,7 +9411,7 @@
           <w:color w:val="000000"/>
           <w:sz w:val="22"/>
         </w:rPr>
-        <w:t>A evidência empírica é inequívoca. No cenário exact, a diferença relativa de valor e a diferença de dias concentraram, respectivamente, cerca de 0,44 e 0,43 da importância total por redução de impureza, o que corresponde a aproximadamente 87% do total; as cinco variáveis restantes somaram cerca de 13%, e o indicador de inscrição do fornecedor apresentou importância exatamente nula. Vale a cautela recomendada por Strobl et al. (2007) quanto ao viés dessa medida em favor de variáveis contínuas de alta cardinalidade, embora a hierarquia observada seja robusta o bastante para sustentar o argumento.</w:t>
+        <w:t>A evidência empírica é inequívoca. No cenário exact, a diferença relativa de valor e a diferença de dias concentraram, respectivamente, cerca de 0,44 e 0,43 da importância total por redução de impureza, o que corresponde a aproximadamente 87% do total; as cinco variáveis restantes somaram cerca de 13%, e o indicador de inscrição do fornecedor apresentou importância exatamente nula. A medida é enviesada em favor de variáveis contínuas de alta cardinalidade (Strobl et al., 2007), mas a hierarquia observada mostrou-se robusta o bastante para sustentar o argumento.</w:t>
       </w:r>
     </w:p>
     <w:p>
@@ -12874,7 +12874,7 @@
           <w:color w:val="000000"/>
           <w:sz w:val="22"/>
         </w:rPr>
-        <w:t>A tendência a silenciar exceções não é acidental. Decorre da combinação entre o desbalanço de classes, com 69,8% de registros conciliados, e uma métrica de seleção simétrica que trata como equivalentes a revisão manual redundante e a divergência não detectada. O ponto conecta o trabalho à teoria de aprendizado sensível a custo (Elkan, 2001) e sustenta a recomendação de que, em conciliação, a métrica de seleção de modelo seja o recall da classe de exceção sob restrição de precisão mínima aceitável, e não a acurácia nem o F1-macro. Um sistema que encaminha 15% dos registros à revisão manual sem deixar passar divergência alguma é operacionalmente superior a outro que automatiza 91% silenciando parcela expressiva das exceções.</w:t>
+        <w:t>A tendência a silenciar exceções não é acidental. Decorre da combinação entre o desbalanço de classes, com 69,8% de registros conciliados, e uma métrica de seleção simétrica que trata como equivalentes a revisão manual redundante e a divergência não detectada. O ponto conecta o trabalho à teoria de aprendizado sensível a custo (Elkan, 2001) e sustenta a recomendação de que, em conciliação, a métrica de seleção de modelo seja o recall da classe de exceção sob restrição de precisão mínima aceitável, e não a acurácia nem o F1-macro. A ordenação não é uma preferência deste trabalho: a norma brasileira de amostragem em auditoria define o risco de amostragem como a possibilidade de duas conclusões erradas e as hierarquiza explicitamente, atribuindo à conclusão de que não há distorção relevante quando ela existe o comprometimento da eficácia da auditoria, e à conclusão oposta apenas o da eficiência, por gerar trabalho adicional (Conselho Federal de Contabilidade [CFC], 2009). A divergência silenciada é o erro de eficácia; a revisão redundante, o de eficiência. Um sistema que encaminha 15% dos registros à revisão manual sem deixar passar divergência alguma é operacionalmente superior a outro que automatiza 91% silenciando parcela expressiva das exceções.</w:t>
       </w:r>
     </w:p>
     <w:p>
@@ -12892,7 +12892,7 @@
           <w:color w:val="000000"/>
           <w:sz w:val="22"/>
         </w:rPr>
-        <w:t>Cabe registrar ainda a discrepância entre a área sob a curva ROC e o F1-macro: a máquina de vetores de suporte atingiu 0,9824 de área no cenário exact com apenas 0,8892 de F1-macro, e a regressão logística 0,9877 com o mesmo 0,8892. Com classes desbalanceadas, a curva ROC produz impressão otimista do desempenho, fenômeno documentado por Saito e Rehmsmeier (2015). A ablação oferece ilustração ainda mais didática, pois no cenário fuzzy sem vazamento a máquina de vetores de suporte alcançou acurácia de 0,8491 sem jamais predizer a classe intermediária, com recall nulo nessa classe.</w:t>
+        <w:t>A área sob a curva ROC e o F1-macro divergiram: a máquina de vetores de suporte atingiu 0,9824 de área no cenário exact com apenas 0,8892 de F1-macro, e a regressão logística 0,9877 com o mesmo 0,8892. Com classes desbalanceadas, a curva ROC produz impressão otimista do desempenho, fenômeno documentado por Saito e Rehmsmeier (2015). A ablação oferece ilustração ainda mais didática, pois no cenário fuzzy sem vazamento a máquina de vetores de suporte alcançou acurácia de 0,8491 sem jamais predizer a classe intermediária, com recall nulo nessa classe.</w:t>
       </w:r>
     </w:p>
     <w:p>
@@ -20881,7 +20881,7 @@
           <w:color w:val="000000"/>
           <w:sz w:val="22"/>
         </w:rPr>
-        <w:t>Cabe a ressalva de que o artefato foi reduzido, não eliminado. Com cinco pagamentos por fornecedor, uma linha de treino contribui para a mediana do próprio fornecedor, de modo que seu desvio é encolhido em relação ao de uma linha de teste: na configuração de 7.500 registros, o desvio-padrão é de cerca de 13,8 no treino contra 18,5 no teste. Trata-se do mesmo mecanismo em amplitude muito menor, com as linhas extremas em torno de cinco desvios, uma cauda fina, e não os 83,75% que colapsaram o núcleo. Uma mediana calculada com exclusão da própria observação removeria o resíduo.</w:t>
+        <w:t>O artefato foi reduzido, não eliminado. Com cinco pagamentos por fornecedor, uma linha de treino contribui para a mediana do próprio fornecedor, de modo que seu desvio é encolhido em relação ao de uma linha de teste: na configuração de 7.500 registros, o desvio-padrão é de cerca de 13,8 no treino contra 18,5 no teste. Trata-se do mesmo mecanismo em amplitude muito menor, com as linhas extremas em torno de cinco desvios, uma cauda fina, e não os 83,75% que colapsaram o núcleo. Uma mediana calculada com exclusão da própria observação removeria o resíduo.</w:t>
       </w:r>
     </w:p>
     <w:p>
@@ -22869,6 +22869,71 @@
           </w:p>
         </w:tc>
       </w:tr>
+      <w:tr>
+        <w:trPr>
+          <w:cantSplit/>
+        </w:trPr>
+        <w:tc>
+          <w:tcPr>
+            <w:tcW w:w="7618" w:type="dxa"/>
+            <w:tcBorders>
+              <w:top w:val="nil"/>
+              <w:left w:val="nil"/>
+              <w:bottom w:val="single" w:sz="6" w:space="0" w:color="000000"/>
+              <w:right w:val="nil"/>
+            </w:tcBorders>
+          </w:tcPr>
+          <w:p>
+            <w:pPr>
+              <w:keepNext/>
+              <w:spacing w:line="240" w:lineRule="auto" w:before="0" w:after="0"/>
+              <w:jc w:val="both"/>
+            </w:pPr>
+            <w:r>
+              <w:t>O experimento de comparação não incluiu linha de base baseada em regras, de modo que a superioridade do aprendizado supervisionado sobre a conciliação por regras não foi testada sob rotulagem independente</w:t>
+            </w:r>
+            <w:r>
+              <w:rPr>
+                <w:rFonts w:ascii="Arial" w:hAnsi="Arial" w:cs="Arial" w:eastAsia="Arial"/>
+                <w:b w:val="0"/>
+                <w:i w:val="0"/>
+                <w:color w:val="000000"/>
+                <w:sz w:val="22"/>
+              </w:rPr>
+            </w:r>
+          </w:p>
+        </w:tc>
+        <w:tc>
+          <w:tcPr>
+            <w:tcW w:w="1451" w:type="dxa"/>
+            <w:tcBorders>
+              <w:top w:val="nil"/>
+              <w:left w:val="nil"/>
+              <w:bottom w:val="single" w:sz="6" w:space="0" w:color="000000"/>
+              <w:right w:val="nil"/>
+            </w:tcBorders>
+          </w:tcPr>
+          <w:p>
+            <w:pPr>
+              <w:keepNext/>
+              <w:spacing w:line="240" w:lineRule="auto" w:before="0" w:after="0"/>
+              <w:jc w:val="left"/>
+            </w:pPr>
+            <w:r>
+              <w:t>Alta</w:t>
+            </w:r>
+            <w:r>
+              <w:rPr>
+                <w:rFonts w:ascii="Arial" w:hAnsi="Arial" w:cs="Arial" w:eastAsia="Arial"/>
+                <w:b w:val="0"/>
+                <w:i w:val="0"/>
+                <w:color w:val="000000"/>
+                <w:sz w:val="22"/>
+              </w:rPr>
+            </w:r>
+          </w:p>
+        </w:tc>
+      </w:tr>
     </w:tbl>
     <w:p>
       <w:pPr>
@@ -23062,7 +23127,7 @@
           <w:color w:val="000000"/>
           <w:sz w:val="22"/>
         </w:rPr>
-        <w:t>A representação atribuída aos dados e a procedência do rótulo pesaram mais sobre o desempenho da conciliação contábil automatizada do que a escolha do algoritmo. O desempenho perfeito obtido no primeiro experimento não mediu capacidade de aprendizado, e sim a circularidade entre a regra que gerou o rótulo e os atributos entregues ao classificador; a vantagem de onze pontos percentuais de F1-macro da floresta aleatória sobre os modelos de fronteira suave desapareceu integralmente com uma única alteração de codificação, sem mudança de algoritmo, de hiperparâmetro ou de dados. Sob rotulagem independente dos atributos e critério de decisão derivado do objetivo de controle, a floresta aleatória detectou 1,44 ponto percentual mais divergências que a máquina de vetores de suporte e 4,56 pontos percentuais mais que a regressão logística, com significância estatística e ao custo de encaminhar 27,6% do lote à revisão manual; a margem estreita, porém, torna interpretabilidade e custo operacional critérios legítimos de escolha entre os três.</w:t>
+        <w:t>A representação atribuída aos dados e a procedência do rótulo pesaram mais sobre a conciliação contábil automatizada do que a escolha do algoritmo. Com o rótulo derivado de regra aplicada aos próprios atributos, os classificadores reproduziram a regra em vez de aprender a tarefa, e a vantagem aparente da floresta aleatória desapareceu com uma única alteração de codificação. Com rótulo independente e critério derivado do objetivo de controle, a floresta aleatória foi o algoritmo que melhor automatizou a conciliação, detectando mais divergências sem perda estatisticamente significativa de precisão, mas por margem estreita o bastante para que interpretabilidade e custo operacional sejam critérios legítimos de escolha. A hipótese de que o aprendizado de máquina aprimoraria a qualidade da conciliação não se confirmou onde a regra era conhecida, pois os modelos apenas a reproduziram com maior opacidade; onde a evidência era ambígua, eles automatizaram a triagem de exceções com precisão controlada, mas sem confronto com uma abordagem baseada em regras, de modo que a superioridade sobre esta permaneceu não demonstrada.</w:t>
       </w:r>
     </w:p>
     <w:p>
@@ -23201,6 +23266,30 @@
           <w:sz w:val="22"/>
         </w:rPr>
         <w:t>Christen, P. 2012. Data Matching: Concepts and techniques for record linkage, entity resolution and duplicate detection. Springer, Heidelberg, Alemanha.</w:t>
+      </w:r>
+    </w:p>
+    <w:p>
+      <w:pPr>
+        <w:keepNext w:val="0"/>
+        <w:spacing w:line="240" w:lineRule="auto" w:before="0" w:after="0"/>
+        <w:jc w:val="both"/>
+      </w:pPr>
+    </w:p>
+    <w:p>
+      <w:pPr>
+        <w:keepNext w:val="0"/>
+        <w:spacing w:line="240" w:lineRule="auto" w:before="0" w:after="0"/>
+        <w:jc w:val="left"/>
+      </w:pPr>
+      <w:r>
+        <w:rPr>
+          <w:rFonts w:ascii="Arial" w:hAnsi="Arial" w:cs="Arial" w:eastAsia="Arial"/>
+          <w:b w:val="0"/>
+          <w:i w:val="0"/>
+          <w:color w:val="000000"/>
+          <w:sz w:val="22"/>
+        </w:rPr>
+        <w:t>Conselho Federal de Contabilidade [CFC]. 2009. Resolução CFC nº 1.222, de 27 de novembro de 2009. Aprova a NBC TA 530 – Amostragem em Auditoria. Diário Oficial da União, Brasília, 4 dez. 2009.</w:t>
       </w:r>
     </w:p>
     <w:p>

--- a/docs/monography/TCC - Artur Rios da Silva Oliveira.docx
+++ b/docs/monography/TCC - Artur Rios da Silva Oliveira.docx
@@ -136,7 +136,7 @@
           <w:color w:val="000000"/>
           <w:sz w:val="18"/>
         </w:rPr>
-        <w:t xml:space="preserve"> [Titulação]. E-mail autor correspondente: arturdev@duck.com</w:t>
+        <w:t xml:space="preserve"> Bacharel em Sistemas de Informação. UMC. E-mail autor correspondente: arturdev@duck.com</w:t>
       </w:r>
     </w:p>
     <w:p>
@@ -164,7 +164,7 @@
           <w:color w:val="000000"/>
           <w:sz w:val="18"/>
         </w:rPr>
-        <w:t xml:space="preserve"> [Titulação]. E-mail: [e-mail do orientador]</w:t>
+        <w:t xml:space="preserve"> Mestre em Administração. USP. E-mail: mouco@alumni.usp.br</w:t>
       </w:r>
     </w:p>
     <w:p>
